--- a/TFG/Memoria_TFG 2025-26.docx
+++ b/TFG/Memoria_TFG 2025-26.docx
@@ -34,7 +34,7 @@
           <w:lang w:eastAsia="es-ES"/>
         </w:rPr>
         <w:drawing>
-          <wp:inline distT="0" distB="0" distL="0" distR="0" wp14:anchorId="19882AF8" wp14:editId="62A8D2E3">
+          <wp:inline distT="0" distB="0" distL="0" distR="0" wp14:anchorId="19882AF8" wp14:editId="70DEAFF3">
             <wp:extent cx="3524250" cy="1771650"/>
             <wp:effectExtent l="0" t="0" r="0" b="0"/>
             <wp:docPr id="923855780" name="Imagen 923855780"/>
@@ -231,7 +231,6 @@
         </w:rPr>
         <w:t xml:space="preserve">Saul Nebreda </w:t>
       </w:r>
-      <w:proofErr w:type="spellStart"/>
       <w:r>
         <w:rPr>
           <w:rFonts w:ascii="Arial" w:hAnsi="Arial" w:cs="Arial"/>
@@ -239,9 +238,8 @@
           <w:sz w:val="32"/>
           <w:szCs w:val="32"/>
         </w:rPr>
-        <w:t>Martinez</w:t>
-      </w:r>
-      <w:proofErr w:type="spellEnd"/>
+        <w:t>Martínez</w:t>
+      </w:r>
     </w:p>
     <w:p>
       <w:pPr>
@@ -3184,7 +3182,7 @@
           <w:lang w:eastAsia="es-ES"/>
         </w:rPr>
         <w:drawing>
-          <wp:inline distT="0" distB="0" distL="0" distR="0" wp14:anchorId="2553B363" wp14:editId="0D21BEFE">
+          <wp:inline distT="0" distB="0" distL="0" distR="0" wp14:anchorId="2553B363" wp14:editId="5CB39818">
             <wp:extent cx="2762907" cy="2003108"/>
             <wp:effectExtent l="0" t="0" r="0" b="0"/>
             <wp:docPr id="1095691568" name="Imagen 1095691568"/>
@@ -6215,6 +6213,15 @@
 </file>
 
 <file path=customXml/item1.xml><?xml version="1.0" encoding="utf-8"?>
+<?mso-contentType ?>
+<FormTemplates xmlns="http://schemas.microsoft.com/sharepoint/v3/contenttype/forms">
+  <Display>DocumentLibraryForm</Display>
+  <Edit>DocumentLibraryForm</Edit>
+  <New>DocumentLibraryForm</New>
+</FormTemplates>
+</file>
+
+<file path=customXml/item2.xml><?xml version="1.0" encoding="utf-8"?>
 <ct:contentTypeSchema xmlns:ct="http://schemas.microsoft.com/office/2006/metadata/contentType" xmlns:ma="http://schemas.microsoft.com/office/2006/metadata/properties/metaAttributes" ct:_="" ma:_="" ma:contentTypeName="Documento" ma:contentTypeID="0x0101008CD8C293B1B33442A2596F7F4EB4F7DA" ma:contentTypeVersion="13" ma:contentTypeDescription="Crear nuevo documento." ma:contentTypeScope="" ma:versionID="3fff2a8d346b842f093bb3701a245707">
   <xsd:schema xmlns:xsd="http://www.w3.org/2001/XMLSchema" xmlns:xs="http://www.w3.org/2001/XMLSchema" xmlns:p="http://schemas.microsoft.com/office/2006/metadata/properties" xmlns:ns2="439adc47-72d5-4f73-991c-913beebc2c9a" xmlns:ns3="59390006-c430-45d0-b76a-cc9d620cdd55" targetNamespace="http://schemas.microsoft.com/office/2006/metadata/properties" ma:root="true" ma:fieldsID="1598023d093cbc92eb58db4e954047a9" ns2:_="" ns3:_="">
     <xsd:import namespace="439adc47-72d5-4f73-991c-913beebc2c9a"/>
@@ -6437,20 +6444,7 @@
 </ct:contentTypeSchema>
 </file>
 
-<file path=customXml/item2.xml><?xml version="1.0" encoding="utf-8"?>
-<?mso-contentType ?>
-<FormTemplates xmlns="http://schemas.microsoft.com/sharepoint/v3/contenttype/forms">
-  <Display>DocumentLibraryForm</Display>
-  <Edit>DocumentLibraryForm</Edit>
-  <New>DocumentLibraryForm</New>
-</FormTemplates>
-</file>
-
 <file path=customXml/item3.xml><?xml version="1.0" encoding="utf-8"?>
-<b:Sources xmlns:b="http://schemas.openxmlformats.org/officeDocument/2006/bibliography" xmlns="http://schemas.openxmlformats.org/officeDocument/2006/bibliography" SelectedStyle="\APASixthEditionOfficeOnline.xsl" StyleName="APA" Version="6"/>
-</file>
-
-<file path=customXml/item4.xml><?xml version="1.0" encoding="utf-8"?>
 <p:properties xmlns:p="http://schemas.microsoft.com/office/2006/metadata/properties" xmlns:xsi="http://www.w3.org/2001/XMLSchema-instance" xmlns:pc="http://schemas.microsoft.com/office/infopath/2007/PartnerControls">
   <documentManagement>
     <TaxCatchAll xmlns="59390006-c430-45d0-b76a-cc9d620cdd55" xsi:nil="true"/>
@@ -6461,7 +6455,19 @@
 </p:properties>
 </file>
 
+<file path=customXml/item4.xml><?xml version="1.0" encoding="utf-8"?>
+<b:Sources xmlns:b="http://schemas.openxmlformats.org/officeDocument/2006/bibliography" xmlns="http://schemas.openxmlformats.org/officeDocument/2006/bibliography" SelectedStyle="\APASixthEditionOfficeOnline.xsl" StyleName="APA" Version="6"/>
+</file>
+
 <file path=customXml/itemProps1.xml><?xml version="1.0" encoding="utf-8"?>
+<ds:datastoreItem xmlns:ds="http://schemas.openxmlformats.org/officeDocument/2006/customXml" ds:itemID="{42E3C8EC-5B10-45B3-8E97-FBD6324B8BB9}">
+  <ds:schemaRefs>
+    <ds:schemaRef ds:uri="http://schemas.microsoft.com/sharepoint/v3/contenttype/forms"/>
+  </ds:schemaRefs>
+</ds:datastoreItem>
+</file>
+
+<file path=customXml/itemProps2.xml><?xml version="1.0" encoding="utf-8"?>
 <ds:datastoreItem xmlns:ds="http://schemas.openxmlformats.org/officeDocument/2006/customXml" ds:itemID="{B56C9B97-3894-4B38-A6AD-295A7F0C1DBC}">
   <ds:schemaRefs>
     <ds:schemaRef ds:uri="http://schemas.microsoft.com/office/2006/metadata/contentType"/>
@@ -6480,23 +6486,7 @@
 </ds:datastoreItem>
 </file>
 
-<file path=customXml/itemProps2.xml><?xml version="1.0" encoding="utf-8"?>
-<ds:datastoreItem xmlns:ds="http://schemas.openxmlformats.org/officeDocument/2006/customXml" ds:itemID="{42E3C8EC-5B10-45B3-8E97-FBD6324B8BB9}">
-  <ds:schemaRefs>
-    <ds:schemaRef ds:uri="http://schemas.microsoft.com/sharepoint/v3/contenttype/forms"/>
-  </ds:schemaRefs>
-</ds:datastoreItem>
-</file>
-
 <file path=customXml/itemProps3.xml><?xml version="1.0" encoding="utf-8"?>
-<ds:datastoreItem xmlns:ds="http://schemas.openxmlformats.org/officeDocument/2006/customXml" ds:itemID="{4DCDDEEF-4063-457A-9E32-4CEA8C90D2ED}">
-  <ds:schemaRefs>
-    <ds:schemaRef ds:uri="http://schemas.openxmlformats.org/officeDocument/2006/bibliography"/>
-  </ds:schemaRefs>
-</ds:datastoreItem>
-</file>
-
-<file path=customXml/itemProps4.xml><?xml version="1.0" encoding="utf-8"?>
 <ds:datastoreItem xmlns:ds="http://schemas.openxmlformats.org/officeDocument/2006/customXml" ds:itemID="{BCDA797D-315A-42FB-BB9A-CCFA3A760578}">
   <ds:schemaRefs>
     <ds:schemaRef ds:uri="http://schemas.microsoft.com/office/2006/metadata/properties"/>
@@ -6505,4 +6495,12 @@
     <ds:schemaRef ds:uri="439adc47-72d5-4f73-991c-913beebc2c9a"/>
   </ds:schemaRefs>
 </ds:datastoreItem>
+</file>
+
+<file path=customXml/itemProps4.xml><?xml version="1.0" encoding="utf-8"?>
+<ds:datastoreItem xmlns:ds="http://schemas.openxmlformats.org/officeDocument/2006/customXml" ds:itemID="{4DCDDEEF-4063-457A-9E32-4CEA8C90D2ED}">
+  <ds:schemaRefs>
+    <ds:schemaRef ds:uri="http://schemas.openxmlformats.org/officeDocument/2006/bibliography"/>
+  </ds:schemaRefs>
+</ds:datastoreItem>
 </file>
--- a/TFG/Memoria_TFG 2025-26.docx
+++ b/TFG/Memoria_TFG 2025-26.docx
@@ -34,7 +34,7 @@
           <w:lang w:eastAsia="es-ES"/>
         </w:rPr>
         <w:drawing>
-          <wp:inline distT="0" distB="0" distL="0" distR="0" wp14:anchorId="19882AF8" wp14:editId="70DEAFF3">
+          <wp:inline distT="0" distB="0" distL="0" distR="0" wp14:anchorId="19882AF8" wp14:editId="19493A80">
             <wp:extent cx="3524250" cy="1771650"/>
             <wp:effectExtent l="0" t="0" r="0" b="0"/>
             <wp:docPr id="923855780" name="Imagen 923855780"/>
@@ -259,77 +259,594 @@
           <w:sz w:val="32"/>
           <w:szCs w:val="32"/>
         </w:rPr>
-        <w:t>Tutor</w:t>
-      </w:r>
-      <w:r>
+        <w:t>Julián del Castillo Pintado</w:t>
+      </w:r>
+    </w:p>
+    <w:p>
+      <w:pPr>
+        <w:rPr>
+          <w:color w:val="000000" w:themeColor="text1"/>
+        </w:rPr>
+      </w:pPr>
+      <w:r>
+        <w:rPr>
+          <w:color w:val="000000" w:themeColor="text1"/>
+        </w:rPr>
+        <w:br w:type="page"/>
+      </w:r>
+    </w:p>
+    <w:p>
+      <w:pPr>
+        <w:spacing w:line="360" w:lineRule="auto"/>
+        <w:jc w:val="right"/>
         <w:rPr>
           <w:rFonts w:ascii="Arial" w:hAnsi="Arial" w:cs="Arial"/>
           <w:color w:val="000000" w:themeColor="text1"/>
           <w:sz w:val="32"/>
           <w:szCs w:val="32"/>
         </w:rPr>
-        <w:t xml:space="preserve"> del TFG</w:t>
-      </w:r>
-    </w:p>
-    <w:p>
-      <w:pPr>
-        <w:rPr>
-          <w:color w:val="000000" w:themeColor="text1"/>
-        </w:rPr>
-      </w:pPr>
-      <w:r>
-        <w:rPr>
-          <w:color w:val="000000" w:themeColor="text1"/>
-        </w:rPr>
-        <w:br w:type="page"/>
-      </w:r>
-    </w:p>
-    <w:p>
-      <w:pPr>
-        <w:spacing w:line="360" w:lineRule="auto"/>
-        <w:jc w:val="right"/>
+      </w:pPr>
+      <w:r>
         <w:rPr>
           <w:rFonts w:ascii="Arial" w:hAnsi="Arial" w:cs="Arial"/>
           <w:color w:val="000000" w:themeColor="text1"/>
           <w:sz w:val="32"/>
           <w:szCs w:val="32"/>
         </w:rPr>
-      </w:pPr>
-      <w:r>
+        <w:lastRenderedPageBreak/>
+        <w:t>DEDICATORIA (OPCIONAL)</w:t>
+      </w:r>
+    </w:p>
+    <w:p>
+      <w:pPr>
+        <w:spacing w:line="360" w:lineRule="auto"/>
+        <w:rPr>
+          <w:color w:val="000000" w:themeColor="text1"/>
+        </w:rPr>
+      </w:pPr>
+      <w:r>
+        <w:rPr>
+          <w:color w:val="000000" w:themeColor="text1"/>
+        </w:rPr>
+        <w:br w:type="page"/>
+      </w:r>
+    </w:p>
+    <w:p>
+      <w:pPr>
+        <w:spacing w:line="360" w:lineRule="auto"/>
+        <w:jc w:val="both"/>
         <w:rPr>
           <w:rFonts w:ascii="Arial" w:hAnsi="Arial" w:cs="Arial"/>
           <w:color w:val="000000" w:themeColor="text1"/>
           <w:sz w:val="32"/>
           <w:szCs w:val="32"/>
         </w:rPr>
-        <w:lastRenderedPageBreak/>
-        <w:t>DEDICATORIA (OPCIONAL)</w:t>
-      </w:r>
-    </w:p>
-    <w:p>
-      <w:pPr>
-        <w:spacing w:line="360" w:lineRule="auto"/>
-        <w:rPr>
-          <w:color w:val="000000" w:themeColor="text1"/>
-        </w:rPr>
-      </w:pPr>
-      <w:r>
-        <w:rPr>
-          <w:color w:val="000000" w:themeColor="text1"/>
-        </w:rPr>
-        <w:br w:type="page"/>
-      </w:r>
-    </w:p>
-    <w:p>
-      <w:pPr>
-        <w:spacing w:line="360" w:lineRule="auto"/>
-        <w:jc w:val="both"/>
+      </w:pPr>
+      <w:r>
         <w:rPr>
           <w:rFonts w:ascii="Arial" w:hAnsi="Arial" w:cs="Arial"/>
           <w:color w:val="000000" w:themeColor="text1"/>
           <w:sz w:val="32"/>
           <w:szCs w:val="32"/>
         </w:rPr>
+        <w:lastRenderedPageBreak/>
+        <w:t>ÍNDICES</w:t>
+      </w:r>
+    </w:p>
+    <w:p>
+      <w:pPr>
+        <w:spacing w:line="360" w:lineRule="auto"/>
+        <w:jc w:val="both"/>
+        <w:rPr>
+          <w:rFonts w:ascii="Arial" w:hAnsi="Arial" w:cs="Arial"/>
+          <w:color w:val="000000" w:themeColor="text1"/>
+        </w:rPr>
+      </w:pPr>
+      <w:r>
+        <w:rPr>
+          <w:rFonts w:ascii="Arial" w:hAnsi="Arial" w:cs="Arial"/>
+          <w:color w:val="000000" w:themeColor="text1"/>
+        </w:rPr>
+        <w:t>De contenido, tablas e ilustraciones.</w:t>
+      </w:r>
+      <w:r>
+        <w:rPr>
+          <w:rFonts w:ascii="Arial" w:hAnsi="Arial" w:cs="Arial"/>
+          <w:color w:val="000000" w:themeColor="text1"/>
+        </w:rPr>
+        <w:t xml:space="preserve"> Se recomienda realizarlos de manera automática.</w:t>
+      </w:r>
+    </w:p>
+    <w:p>
+      <w:pPr>
+        <w:spacing w:line="360" w:lineRule="auto"/>
+        <w:jc w:val="both"/>
+        <w:rPr>
+          <w:rFonts w:ascii="Arial" w:hAnsi="Arial" w:cs="Arial"/>
+          <w:color w:val="000000" w:themeColor="text1"/>
+        </w:rPr>
+      </w:pPr>
+      <w:r>
+        <w:rPr>
+          <w:rFonts w:ascii="Arial" w:hAnsi="Arial" w:cs="Arial"/>
+          <w:color w:val="000000" w:themeColor="text1"/>
+        </w:rPr>
+        <w:t>Índice</w:t>
+      </w:r>
+    </w:p>
+    <w:p>
+      <w:pPr>
+        <w:spacing w:line="360" w:lineRule="auto"/>
+        <w:jc w:val="both"/>
+        <w:rPr>
+          <w:rFonts w:ascii="Arial" w:hAnsi="Arial" w:cs="Arial"/>
+          <w:color w:val="000000" w:themeColor="text1"/>
+        </w:rPr>
+      </w:pPr>
+      <w:r>
+        <w:rPr>
+          <w:rFonts w:ascii="Arial" w:hAnsi="Arial" w:cs="Arial"/>
+          <w:color w:val="000000" w:themeColor="text1"/>
+        </w:rPr>
+        <w:t>Ilustraciones</w:t>
+      </w:r>
+    </w:p>
+    <w:p>
+      <w:pPr>
+        <w:pStyle w:val="Tabladeilustraciones"/>
+        <w:tabs>
+          <w:tab w:val="right" w:leader="dot" w:pos="9016"/>
+        </w:tabs>
+        <w:rPr>
+          <w:noProof/>
+        </w:rPr>
+      </w:pPr>
+      <w:r>
+        <w:rPr>
+          <w:color w:val="000000" w:themeColor="text1"/>
+        </w:rPr>
+        <w:fldChar w:fldCharType="begin"/>
+      </w:r>
+      <w:r>
+        <w:rPr>
+          <w:color w:val="000000" w:themeColor="text1"/>
+        </w:rPr>
+        <w:instrText xml:space="preserve"> TOC \h \z \c "Ilustración" </w:instrText>
+      </w:r>
+      <w:r>
+        <w:rPr>
+          <w:color w:val="000000" w:themeColor="text1"/>
+        </w:rPr>
+        <w:fldChar w:fldCharType="separate"/>
+      </w:r>
+      <w:hyperlink w:anchor="_Toc223685188" w:history="1">
+        <w:r>
+          <w:rPr>
+            <w:rStyle w:val="Hipervnculo"/>
+            <w:rFonts w:ascii="Arial" w:hAnsi="Arial" w:cs="Arial"/>
+            <w:noProof/>
+          </w:rPr>
+          <w:t>Ilustración 1 VirtualBox</w:t>
+        </w:r>
+        <w:r>
+          <w:rPr>
+            <w:noProof/>
+            <w:webHidden/>
+          </w:rPr>
+          <w:tab/>
+        </w:r>
+        <w:r>
+          <w:rPr>
+            <w:noProof/>
+            <w:webHidden/>
+          </w:rPr>
+          <w:fldChar w:fldCharType="begin"/>
+        </w:r>
+        <w:r>
+          <w:rPr>
+            <w:noProof/>
+            <w:webHidden/>
+          </w:rPr>
+          <w:instrText xml:space="preserve"> PAGEREF _Toc223685188 \h </w:instrText>
+        </w:r>
+        <w:r>
+          <w:rPr>
+            <w:noProof/>
+            <w:webHidden/>
+          </w:rPr>
+        </w:r>
+        <w:r>
+          <w:rPr>
+            <w:noProof/>
+            <w:webHidden/>
+          </w:rPr>
+          <w:fldChar w:fldCharType="separate"/>
+        </w:r>
+        <w:r>
+          <w:rPr>
+            <w:noProof/>
+            <w:webHidden/>
+          </w:rPr>
+          <w:t>15</w:t>
+        </w:r>
+        <w:r>
+          <w:rPr>
+            <w:noProof/>
+            <w:webHidden/>
+          </w:rPr>
+          <w:fldChar w:fldCharType="end"/>
+        </w:r>
+      </w:hyperlink>
+    </w:p>
+    <w:p>
+      <w:pPr>
+        <w:pStyle w:val="Tabladeilustraciones"/>
+        <w:tabs>
+          <w:tab w:val="right" w:leader="dot" w:pos="9016"/>
+        </w:tabs>
+        <w:rPr>
+          <w:noProof/>
+        </w:rPr>
+      </w:pPr>
+      <w:hyperlink w:anchor="_Toc223685189" w:history="1">
+        <w:r>
+          <w:rPr>
+            <w:rStyle w:val="Hipervnculo"/>
+            <w:rFonts w:ascii="Arial" w:hAnsi="Arial" w:cs="Arial"/>
+            <w:noProof/>
+          </w:rPr>
+          <w:t>Ilustración 2 WordPress</w:t>
+        </w:r>
+        <w:r>
+          <w:rPr>
+            <w:noProof/>
+            <w:webHidden/>
+          </w:rPr>
+          <w:tab/>
+        </w:r>
+        <w:r>
+          <w:rPr>
+            <w:noProof/>
+            <w:webHidden/>
+          </w:rPr>
+          <w:fldChar w:fldCharType="begin"/>
+        </w:r>
+        <w:r>
+          <w:rPr>
+            <w:noProof/>
+            <w:webHidden/>
+          </w:rPr>
+          <w:instrText xml:space="preserve"> PAGEREF _Toc223685189 \h </w:instrText>
+        </w:r>
+        <w:r>
+          <w:rPr>
+            <w:noProof/>
+            <w:webHidden/>
+          </w:rPr>
+        </w:r>
+        <w:r>
+          <w:rPr>
+            <w:noProof/>
+            <w:webHidden/>
+          </w:rPr>
+          <w:fldChar w:fldCharType="separate"/>
+        </w:r>
+        <w:r>
+          <w:rPr>
+            <w:noProof/>
+            <w:webHidden/>
+          </w:rPr>
+          <w:t>15</w:t>
+        </w:r>
+        <w:r>
+          <w:rPr>
+            <w:noProof/>
+            <w:webHidden/>
+          </w:rPr>
+          <w:fldChar w:fldCharType="end"/>
+        </w:r>
+      </w:hyperlink>
+    </w:p>
+    <w:p>
+      <w:pPr>
+        <w:pStyle w:val="Tabladeilustraciones"/>
+        <w:tabs>
+          <w:tab w:val="right" w:leader="dot" w:pos="9016"/>
+        </w:tabs>
+        <w:rPr>
+          <w:noProof/>
+        </w:rPr>
+      </w:pPr>
+      <w:hyperlink w:anchor="_Toc223685190" w:history="1">
+        <w:r>
+          <w:rPr>
+            <w:rStyle w:val="Hipervnculo"/>
+            <w:rFonts w:ascii="Arial" w:hAnsi="Arial" w:cs="Arial"/>
+            <w:noProof/>
+          </w:rPr>
+          <w:t>Ilustración 3 Active Directory</w:t>
+        </w:r>
+        <w:r>
+          <w:rPr>
+            <w:noProof/>
+            <w:webHidden/>
+          </w:rPr>
+          <w:tab/>
+        </w:r>
+        <w:r>
+          <w:rPr>
+            <w:noProof/>
+            <w:webHidden/>
+          </w:rPr>
+          <w:fldChar w:fldCharType="begin"/>
+        </w:r>
+        <w:r>
+          <w:rPr>
+            <w:noProof/>
+            <w:webHidden/>
+          </w:rPr>
+          <w:instrText xml:space="preserve"> PAGEREF _Toc223685190 \h </w:instrText>
+        </w:r>
+        <w:r>
+          <w:rPr>
+            <w:noProof/>
+            <w:webHidden/>
+          </w:rPr>
+        </w:r>
+        <w:r>
+          <w:rPr>
+            <w:noProof/>
+            <w:webHidden/>
+          </w:rPr>
+          <w:fldChar w:fldCharType="separate"/>
+        </w:r>
+        <w:r>
+          <w:rPr>
+            <w:noProof/>
+            <w:webHidden/>
+          </w:rPr>
+          <w:t>16</w:t>
+        </w:r>
+        <w:r>
+          <w:rPr>
+            <w:noProof/>
+            <w:webHidden/>
+          </w:rPr>
+          <w:fldChar w:fldCharType="end"/>
+        </w:r>
+      </w:hyperlink>
+    </w:p>
+    <w:p>
+      <w:pPr>
+        <w:pStyle w:val="Tabladeilustraciones"/>
+        <w:tabs>
+          <w:tab w:val="right" w:leader="dot" w:pos="9016"/>
+        </w:tabs>
+        <w:rPr>
+          <w:noProof/>
+        </w:rPr>
+      </w:pPr>
+      <w:hyperlink w:anchor="_Toc223685191" w:history="1">
+        <w:r>
+          <w:rPr>
+            <w:rStyle w:val="Hipervnculo"/>
+            <w:rFonts w:ascii="Arial" w:hAnsi="Arial" w:cs="Arial"/>
+            <w:noProof/>
+          </w:rPr>
+          <w:t>Ilustración 4 Microsoft Proyect</w:t>
+        </w:r>
+        <w:r>
+          <w:rPr>
+            <w:noProof/>
+            <w:webHidden/>
+          </w:rPr>
+          <w:tab/>
+        </w:r>
+        <w:r>
+          <w:rPr>
+            <w:noProof/>
+            <w:webHidden/>
+          </w:rPr>
+          <w:fldChar w:fldCharType="begin"/>
+        </w:r>
+        <w:r>
+          <w:rPr>
+            <w:noProof/>
+            <w:webHidden/>
+          </w:rPr>
+          <w:instrText xml:space="preserve"> PAGEREF _Toc223685191 \h </w:instrText>
+        </w:r>
+        <w:r>
+          <w:rPr>
+            <w:noProof/>
+            <w:webHidden/>
+          </w:rPr>
+        </w:r>
+        <w:r>
+          <w:rPr>
+            <w:noProof/>
+            <w:webHidden/>
+          </w:rPr>
+          <w:fldChar w:fldCharType="separate"/>
+        </w:r>
+        <w:r>
+          <w:rPr>
+            <w:noProof/>
+            <w:webHidden/>
+          </w:rPr>
+          <w:t>16</w:t>
+        </w:r>
+        <w:r>
+          <w:rPr>
+            <w:noProof/>
+            <w:webHidden/>
+          </w:rPr>
+          <w:fldChar w:fldCharType="end"/>
+        </w:r>
+      </w:hyperlink>
+    </w:p>
+    <w:p>
+      <w:pPr>
+        <w:pStyle w:val="Tabladeilustraciones"/>
+        <w:tabs>
+          <w:tab w:val="right" w:leader="dot" w:pos="9016"/>
+        </w:tabs>
+        <w:rPr>
+          <w:noProof/>
+        </w:rPr>
+      </w:pPr>
+      <w:hyperlink w:anchor="_Toc223685192" w:history="1">
+        <w:r>
+          <w:rPr>
+            <w:rStyle w:val="Hipervnculo"/>
+            <w:rFonts w:ascii="Arial" w:hAnsi="Arial" w:cs="Arial"/>
+            <w:noProof/>
+          </w:rPr>
+          <w:t>Ilustración 5 Microsoft Excel</w:t>
+        </w:r>
+        <w:r>
+          <w:rPr>
+            <w:noProof/>
+            <w:webHidden/>
+          </w:rPr>
+          <w:tab/>
+        </w:r>
+        <w:r>
+          <w:rPr>
+            <w:noProof/>
+            <w:webHidden/>
+          </w:rPr>
+          <w:fldChar w:fldCharType="begin"/>
+        </w:r>
+        <w:r>
+          <w:rPr>
+            <w:noProof/>
+            <w:webHidden/>
+          </w:rPr>
+          <w:instrText xml:space="preserve"> PAGEREF _Toc223685192 \h </w:instrText>
+        </w:r>
+        <w:r>
+          <w:rPr>
+            <w:noProof/>
+            <w:webHidden/>
+          </w:rPr>
+        </w:r>
+        <w:r>
+          <w:rPr>
+            <w:noProof/>
+            <w:webHidden/>
+          </w:rPr>
+          <w:fldChar w:fldCharType="separate"/>
+        </w:r>
+        <w:r>
+          <w:rPr>
+            <w:noProof/>
+            <w:webHidden/>
+          </w:rPr>
+          <w:t>17</w:t>
+        </w:r>
+        <w:r>
+          <w:rPr>
+            <w:noProof/>
+            <w:webHidden/>
+          </w:rPr>
+          <w:fldChar w:fldCharType="end"/>
+        </w:r>
+      </w:hyperlink>
+    </w:p>
+    <w:p>
+      <w:pPr>
+        <w:pStyle w:val="Tabladeilustraciones"/>
+        <w:tabs>
+          <w:tab w:val="right" w:leader="dot" w:pos="9016"/>
+        </w:tabs>
+        <w:rPr>
+          <w:noProof/>
+        </w:rPr>
+      </w:pPr>
+      <w:hyperlink w:anchor="_Toc223685193" w:history="1">
+        <w:r>
+          <w:rPr>
+            <w:rStyle w:val="Hipervnculo"/>
+            <w:rFonts w:ascii="Arial" w:hAnsi="Arial" w:cs="Arial"/>
+            <w:noProof/>
+          </w:rPr>
+          <w:t>Ilustración 6 Cisco Packet Tracert</w:t>
+        </w:r>
+        <w:r>
+          <w:rPr>
+            <w:noProof/>
+            <w:webHidden/>
+          </w:rPr>
+          <w:tab/>
+        </w:r>
+        <w:r>
+          <w:rPr>
+            <w:noProof/>
+            <w:webHidden/>
+          </w:rPr>
+          <w:fldChar w:fldCharType="begin"/>
+        </w:r>
+        <w:r>
+          <w:rPr>
+            <w:noProof/>
+            <w:webHidden/>
+          </w:rPr>
+          <w:instrText xml:space="preserve"> PAGEREF _Toc223685193 \h </w:instrText>
+        </w:r>
+        <w:r>
+          <w:rPr>
+            <w:noProof/>
+            <w:webHidden/>
+          </w:rPr>
+        </w:r>
+        <w:r>
+          <w:rPr>
+            <w:noProof/>
+            <w:webHidden/>
+          </w:rPr>
+          <w:fldChar w:fldCharType="separate"/>
+        </w:r>
+        <w:r>
+          <w:rPr>
+            <w:noProof/>
+            <w:webHidden/>
+          </w:rPr>
+          <w:t>17</w:t>
+        </w:r>
+        <w:r>
+          <w:rPr>
+            <w:noProof/>
+            <w:webHidden/>
+          </w:rPr>
+          <w:fldChar w:fldCharType="end"/>
+        </w:r>
+      </w:hyperlink>
+    </w:p>
+    <w:p>
+      <w:pPr>
+        <w:spacing w:line="360" w:lineRule="auto"/>
+        <w:rPr>
+          <w:color w:val="000000" w:themeColor="text1"/>
+        </w:rPr>
+      </w:pPr>
+      <w:r>
+        <w:rPr>
+          <w:color w:val="000000" w:themeColor="text1"/>
+        </w:rPr>
+        <w:fldChar w:fldCharType="end"/>
+      </w:r>
+      <w:r>
+        <w:rPr>
+          <w:color w:val="000000" w:themeColor="text1"/>
+        </w:rPr>
+        <w:br w:type="page"/>
+      </w:r>
+    </w:p>
+    <w:p>
+      <w:pPr>
+        <w:spacing w:line="360" w:lineRule="auto"/>
+        <w:jc w:val="both"/>
       </w:pPr>
       <w:r>
         <w:rPr>
@@ -339,46 +856,182 @@
           <w:szCs w:val="32"/>
         </w:rPr>
         <w:lastRenderedPageBreak/>
-        <w:t>ÍNDICES</w:t>
-      </w:r>
-    </w:p>
-    <w:p>
-      <w:pPr>
-        <w:spacing w:line="360" w:lineRule="auto"/>
-        <w:jc w:val="both"/>
-        <w:rPr>
-          <w:rFonts w:ascii="Arial" w:hAnsi="Arial" w:cs="Arial"/>
-          <w:color w:val="000000" w:themeColor="text1"/>
-        </w:rPr>
-      </w:pPr>
-      <w:r>
-        <w:rPr>
-          <w:rFonts w:ascii="Arial" w:hAnsi="Arial" w:cs="Arial"/>
-          <w:color w:val="000000" w:themeColor="text1"/>
-        </w:rPr>
-        <w:t>De contenido, tablas e ilustraciones.</w:t>
-      </w:r>
-      <w:r>
-        <w:rPr>
-          <w:rFonts w:ascii="Arial" w:hAnsi="Arial" w:cs="Arial"/>
-          <w:color w:val="000000" w:themeColor="text1"/>
-        </w:rPr>
-        <w:t xml:space="preserve"> Se recomienda realizarlos de manera automática.</w:t>
-      </w:r>
-    </w:p>
-    <w:p>
-      <w:pPr>
-        <w:spacing w:line="360" w:lineRule="auto"/>
-        <w:rPr>
-          <w:color w:val="000000" w:themeColor="text1"/>
-        </w:rPr>
-      </w:pPr>
-      <w:r>
-        <w:rPr>
-          <w:color w:val="000000" w:themeColor="text1"/>
-        </w:rPr>
-        <w:br w:type="page"/>
-      </w:r>
+        <w:t>ABSTRACT</w:t>
+      </w:r>
+      <w:r>
+        <w:tab/>
+      </w:r>
+    </w:p>
+    <w:p>
+      <w:pPr>
+        <w:spacing w:line="360" w:lineRule="auto"/>
+        <w:jc w:val="both"/>
+        <w:rPr>
+          <w:rFonts w:ascii="Arial" w:hAnsi="Arial" w:cs="Arial"/>
+          <w:color w:val="000000" w:themeColor="text1"/>
+          <w:sz w:val="24"/>
+          <w:szCs w:val="24"/>
+        </w:rPr>
+      </w:pPr>
+      <w:r>
+        <w:rPr>
+          <w:rFonts w:ascii="Arial" w:hAnsi="Arial" w:cs="Arial"/>
+          <w:color w:val="000000" w:themeColor="text1"/>
+          <w:sz w:val="24"/>
+          <w:szCs w:val="24"/>
+        </w:rPr>
+        <w:t>Español</w:t>
+      </w:r>
+    </w:p>
+    <w:p>
+      <w:pPr>
+        <w:spacing w:line="360" w:lineRule="auto"/>
+        <w:jc w:val="both"/>
+        <w:rPr>
+          <w:rFonts w:ascii="Arial" w:hAnsi="Arial" w:cs="Arial"/>
+          <w:color w:val="000000" w:themeColor="text1"/>
+        </w:rPr>
+      </w:pPr>
+      <w:r>
+        <w:rPr>
+          <w:rFonts w:ascii="Arial" w:hAnsi="Arial" w:cs="Arial"/>
+          <w:color w:val="000000" w:themeColor="text1"/>
+        </w:rPr>
+        <w:t>Este proyecto consiste en</w:t>
+      </w:r>
+      <w:r>
+        <w:rPr>
+          <w:rFonts w:ascii="Arial" w:hAnsi="Arial" w:cs="Arial"/>
+          <w:color w:val="000000" w:themeColor="text1"/>
+        </w:rPr>
+        <w:t xml:space="preserve"> el diseño y configuración</w:t>
+      </w:r>
+      <w:r>
+        <w:rPr>
+          <w:rFonts w:ascii="Arial" w:hAnsi="Arial" w:cs="Arial"/>
+          <w:color w:val="000000" w:themeColor="text1"/>
+        </w:rPr>
+        <w:t xml:space="preserve"> una red interna para un equipo de futbol dividida en 3 departamentos, </w:t>
+      </w:r>
+      <w:r>
+        <w:rPr>
+          <w:rFonts w:ascii="Arial" w:hAnsi="Arial" w:cs="Arial"/>
+          <w:color w:val="000000" w:themeColor="text1"/>
+        </w:rPr>
+        <w:t xml:space="preserve">además contará con un servidor web que aloja </w:t>
+      </w:r>
+      <w:r>
+        <w:rPr>
+          <w:rFonts w:ascii="Arial" w:hAnsi="Arial" w:cs="Arial"/>
+          <w:color w:val="000000" w:themeColor="text1"/>
+        </w:rPr>
+        <w:t xml:space="preserve">una </w:t>
+      </w:r>
+      <w:r>
+        <w:rPr>
+          <w:rFonts w:ascii="Arial" w:hAnsi="Arial" w:cs="Arial"/>
+          <w:color w:val="000000" w:themeColor="text1"/>
+        </w:rPr>
+        <w:t>página</w:t>
+      </w:r>
+      <w:r>
+        <w:rPr>
+          <w:rFonts w:ascii="Arial" w:hAnsi="Arial" w:cs="Arial"/>
+          <w:color w:val="000000" w:themeColor="text1"/>
+        </w:rPr>
+        <w:t xml:space="preserve"> web sencilla para los socios y además contar</w:t>
+      </w:r>
+      <w:r>
+        <w:rPr>
+          <w:rFonts w:ascii="Arial" w:hAnsi="Arial" w:cs="Arial"/>
+          <w:color w:val="000000" w:themeColor="text1"/>
+        </w:rPr>
+        <w:t>á</w:t>
+      </w:r>
+      <w:r>
+        <w:rPr>
+          <w:rFonts w:ascii="Arial" w:hAnsi="Arial" w:cs="Arial"/>
+          <w:color w:val="000000" w:themeColor="text1"/>
+        </w:rPr>
+        <w:t xml:space="preserve"> un apartado de videos exclusivo para dichos socios. Para gestionar a todos los usuarios</w:t>
+      </w:r>
+      <w:r>
+        <w:rPr>
+          <w:rFonts w:ascii="Arial" w:hAnsi="Arial" w:cs="Arial"/>
+          <w:color w:val="000000" w:themeColor="text1"/>
+        </w:rPr>
+        <w:t xml:space="preserve"> y permisos</w:t>
+      </w:r>
+      <w:r>
+        <w:rPr>
+          <w:rFonts w:ascii="Arial" w:hAnsi="Arial" w:cs="Arial"/>
+          <w:color w:val="000000" w:themeColor="text1"/>
+        </w:rPr>
+        <w:t xml:space="preserve"> se va a utilizar Active Directory</w:t>
+      </w:r>
+      <w:r>
+        <w:rPr>
+          <w:rFonts w:ascii="Arial" w:hAnsi="Arial" w:cs="Arial"/>
+          <w:color w:val="000000" w:themeColor="text1"/>
+        </w:rPr>
+        <w:t xml:space="preserve"> y para la web se va a utilizar WordPress con una plantilla.</w:t>
+      </w:r>
+    </w:p>
+    <w:p>
+      <w:pPr>
+        <w:spacing w:line="360" w:lineRule="auto"/>
+        <w:jc w:val="both"/>
+        <w:rPr>
+          <w:rFonts w:ascii="Arial" w:hAnsi="Arial" w:cs="Arial"/>
+          <w:color w:val="000000" w:themeColor="text1"/>
+        </w:rPr>
+      </w:pPr>
+    </w:p>
+    <w:p>
+      <w:pPr>
+        <w:spacing w:line="360" w:lineRule="auto"/>
+        <w:jc w:val="both"/>
+        <w:rPr>
+          <w:rFonts w:ascii="Arial" w:hAnsi="Arial" w:cs="Arial"/>
+          <w:color w:val="000000" w:themeColor="text1"/>
+        </w:rPr>
+      </w:pPr>
+      <w:r>
+        <w:rPr>
+          <w:rFonts w:ascii="Arial" w:hAnsi="Arial" w:cs="Arial"/>
+          <w:color w:val="000000" w:themeColor="text1"/>
+        </w:rPr>
+        <w:t>Inglés</w:t>
+      </w:r>
+    </w:p>
+    <w:p>
+      <w:pPr>
+        <w:spacing w:line="360" w:lineRule="auto"/>
+        <w:jc w:val="both"/>
+        <w:rPr>
+          <w:rFonts w:ascii="Arial" w:hAnsi="Arial" w:cs="Arial"/>
+          <w:color w:val="000000" w:themeColor="text1"/>
+          <w:lang w:val="en"/>
+        </w:rPr>
+      </w:pPr>
+      <w:r>
+        <w:rPr>
+          <w:rFonts w:ascii="Arial" w:hAnsi="Arial" w:cs="Arial"/>
+          <w:color w:val="000000" w:themeColor="text1"/>
+          <w:lang w:val="en"/>
+        </w:rPr>
+        <w:t>This project involves the design and configuration of an internal network for a football team, divided into three departments. It will also include a web server hosting a simple website for members and a dedicated video section for members only. Active Directory will be used to manage all users and permissions, and the website will be built using WordPress with a custom template.</w:t>
+      </w:r>
+    </w:p>
+    <w:p>
+      <w:pPr>
+        <w:spacing w:line="360" w:lineRule="auto"/>
+        <w:jc w:val="both"/>
+        <w:rPr>
+          <w:rFonts w:ascii="Arial" w:hAnsi="Arial" w:cs="Arial"/>
+          <w:color w:val="000000" w:themeColor="text1"/>
+        </w:rPr>
+      </w:pPr>
     </w:p>
     <w:p>
       <w:pPr>
@@ -395,116 +1048,89 @@
         <w:rPr>
           <w:rFonts w:ascii="Arial" w:hAnsi="Arial" w:cs="Arial"/>
           <w:color w:val="000000" w:themeColor="text1"/>
+        </w:rPr>
+        <w:t xml:space="preserve"> </w:t>
+      </w:r>
+      <w:r>
+        <w:rPr>
+          <w:rFonts w:ascii="Arial" w:hAnsi="Arial" w:cs="Arial"/>
+          <w:color w:val="000000" w:themeColor="text1"/>
           <w:sz w:val="32"/>
           <w:szCs w:val="32"/>
         </w:rPr>
-        <w:lastRenderedPageBreak/>
-        <w:t>ABSTRACT</w:t>
-      </w:r>
-      <w:r>
-        <w:tab/>
-      </w:r>
-    </w:p>
-    <w:p>
-      <w:pPr>
-        <w:spacing w:line="360" w:lineRule="auto"/>
-        <w:jc w:val="both"/>
-        <w:rPr>
-          <w:rFonts w:ascii="Arial" w:hAnsi="Arial" w:cs="Arial"/>
-          <w:color w:val="000000" w:themeColor="text1"/>
-        </w:rPr>
-      </w:pPr>
-      <w:r>
-        <w:rPr>
-          <w:rFonts w:ascii="Arial" w:hAnsi="Arial" w:cs="Arial"/>
-          <w:color w:val="000000" w:themeColor="text1"/>
-        </w:rPr>
-        <w:t>U</w:t>
-      </w:r>
-      <w:r>
-        <w:rPr>
-          <w:rFonts w:ascii="Arial" w:hAnsi="Arial" w:cs="Arial"/>
-          <w:color w:val="000000" w:themeColor="text1"/>
-        </w:rPr>
-        <w:t xml:space="preserve">n pequeño resumen </w:t>
-      </w:r>
-      <w:r>
-        <w:rPr>
-          <w:rFonts w:ascii="Arial" w:hAnsi="Arial" w:cs="Arial"/>
-          <w:color w:val="000000" w:themeColor="text1"/>
-        </w:rPr>
-        <w:t>del pr</w:t>
-      </w:r>
-      <w:r>
-        <w:rPr>
-          <w:rFonts w:ascii="Arial" w:hAnsi="Arial" w:cs="Arial"/>
-          <w:color w:val="000000" w:themeColor="text1"/>
-        </w:rPr>
-        <w:t>o</w:t>
-      </w:r>
-      <w:r>
-        <w:rPr>
-          <w:rFonts w:ascii="Arial" w:hAnsi="Arial" w:cs="Arial"/>
-          <w:color w:val="000000" w:themeColor="text1"/>
-        </w:rPr>
-        <w:t xml:space="preserve">yecto </w:t>
-      </w:r>
-      <w:r>
-        <w:rPr>
-          <w:rFonts w:ascii="Arial" w:hAnsi="Arial" w:cs="Arial"/>
-          <w:color w:val="000000" w:themeColor="text1"/>
-        </w:rPr>
-        <w:t>en español y en inglés.</w:t>
-      </w:r>
-      <w:r>
-        <w:rPr>
-          <w:rFonts w:ascii="Arial" w:hAnsi="Arial" w:cs="Arial"/>
-          <w:color w:val="000000" w:themeColor="text1"/>
-        </w:rPr>
-        <w:t xml:space="preserve"> Ocupa 1 página.</w:t>
-      </w:r>
-    </w:p>
-    <w:p>
-      <w:pPr>
-        <w:rPr>
-          <w:color w:val="000000" w:themeColor="text1"/>
-        </w:rPr>
-      </w:pPr>
-      <w:r>
-        <w:rPr>
-          <w:color w:val="000000" w:themeColor="text1"/>
-        </w:rPr>
-        <w:br w:type="page"/>
-      </w:r>
-    </w:p>
-    <w:p>
-      <w:pPr>
-        <w:spacing w:line="360" w:lineRule="auto"/>
-        <w:jc w:val="both"/>
+        <w:t>JUSTIFICACIÓ</w:t>
+      </w:r>
+      <w:r>
         <w:rPr>
           <w:rFonts w:ascii="Arial" w:hAnsi="Arial" w:cs="Arial"/>
           <w:color w:val="000000" w:themeColor="text1"/>
           <w:sz w:val="32"/>
           <w:szCs w:val="32"/>
         </w:rPr>
-      </w:pPr>
-      <w:r>
-        <w:rPr>
-          <w:rFonts w:ascii="Arial" w:hAnsi="Arial" w:cs="Arial"/>
-          <w:color w:val="000000" w:themeColor="text1"/>
-        </w:rPr>
-        <w:lastRenderedPageBreak/>
-        <w:t xml:space="preserve"> </w:t>
-      </w:r>
-      <w:r>
+        <w:t>N DEL PROYECTO</w:t>
+      </w:r>
+    </w:p>
+    <w:p>
+      <w:pPr>
+        <w:rPr>
+          <w:rFonts w:ascii="Arial" w:hAnsi="Arial" w:cs="Arial"/>
+          <w:color w:val="000000" w:themeColor="text1"/>
+        </w:rPr>
+      </w:pPr>
+      <w:r>
+        <w:rPr>
+          <w:rFonts w:ascii="Arial" w:hAnsi="Arial" w:cs="Arial"/>
+          <w:color w:val="000000" w:themeColor="text1"/>
+        </w:rPr>
+        <w:t>Este proyecto va a tener una estructura encabezada por el servicio de Active Directory para llevar toda la gestión de usuarios y permisos. Dichos usuarios se dividirán en tres directivas independientes entre sí. Esas directivas también se verán reflejada en una red interna en forma de 3 redes distintas y aisladas, aunque solo una de ellas se comunicara con las otras dos.</w:t>
+      </w:r>
+    </w:p>
+    <w:p>
+      <w:pPr>
+        <w:rPr>
+          <w:rFonts w:ascii="Arial" w:hAnsi="Arial" w:cs="Arial"/>
+          <w:color w:val="000000" w:themeColor="text1"/>
+        </w:rPr>
+      </w:pPr>
+      <w:r>
+        <w:rPr>
+          <w:rFonts w:ascii="Arial" w:hAnsi="Arial" w:cs="Arial"/>
+          <w:color w:val="000000" w:themeColor="text1"/>
+        </w:rPr>
+        <w:t>Como conceptos, habrá una máquina virtual que hará de servidor principal y dentro de ella se creará el servidor DNS, el servicio de Active Directory e IIS. También habrá una página web que estará conectada al Active Directory mediante el IIS. Para ver la disposición de todos estos elementos, habrá un esquema de toda la red.</w:t>
+      </w:r>
+    </w:p>
+    <w:p>
+      <w:pPr>
+        <w:rPr>
+          <w:color w:val="000000" w:themeColor="text1"/>
+        </w:rPr>
+      </w:pPr>
+      <w:r>
+        <w:rPr>
+          <w:rFonts w:ascii="Arial" w:hAnsi="Arial" w:cs="Arial"/>
+          <w:color w:val="000000" w:themeColor="text1"/>
+        </w:rPr>
+        <w:t>El tema elegido es un equipo de futbol ya que es algo que me gusta y también es algo bastante actual y es un tema que puede estar bien para un proyecto como este.</w:t>
+      </w:r>
+      <w:r>
+        <w:rPr>
+          <w:color w:val="000000" w:themeColor="text1"/>
+        </w:rPr>
+        <w:br w:type="page"/>
+      </w:r>
+    </w:p>
+    <w:p>
+      <w:pPr>
+        <w:spacing w:line="360" w:lineRule="auto"/>
+        <w:jc w:val="both"/>
         <w:rPr>
           <w:rFonts w:ascii="Arial" w:hAnsi="Arial" w:cs="Arial"/>
           <w:color w:val="000000" w:themeColor="text1"/>
           <w:sz w:val="32"/>
           <w:szCs w:val="32"/>
         </w:rPr>
-        <w:t>JUSTIFICACIÓ</w:t>
-      </w:r>
+      </w:pPr>
       <w:r>
         <w:rPr>
           <w:rFonts w:ascii="Arial" w:hAnsi="Arial" w:cs="Arial"/>
@@ -512,118 +1138,16 @@
           <w:sz w:val="32"/>
           <w:szCs w:val="32"/>
         </w:rPr>
-        <w:t>N DEL PROYECTO</w:t>
-      </w:r>
-    </w:p>
-    <w:p>
-      <w:pPr>
-        <w:spacing w:line="360" w:lineRule="auto"/>
-        <w:jc w:val="both"/>
-        <w:rPr>
-          <w:rFonts w:ascii="Arial" w:hAnsi="Arial" w:cs="Arial"/>
-          <w:color w:val="000000" w:themeColor="text1"/>
-        </w:rPr>
-      </w:pPr>
-      <w:r>
-        <w:rPr>
-          <w:rFonts w:ascii="Arial" w:hAnsi="Arial" w:cs="Arial"/>
-          <w:color w:val="000000" w:themeColor="text1"/>
-        </w:rPr>
-        <w:t xml:space="preserve">La motivación principal que impulsa la creación de </w:t>
-      </w:r>
-      <w:r>
-        <w:rPr>
-          <w:rFonts w:ascii="Arial" w:hAnsi="Arial" w:cs="Arial"/>
-          <w:color w:val="000000" w:themeColor="text1"/>
-        </w:rPr>
-        <w:t>est</w:t>
-      </w:r>
-      <w:r>
-        <w:rPr>
-          <w:rFonts w:ascii="Arial" w:hAnsi="Arial" w:cs="Arial"/>
-          <w:color w:val="000000" w:themeColor="text1"/>
-        </w:rPr>
-        <w:t>e proyecto</w:t>
-      </w:r>
-      <w:r>
-        <w:rPr>
-          <w:rFonts w:ascii="Arial" w:hAnsi="Arial" w:cs="Arial"/>
-          <w:color w:val="000000" w:themeColor="text1"/>
-        </w:rPr>
-        <w:t>.</w:t>
-      </w:r>
-      <w:r>
-        <w:br/>
-      </w:r>
-      <w:r>
-        <w:rPr>
-          <w:rFonts w:ascii="Arial" w:hAnsi="Arial" w:cs="Arial"/>
-          <w:color w:val="000000" w:themeColor="text1"/>
-        </w:rPr>
-        <w:t>Estado de la cuestión, si hay aplicaciones similares, público al que va dirigido...</w:t>
-      </w:r>
-      <w:r>
-        <w:br/>
-      </w:r>
-      <w:r>
-        <w:rPr>
-          <w:rFonts w:ascii="Arial" w:hAnsi="Arial" w:cs="Arial"/>
-          <w:color w:val="000000" w:themeColor="text1"/>
-        </w:rPr>
-        <w:t>Se espera una comparativa razonada.</w:t>
-      </w:r>
-    </w:p>
-    <w:p>
-      <w:pPr>
-        <w:spacing w:line="360" w:lineRule="auto"/>
-        <w:jc w:val="both"/>
-        <w:rPr>
-          <w:rFonts w:ascii="Arial" w:hAnsi="Arial" w:cs="Arial"/>
-          <w:color w:val="000000" w:themeColor="text1"/>
-        </w:rPr>
-      </w:pPr>
-    </w:p>
-    <w:p>
-      <w:pPr>
-        <w:rPr>
-          <w:color w:val="000000" w:themeColor="text1"/>
-        </w:rPr>
-      </w:pPr>
-      <w:r>
-        <w:rPr>
-          <w:color w:val="000000" w:themeColor="text1"/>
-        </w:rPr>
-        <w:br w:type="page"/>
-      </w:r>
-    </w:p>
-    <w:p>
-      <w:pPr>
-        <w:spacing w:line="360" w:lineRule="auto"/>
-        <w:jc w:val="both"/>
+        <w:lastRenderedPageBreak/>
+        <w:t>INTRODUCCIÓ</w:t>
+      </w:r>
+      <w:r>
         <w:rPr>
           <w:rFonts w:ascii="Arial" w:hAnsi="Arial" w:cs="Arial"/>
           <w:color w:val="000000" w:themeColor="text1"/>
           <w:sz w:val="32"/>
           <w:szCs w:val="32"/>
         </w:rPr>
-      </w:pPr>
-      <w:r>
-        <w:rPr>
-          <w:rFonts w:ascii="Arial" w:hAnsi="Arial" w:cs="Arial"/>
-          <w:color w:val="000000" w:themeColor="text1"/>
-          <w:sz w:val="32"/>
-          <w:szCs w:val="32"/>
-        </w:rPr>
-        <w:lastRenderedPageBreak/>
-        <w:t>INTRODUCCIÓ</w:t>
-      </w:r>
-      <w:r>
-        <w:rPr>
-          <w:rFonts w:ascii="Arial" w:hAnsi="Arial" w:cs="Arial"/>
-          <w:color w:val="000000" w:themeColor="text1"/>
-          <w:sz w:val="32"/>
-          <w:szCs w:val="32"/>
-        </w:rPr>
         <w:t>N</w:t>
       </w:r>
     </w:p>
@@ -632,32 +1156,93 @@
         <w:spacing w:line="360" w:lineRule="auto"/>
         <w:jc w:val="both"/>
         <w:rPr>
-          <w:color w:val="000000" w:themeColor="text1"/>
-        </w:rPr>
-      </w:pPr>
-      <w:r>
-        <w:rPr>
-          <w:rFonts w:ascii="Arial" w:hAnsi="Arial" w:cs="Arial"/>
-          <w:color w:val="000000" w:themeColor="text1"/>
-        </w:rPr>
-        <w:t>Principales funciones y problemas que resuelve.</w:t>
-      </w:r>
-      <w:r>
-        <w:br/>
-      </w:r>
-      <w:r>
-        <w:rPr>
-          <w:rFonts w:ascii="Arial" w:hAnsi="Arial" w:cs="Arial"/>
-          <w:color w:val="000000" w:themeColor="text1"/>
-        </w:rPr>
-        <w:t>Puedes listar los principales requisitos que debe cumplir tu proyecto.</w:t>
-      </w:r>
-      <w:r>
-        <w:rPr>
-          <w:rFonts w:ascii="Arial" w:hAnsi="Arial" w:cs="Arial"/>
-          <w:color w:val="000000" w:themeColor="text1"/>
-        </w:rPr>
-        <w:t xml:space="preserve"> </w:t>
+          <w:rFonts w:ascii="Arial" w:hAnsi="Arial" w:cs="Arial"/>
+          <w:color w:val="000000" w:themeColor="text1"/>
+        </w:rPr>
+      </w:pPr>
+      <w:r>
+        <w:rPr>
+          <w:rFonts w:ascii="Arial" w:hAnsi="Arial" w:cs="Arial"/>
+          <w:color w:val="000000" w:themeColor="text1"/>
+        </w:rPr>
+        <w:t>La función principal de este proyecto es ofrecer al aficionado una pagina web sencilla pero segura para conocer mejor su club. En la pagina contara con una zona exclusiva solamente socios en la que podrán ver videos resumen de partidos anteriores e incluso podrá subir a un</w:t>
+      </w:r>
+      <w:r>
+        <w:rPr>
+          <w:rFonts w:ascii="Arial" w:hAnsi="Arial" w:cs="Arial"/>
+          <w:color w:val="000000" w:themeColor="text1"/>
+        </w:rPr>
+        <w:t xml:space="preserve"> servidor sus propios videos para compartirlos con otros socios. Para garantizar la exclusividad, para acceder habrá que introducir un usuario y contraseña. En esta </w:t>
+      </w:r>
+      <w:proofErr w:type="spellStart"/>
+      <w:r>
+        <w:rPr>
+          <w:rFonts w:ascii="Arial" w:hAnsi="Arial" w:cs="Arial"/>
+          <w:color w:val="000000" w:themeColor="text1"/>
+        </w:rPr>
+        <w:t>pagina</w:t>
+      </w:r>
+      <w:proofErr w:type="spellEnd"/>
+      <w:r>
+        <w:rPr>
+          <w:rFonts w:ascii="Arial" w:hAnsi="Arial" w:cs="Arial"/>
+          <w:color w:val="000000" w:themeColor="text1"/>
+        </w:rPr>
+        <w:t xml:space="preserve"> también habrá una zona de administración que también habrá que acceder mediante usuario y contraseña. En este caso será para que los administradores puedan gestionar la </w:t>
+      </w:r>
+      <w:proofErr w:type="spellStart"/>
+      <w:r>
+        <w:rPr>
+          <w:rFonts w:ascii="Arial" w:hAnsi="Arial" w:cs="Arial"/>
+          <w:color w:val="000000" w:themeColor="text1"/>
+        </w:rPr>
+        <w:t>pagina</w:t>
+      </w:r>
+      <w:proofErr w:type="spellEnd"/>
+      <w:r>
+        <w:rPr>
+          <w:rFonts w:ascii="Arial" w:hAnsi="Arial" w:cs="Arial"/>
+          <w:color w:val="000000" w:themeColor="text1"/>
+        </w:rPr>
+        <w:t xml:space="preserve"> desde ahí.</w:t>
+      </w:r>
+    </w:p>
+    <w:p>
+      <w:pPr>
+        <w:spacing w:line="360" w:lineRule="auto"/>
+        <w:jc w:val="both"/>
+        <w:rPr>
+          <w:rFonts w:ascii="Arial" w:hAnsi="Arial" w:cs="Arial"/>
+          <w:color w:val="000000" w:themeColor="text1"/>
+        </w:rPr>
+      </w:pPr>
+      <w:r>
+        <w:rPr>
+          <w:rFonts w:ascii="Arial" w:hAnsi="Arial" w:cs="Arial"/>
+          <w:color w:val="000000" w:themeColor="text1"/>
+        </w:rPr>
+        <w:t xml:space="preserve">Para poder garantizar estas medidas se </w:t>
+      </w:r>
+      <w:r>
+        <w:rPr>
+          <w:rFonts w:ascii="Arial" w:hAnsi="Arial" w:cs="Arial"/>
+          <w:color w:val="000000" w:themeColor="text1"/>
+        </w:rPr>
+        <w:t>aplicarán</w:t>
+      </w:r>
+      <w:r>
+        <w:rPr>
+          <w:rFonts w:ascii="Arial" w:hAnsi="Arial" w:cs="Arial"/>
+          <w:color w:val="000000" w:themeColor="text1"/>
+        </w:rPr>
+        <w:t xml:space="preserve"> directivas en servicio de Active Directory</w:t>
+      </w:r>
+      <w:r>
+        <w:rPr>
+          <w:rFonts w:ascii="Arial" w:hAnsi="Arial" w:cs="Arial"/>
+          <w:color w:val="000000" w:themeColor="text1"/>
+        </w:rPr>
+        <w:t xml:space="preserve"> a los usuarios a través de directivas de grupo.</w:t>
       </w:r>
       <w:r>
         <w:rPr>
@@ -3182,7 +3767,7 @@
           <w:lang w:eastAsia="es-ES"/>
         </w:rPr>
         <w:drawing>
-          <wp:inline distT="0" distB="0" distL="0" distR="0" wp14:anchorId="2553B363" wp14:editId="5CB39818">
+          <wp:inline distT="0" distB="0" distL="0" distR="0" wp14:anchorId="2553B363" wp14:editId="7DC5688F">
             <wp:extent cx="2762907" cy="2003108"/>
             <wp:effectExtent l="0" t="0" r="0" b="0"/>
             <wp:docPr id="1095691568" name="Imagen 1095691568"/>
@@ -3822,6 +4407,7 @@
           <w:szCs w:val="24"/>
         </w:rPr>
       </w:pPr>
+      <w:bookmarkStart w:id="0" w:name="_Toc223685188"/>
       <w:r>
         <w:rPr>
           <w:rFonts w:ascii="Arial" w:hAnsi="Arial" w:cs="Arial"/>
@@ -3879,9 +4465,18 @@
         </w:rPr>
         <w:t xml:space="preserve"> VirtualBox</w:t>
       </w:r>
-    </w:p>
-    <w:p>
-      <w:r>
+      <w:bookmarkEnd w:id="0"/>
+    </w:p>
+    <w:p>
+      <w:pPr>
+        <w:rPr>
+          <w:rFonts w:ascii="Arial" w:hAnsi="Arial" w:cs="Arial"/>
+        </w:rPr>
+      </w:pPr>
+      <w:r>
+        <w:rPr>
+          <w:rFonts w:ascii="Arial" w:hAnsi="Arial" w:cs="Arial"/>
+        </w:rPr>
         <w:t>He utilizado VirtualBox para crear una máquina virtual donde estará el servidor</w:t>
       </w:r>
     </w:p>
@@ -4000,6 +4595,7 @@
           <w:szCs w:val="24"/>
         </w:rPr>
       </w:pPr>
+      <w:bookmarkStart w:id="1" w:name="_Toc223685189"/>
       <w:r>
         <w:rPr>
           <w:rFonts w:ascii="Arial" w:hAnsi="Arial" w:cs="Arial"/>
@@ -4057,12 +4653,35 @@
         </w:rPr>
         <w:t xml:space="preserve"> WordPress</w:t>
       </w:r>
-    </w:p>
-    <w:p>
-      <w:r>
-        <w:t>He utilizado WordPress para crear la pagina web del club</w:t>
-      </w:r>
-    </w:p>
+      <w:bookmarkEnd w:id="1"/>
+    </w:p>
+    <w:p>
+      <w:pPr>
+        <w:rPr>
+          <w:rFonts w:ascii="Arial" w:hAnsi="Arial" w:cs="Arial"/>
+        </w:rPr>
+      </w:pPr>
+      <w:r>
+        <w:rPr>
+          <w:rFonts w:ascii="Arial" w:hAnsi="Arial" w:cs="Arial"/>
+        </w:rPr>
+        <w:t xml:space="preserve">He utilizado WordPress para crear la </w:t>
+      </w:r>
+      <w:r>
+        <w:rPr>
+          <w:rFonts w:ascii="Arial" w:hAnsi="Arial" w:cs="Arial"/>
+        </w:rPr>
+        <w:t>página</w:t>
+      </w:r>
+      <w:r>
+        <w:rPr>
+          <w:rFonts w:ascii="Arial" w:hAnsi="Arial" w:cs="Arial"/>
+        </w:rPr>
+        <w:t xml:space="preserve"> web del club</w:t>
+      </w:r>
+    </w:p>
+    <w:p/>
+    <w:p/>
     <w:p>
       <w:pPr>
         <w:spacing w:line="360" w:lineRule="auto"/>
@@ -4086,13 +4705,780 @@
           <w:szCs w:val="32"/>
         </w:rPr>
       </w:pPr>
-      <w:r>
+    </w:p>
+    <w:p>
+      <w:pPr>
+        <w:spacing w:line="360" w:lineRule="auto"/>
+        <w:jc w:val="both"/>
         <w:rPr>
           <w:rFonts w:ascii="Arial" w:hAnsi="Arial" w:cs="Arial"/>
           <w:color w:val="000000" w:themeColor="text1"/>
           <w:sz w:val="32"/>
           <w:szCs w:val="32"/>
         </w:rPr>
+      </w:pPr>
+    </w:p>
+    <w:p>
+      <w:pPr>
+        <w:spacing w:line="360" w:lineRule="auto"/>
+        <w:jc w:val="both"/>
+        <w:rPr>
+          <w:rFonts w:ascii="Arial" w:hAnsi="Arial" w:cs="Arial"/>
+          <w:color w:val="000000" w:themeColor="text1"/>
+          <w:sz w:val="32"/>
+          <w:szCs w:val="32"/>
+        </w:rPr>
+      </w:pPr>
+      <w:r>
+        <w:rPr>
+          <w:rFonts w:ascii="Arial" w:hAnsi="Arial" w:cs="Arial"/>
+          <w:noProof/>
+          <w:color w:val="000000" w:themeColor="text1"/>
+          <w:sz w:val="32"/>
+          <w:szCs w:val="32"/>
+        </w:rPr>
+        <w:lastRenderedPageBreak/>
+        <w:drawing>
+          <wp:anchor distT="0" distB="0" distL="114300" distR="114300" simplePos="0" relativeHeight="251660288" behindDoc="0" locked="0" layoutInCell="1" allowOverlap="1" wp14:anchorId="6963D6B2" wp14:editId="73DF3DC1">
+            <wp:simplePos x="914400" y="1854200"/>
+            <wp:positionH relativeFrom="margin">
+              <wp:align>center</wp:align>
+            </wp:positionH>
+            <wp:positionV relativeFrom="margin">
+              <wp:align>top</wp:align>
+            </wp:positionV>
+            <wp:extent cx="3422650" cy="2012950"/>
+            <wp:effectExtent l="0" t="0" r="6350" b="6350"/>
+            <wp:wrapSquare wrapText="bothSides"/>
+            <wp:docPr id="4" name="Imagen 4" descr="Logotipo, nombre de la empresa&#10;&#10;El contenido generado por IA puede ser incorrecto."/>
+            <wp:cNvGraphicFramePr>
+              <a:graphicFrameLocks xmlns:a="http://schemas.openxmlformats.org/drawingml/2006/main" noChangeAspect="1"/>
+            </wp:cNvGraphicFramePr>
+            <a:graphic xmlns:a="http://schemas.openxmlformats.org/drawingml/2006/main">
+              <a:graphicData uri="http://schemas.openxmlformats.org/drawingml/2006/picture">
+                <pic:pic xmlns:pic="http://schemas.openxmlformats.org/drawingml/2006/picture">
+                  <pic:nvPicPr>
+                    <pic:cNvPr id="4" name="Imagen 4" descr="Logotipo, nombre de la empresa&#10;&#10;El contenido generado por IA puede ser incorrecto."/>
+                    <pic:cNvPicPr/>
+                  </pic:nvPicPr>
+                  <pic:blipFill rotWithShape="1">
+                    <a:blip r:embed="rId22">
+                      <a:extLst>
+                        <a:ext uri="{28A0092B-C50C-407E-A947-70E740481C1C}">
+                          <a14:useLocalDpi xmlns:a14="http://schemas.microsoft.com/office/drawing/2010/main" val="0"/>
+                        </a:ext>
+                      </a:extLst>
+                    </a:blip>
+                    <a:srcRect t="16987" r="-323" b="24010"/>
+                    <a:stretch/>
+                  </pic:blipFill>
+                  <pic:spPr bwMode="auto">
+                    <a:xfrm>
+                      <a:off x="0" y="0"/>
+                      <a:ext cx="3422650" cy="2012950"/>
+                    </a:xfrm>
+                    <a:prstGeom prst="rect">
+                      <a:avLst/>
+                    </a:prstGeom>
+                    <a:ln>
+                      <a:noFill/>
+                    </a:ln>
+                    <a:extLst>
+                      <a:ext uri="{53640926-AAD7-44D8-BBD7-CCE9431645EC}">
+                        <a14:shadowObscured xmlns:a14="http://schemas.microsoft.com/office/drawing/2010/main"/>
+                      </a:ext>
+                    </a:extLst>
+                  </pic:spPr>
+                </pic:pic>
+              </a:graphicData>
+            </a:graphic>
+          </wp:anchor>
+        </w:drawing>
+      </w:r>
+    </w:p>
+    <w:p>
+      <w:pPr>
+        <w:spacing w:line="360" w:lineRule="auto"/>
+        <w:jc w:val="both"/>
+        <w:rPr>
+          <w:rFonts w:ascii="Arial" w:hAnsi="Arial" w:cs="Arial"/>
+          <w:color w:val="000000" w:themeColor="text1"/>
+          <w:sz w:val="32"/>
+          <w:szCs w:val="32"/>
+        </w:rPr>
+      </w:pPr>
+    </w:p>
+    <w:p>
+      <w:pPr>
+        <w:spacing w:line="360" w:lineRule="auto"/>
+        <w:jc w:val="both"/>
+        <w:rPr>
+          <w:rFonts w:ascii="Arial" w:hAnsi="Arial" w:cs="Arial"/>
+          <w:color w:val="000000" w:themeColor="text1"/>
+          <w:sz w:val="32"/>
+          <w:szCs w:val="32"/>
+        </w:rPr>
+      </w:pPr>
+    </w:p>
+    <w:p>
+      <w:pPr>
+        <w:spacing w:line="360" w:lineRule="auto"/>
+        <w:jc w:val="both"/>
+        <w:rPr>
+          <w:rFonts w:ascii="Arial" w:hAnsi="Arial" w:cs="Arial"/>
+          <w:color w:val="000000" w:themeColor="text1"/>
+          <w:sz w:val="32"/>
+          <w:szCs w:val="32"/>
+        </w:rPr>
+      </w:pPr>
+    </w:p>
+    <w:p>
+      <w:pPr>
+        <w:spacing w:line="360" w:lineRule="auto"/>
+        <w:jc w:val="both"/>
+        <w:rPr>
+          <w:rFonts w:ascii="Arial" w:hAnsi="Arial" w:cs="Arial"/>
+          <w:color w:val="000000" w:themeColor="text1"/>
+          <w:sz w:val="24"/>
+          <w:szCs w:val="24"/>
+        </w:rPr>
+      </w:pPr>
+      <w:r>
+        <w:rPr>
+          <w:rFonts w:ascii="Arial" w:hAnsi="Arial" w:cs="Arial"/>
+          <w:color w:val="000000" w:themeColor="text1"/>
+          <w:sz w:val="32"/>
+          <w:szCs w:val="32"/>
+        </w:rPr>
+        <w:t xml:space="preserve"> </w:t>
+      </w:r>
+    </w:p>
+    <w:p>
+      <w:pPr>
+        <w:pStyle w:val="Descripcin"/>
+        <w:jc w:val="center"/>
+        <w:rPr>
+          <w:rFonts w:ascii="Arial" w:hAnsi="Arial" w:cs="Arial"/>
+          <w:sz w:val="24"/>
+          <w:szCs w:val="24"/>
+        </w:rPr>
+      </w:pPr>
+      <w:bookmarkStart w:id="2" w:name="_Toc223685190"/>
+      <w:r>
+        <w:rPr>
+          <w:rFonts w:ascii="Arial" w:hAnsi="Arial" w:cs="Arial"/>
+          <w:sz w:val="24"/>
+          <w:szCs w:val="24"/>
+        </w:rPr>
+        <w:t xml:space="preserve">Ilustración </w:t>
+      </w:r>
+      <w:r>
+        <w:rPr>
+          <w:rFonts w:ascii="Arial" w:hAnsi="Arial" w:cs="Arial"/>
+          <w:sz w:val="24"/>
+          <w:szCs w:val="24"/>
+        </w:rPr>
+        <w:fldChar w:fldCharType="begin"/>
+      </w:r>
+      <w:r>
+        <w:rPr>
+          <w:rFonts w:ascii="Arial" w:hAnsi="Arial" w:cs="Arial"/>
+          <w:sz w:val="24"/>
+          <w:szCs w:val="24"/>
+        </w:rPr>
+        <w:instrText xml:space="preserve"> SEQ Ilustración \* ARABIC </w:instrText>
+      </w:r>
+      <w:r>
+        <w:rPr>
+          <w:rFonts w:ascii="Arial" w:hAnsi="Arial" w:cs="Arial"/>
+          <w:sz w:val="24"/>
+          <w:szCs w:val="24"/>
+        </w:rPr>
+        <w:fldChar w:fldCharType="separate"/>
+      </w:r>
+      <w:r>
+        <w:rPr>
+          <w:rFonts w:ascii="Arial" w:hAnsi="Arial" w:cs="Arial"/>
+          <w:noProof/>
+          <w:sz w:val="24"/>
+          <w:szCs w:val="24"/>
+        </w:rPr>
+        <w:t>3</w:t>
+      </w:r>
+      <w:r>
+        <w:rPr>
+          <w:rFonts w:ascii="Arial" w:hAnsi="Arial" w:cs="Arial"/>
+          <w:sz w:val="24"/>
+          <w:szCs w:val="24"/>
+        </w:rPr>
+        <w:fldChar w:fldCharType="end"/>
+      </w:r>
+      <w:r>
+        <w:rPr>
+          <w:rFonts w:ascii="Arial" w:hAnsi="Arial" w:cs="Arial"/>
+          <w:sz w:val="24"/>
+          <w:szCs w:val="24"/>
+        </w:rPr>
+        <w:t xml:space="preserve"> Active Directory</w:t>
+      </w:r>
+      <w:bookmarkEnd w:id="2"/>
+    </w:p>
+    <w:p>
+      <w:pPr>
+        <w:rPr>
+          <w:rFonts w:ascii="Arial" w:hAnsi="Arial" w:cs="Arial"/>
+        </w:rPr>
+      </w:pPr>
+      <w:r>
+        <w:rPr>
+          <w:rFonts w:ascii="Arial" w:hAnsi="Arial" w:cs="Arial"/>
+        </w:rPr>
+        <w:t>He utilizado Active Directory para llevar toda la gestión de los usuarios</w:t>
+      </w:r>
+    </w:p>
+    <w:p>
+      <w:pPr>
+        <w:rPr>
+          <w:rFonts w:ascii="Arial" w:hAnsi="Arial" w:cs="Arial"/>
+        </w:rPr>
+      </w:pPr>
+    </w:p>
+    <w:p>
+      <w:pPr>
+        <w:rPr>
+          <w:rFonts w:ascii="Arial" w:hAnsi="Arial" w:cs="Arial"/>
+        </w:rPr>
+      </w:pPr>
+      <w:r>
+        <w:rPr>
+          <w:rFonts w:ascii="Arial" w:hAnsi="Arial" w:cs="Arial"/>
+          <w:noProof/>
+        </w:rPr>
+        <w:drawing>
+          <wp:anchor distT="0" distB="0" distL="114300" distR="114300" simplePos="0" relativeHeight="251661312" behindDoc="0" locked="0" layoutInCell="1" allowOverlap="1" wp14:anchorId="133A7B8B" wp14:editId="159D4B53">
+            <wp:simplePos x="914400" y="4876800"/>
+            <wp:positionH relativeFrom="margin">
+              <wp:align>center</wp:align>
+            </wp:positionH>
+            <wp:positionV relativeFrom="margin">
+              <wp:align>center</wp:align>
+            </wp:positionV>
+            <wp:extent cx="1547948" cy="1447800"/>
+            <wp:effectExtent l="0" t="0" r="0" b="0"/>
+            <wp:wrapSquare wrapText="bothSides"/>
+            <wp:docPr id="5" name="Imagen 5" descr="Icono&#10;&#10;El contenido generado por IA puede ser incorrecto."/>
+            <wp:cNvGraphicFramePr>
+              <a:graphicFrameLocks xmlns:a="http://schemas.openxmlformats.org/drawingml/2006/main" noChangeAspect="1"/>
+            </wp:cNvGraphicFramePr>
+            <a:graphic xmlns:a="http://schemas.openxmlformats.org/drawingml/2006/main">
+              <a:graphicData uri="http://schemas.openxmlformats.org/drawingml/2006/picture">
+                <pic:pic xmlns:pic="http://schemas.openxmlformats.org/drawingml/2006/picture">
+                  <pic:nvPicPr>
+                    <pic:cNvPr id="5" name="Imagen 5" descr="Icono&#10;&#10;El contenido generado por IA puede ser incorrecto."/>
+                    <pic:cNvPicPr/>
+                  </pic:nvPicPr>
+                  <pic:blipFill rotWithShape="1">
+                    <a:blip r:embed="rId23" cstate="print">
+                      <a:extLst>
+                        <a:ext uri="{28A0092B-C50C-407E-A947-70E740481C1C}">
+                          <a14:useLocalDpi xmlns:a14="http://schemas.microsoft.com/office/drawing/2010/main" val="0"/>
+                        </a:ext>
+                      </a:extLst>
+                    </a:blip>
+                    <a:srcRect l="3642" t="6765" r="3863" b="6726"/>
+                    <a:stretch/>
+                  </pic:blipFill>
+                  <pic:spPr bwMode="auto">
+                    <a:xfrm>
+                      <a:off x="0" y="0"/>
+                      <a:ext cx="1547948" cy="1447800"/>
+                    </a:xfrm>
+                    <a:prstGeom prst="rect">
+                      <a:avLst/>
+                    </a:prstGeom>
+                    <a:ln>
+                      <a:noFill/>
+                    </a:ln>
+                    <a:extLst>
+                      <a:ext uri="{53640926-AAD7-44D8-BBD7-CCE9431645EC}">
+                        <a14:shadowObscured xmlns:a14="http://schemas.microsoft.com/office/drawing/2010/main"/>
+                      </a:ext>
+                    </a:extLst>
+                  </pic:spPr>
+                </pic:pic>
+              </a:graphicData>
+            </a:graphic>
+          </wp:anchor>
+        </w:drawing>
+      </w:r>
+    </w:p>
+    <w:p>
+      <w:pPr>
+        <w:spacing w:line="360" w:lineRule="auto"/>
+        <w:jc w:val="both"/>
+        <w:rPr>
+          <w:rFonts w:ascii="Arial" w:hAnsi="Arial" w:cs="Arial"/>
+          <w:color w:val="000000" w:themeColor="text1"/>
+          <w:sz w:val="32"/>
+          <w:szCs w:val="32"/>
+        </w:rPr>
+      </w:pPr>
+    </w:p>
+    <w:p>
+      <w:pPr>
+        <w:spacing w:line="360" w:lineRule="auto"/>
+        <w:jc w:val="both"/>
+        <w:rPr>
+          <w:rFonts w:ascii="Arial" w:hAnsi="Arial" w:cs="Arial"/>
+          <w:color w:val="000000" w:themeColor="text1"/>
+          <w:sz w:val="32"/>
+          <w:szCs w:val="32"/>
+        </w:rPr>
+      </w:pPr>
+    </w:p>
+    <w:p>
+      <w:pPr>
+        <w:spacing w:line="360" w:lineRule="auto"/>
+        <w:jc w:val="both"/>
+        <w:rPr>
+          <w:rFonts w:ascii="Arial" w:hAnsi="Arial" w:cs="Arial"/>
+          <w:color w:val="000000" w:themeColor="text1"/>
+          <w:sz w:val="32"/>
+          <w:szCs w:val="32"/>
+        </w:rPr>
+      </w:pPr>
+    </w:p>
+    <w:p>
+      <w:pPr>
+        <w:pStyle w:val="Descripcin"/>
+        <w:jc w:val="center"/>
+      </w:pPr>
+    </w:p>
+    <w:p>
+      <w:pPr>
+        <w:pStyle w:val="Descripcin"/>
+        <w:jc w:val="center"/>
+        <w:rPr>
+          <w:rFonts w:ascii="Arial" w:hAnsi="Arial" w:cs="Arial"/>
+          <w:sz w:val="24"/>
+          <w:szCs w:val="24"/>
+        </w:rPr>
+      </w:pPr>
+      <w:bookmarkStart w:id="3" w:name="_Toc223685191"/>
+      <w:r>
+        <w:rPr>
+          <w:rFonts w:ascii="Arial" w:hAnsi="Arial" w:cs="Arial"/>
+          <w:sz w:val="24"/>
+          <w:szCs w:val="24"/>
+        </w:rPr>
+        <w:t xml:space="preserve">Ilustración </w:t>
+      </w:r>
+      <w:r>
+        <w:rPr>
+          <w:rFonts w:ascii="Arial" w:hAnsi="Arial" w:cs="Arial"/>
+          <w:sz w:val="24"/>
+          <w:szCs w:val="24"/>
+        </w:rPr>
+        <w:fldChar w:fldCharType="begin"/>
+      </w:r>
+      <w:r>
+        <w:rPr>
+          <w:rFonts w:ascii="Arial" w:hAnsi="Arial" w:cs="Arial"/>
+          <w:sz w:val="24"/>
+          <w:szCs w:val="24"/>
+        </w:rPr>
+        <w:instrText xml:space="preserve"> SEQ Ilustración \* ARABIC </w:instrText>
+      </w:r>
+      <w:r>
+        <w:rPr>
+          <w:rFonts w:ascii="Arial" w:hAnsi="Arial" w:cs="Arial"/>
+          <w:sz w:val="24"/>
+          <w:szCs w:val="24"/>
+        </w:rPr>
+        <w:fldChar w:fldCharType="separate"/>
+      </w:r>
+      <w:r>
+        <w:rPr>
+          <w:rFonts w:ascii="Arial" w:hAnsi="Arial" w:cs="Arial"/>
+          <w:noProof/>
+          <w:sz w:val="24"/>
+          <w:szCs w:val="24"/>
+        </w:rPr>
+        <w:t>4</w:t>
+      </w:r>
+      <w:r>
+        <w:rPr>
+          <w:rFonts w:ascii="Arial" w:hAnsi="Arial" w:cs="Arial"/>
+          <w:sz w:val="24"/>
+          <w:szCs w:val="24"/>
+        </w:rPr>
+        <w:fldChar w:fldCharType="end"/>
+      </w:r>
+      <w:r>
+        <w:rPr>
+          <w:rFonts w:ascii="Arial" w:hAnsi="Arial" w:cs="Arial"/>
+          <w:sz w:val="24"/>
+          <w:szCs w:val="24"/>
+        </w:rPr>
+        <w:t xml:space="preserve"> Microsoft Proyect</w:t>
+      </w:r>
+      <w:bookmarkEnd w:id="3"/>
+    </w:p>
+    <w:p>
+      <w:pPr>
+        <w:rPr>
+          <w:rFonts w:ascii="Arial" w:hAnsi="Arial" w:cs="Arial"/>
+        </w:rPr>
+      </w:pPr>
+      <w:r>
+        <w:rPr>
+          <w:rFonts w:ascii="Arial" w:hAnsi="Arial" w:cs="Arial"/>
+        </w:rPr>
+        <w:t>He utilizado Microsoft Proyect para realizar el diagrama de Gantt</w:t>
+      </w:r>
+    </w:p>
+    <w:p>
+      <w:pPr>
+        <w:rPr>
+          <w:rFonts w:ascii="Arial" w:hAnsi="Arial" w:cs="Arial"/>
+        </w:rPr>
+      </w:pPr>
+    </w:p>
+    <w:p>
+      <w:pPr>
+        <w:rPr>
+          <w:rFonts w:ascii="Arial" w:hAnsi="Arial" w:cs="Arial"/>
+        </w:rPr>
+      </w:pPr>
+    </w:p>
+    <w:p>
+      <w:pPr>
+        <w:rPr>
+          <w:rFonts w:ascii="Arial" w:hAnsi="Arial" w:cs="Arial"/>
+        </w:rPr>
+      </w:pPr>
+    </w:p>
+    <w:p>
+      <w:pPr>
+        <w:rPr>
+          <w:rFonts w:ascii="Arial" w:hAnsi="Arial" w:cs="Arial"/>
+        </w:rPr>
+      </w:pPr>
+    </w:p>
+    <w:p>
+      <w:pPr>
+        <w:jc w:val="center"/>
+        <w:rPr>
+          <w:rFonts w:ascii="Arial" w:hAnsi="Arial" w:cs="Arial"/>
+        </w:rPr>
+      </w:pPr>
+      <w:r>
+        <w:rPr>
+          <w:rFonts w:ascii="Arial" w:hAnsi="Arial" w:cs="Arial"/>
+          <w:noProof/>
+        </w:rPr>
+        <w:lastRenderedPageBreak/>
+        <w:drawing>
+          <wp:inline distT="0" distB="0" distL="0" distR="0" wp14:anchorId="72C07F7F" wp14:editId="6D59B84A">
+            <wp:extent cx="1653540" cy="1539775"/>
+            <wp:effectExtent l="0" t="0" r="3810" b="3810"/>
+            <wp:docPr id="3" name="Imagen 3" descr="Interfaz de usuario gráfica, Icono&#10;&#10;El contenido generado por IA puede ser incorrecto."/>
+            <wp:cNvGraphicFramePr>
+              <a:graphicFrameLocks xmlns:a="http://schemas.openxmlformats.org/drawingml/2006/main" noChangeAspect="1"/>
+            </wp:cNvGraphicFramePr>
+            <a:graphic xmlns:a="http://schemas.openxmlformats.org/drawingml/2006/main">
+              <a:graphicData uri="http://schemas.openxmlformats.org/drawingml/2006/picture">
+                <pic:pic xmlns:pic="http://schemas.openxmlformats.org/drawingml/2006/picture">
+                  <pic:nvPicPr>
+                    <pic:cNvPr id="3" name="Imagen 3" descr="Interfaz de usuario gráfica, Icono&#10;&#10;El contenido generado por IA puede ser incorrecto."/>
+                    <pic:cNvPicPr/>
+                  </pic:nvPicPr>
+                  <pic:blipFill>
+                    <a:blip r:embed="rId24" cstate="print">
+                      <a:extLst>
+                        <a:ext uri="{28A0092B-C50C-407E-A947-70E740481C1C}">
+                          <a14:useLocalDpi xmlns:a14="http://schemas.microsoft.com/office/drawing/2010/main" val="0"/>
+                        </a:ext>
+                      </a:extLst>
+                    </a:blip>
+                    <a:stretch>
+                      <a:fillRect/>
+                    </a:stretch>
+                  </pic:blipFill>
+                  <pic:spPr>
+                    <a:xfrm>
+                      <a:off x="0" y="0"/>
+                      <a:ext cx="1664756" cy="1550220"/>
+                    </a:xfrm>
+                    <a:prstGeom prst="rect">
+                      <a:avLst/>
+                    </a:prstGeom>
+                  </pic:spPr>
+                </pic:pic>
+              </a:graphicData>
+            </a:graphic>
+          </wp:inline>
+        </w:drawing>
+      </w:r>
+    </w:p>
+    <w:p>
+      <w:pPr>
+        <w:pStyle w:val="Descripcin"/>
+        <w:jc w:val="center"/>
+        <w:rPr>
+          <w:rFonts w:ascii="Arial" w:hAnsi="Arial" w:cs="Arial"/>
+          <w:sz w:val="24"/>
+          <w:szCs w:val="24"/>
+        </w:rPr>
+      </w:pPr>
+      <w:bookmarkStart w:id="4" w:name="_Toc223685192"/>
+      <w:r>
+        <w:rPr>
+          <w:rFonts w:ascii="Arial" w:hAnsi="Arial" w:cs="Arial"/>
+          <w:sz w:val="24"/>
+          <w:szCs w:val="24"/>
+        </w:rPr>
+        <w:t xml:space="preserve">Ilustración </w:t>
+      </w:r>
+      <w:r>
+        <w:rPr>
+          <w:rFonts w:ascii="Arial" w:hAnsi="Arial" w:cs="Arial"/>
+          <w:sz w:val="24"/>
+          <w:szCs w:val="24"/>
+        </w:rPr>
+        <w:fldChar w:fldCharType="begin"/>
+      </w:r>
+      <w:r>
+        <w:rPr>
+          <w:rFonts w:ascii="Arial" w:hAnsi="Arial" w:cs="Arial"/>
+          <w:sz w:val="24"/>
+          <w:szCs w:val="24"/>
+        </w:rPr>
+        <w:instrText xml:space="preserve"> SEQ Ilustración \* ARABIC </w:instrText>
+      </w:r>
+      <w:r>
+        <w:rPr>
+          <w:rFonts w:ascii="Arial" w:hAnsi="Arial" w:cs="Arial"/>
+          <w:sz w:val="24"/>
+          <w:szCs w:val="24"/>
+        </w:rPr>
+        <w:fldChar w:fldCharType="separate"/>
+      </w:r>
+      <w:r>
+        <w:rPr>
+          <w:rFonts w:ascii="Arial" w:hAnsi="Arial" w:cs="Arial"/>
+          <w:noProof/>
+          <w:sz w:val="24"/>
+          <w:szCs w:val="24"/>
+        </w:rPr>
+        <w:t>5</w:t>
+      </w:r>
+      <w:r>
+        <w:rPr>
+          <w:rFonts w:ascii="Arial" w:hAnsi="Arial" w:cs="Arial"/>
+          <w:sz w:val="24"/>
+          <w:szCs w:val="24"/>
+        </w:rPr>
+        <w:fldChar w:fldCharType="end"/>
+      </w:r>
+      <w:r>
+        <w:rPr>
+          <w:rFonts w:ascii="Arial" w:hAnsi="Arial" w:cs="Arial"/>
+          <w:sz w:val="24"/>
+          <w:szCs w:val="24"/>
+        </w:rPr>
+        <w:t xml:space="preserve"> Microsoft Excel</w:t>
+      </w:r>
+      <w:bookmarkEnd w:id="4"/>
+    </w:p>
+    <w:p>
+      <w:pPr>
+        <w:rPr>
+          <w:rFonts w:ascii="Arial" w:hAnsi="Arial" w:cs="Arial"/>
+        </w:rPr>
+      </w:pPr>
+      <w:r>
+        <w:rPr>
+          <w:rFonts w:ascii="Arial" w:hAnsi="Arial" w:cs="Arial"/>
+        </w:rPr>
+        <w:t>He utilizado Excel para realizar la tabla de direcciones IP para toda la red del club</w:t>
+      </w:r>
+    </w:p>
+    <w:p>
+      <w:pPr>
+        <w:rPr>
+          <w:rFonts w:ascii="Arial" w:hAnsi="Arial" w:cs="Arial"/>
+        </w:rPr>
+      </w:pPr>
+    </w:p>
+    <w:p>
+      <w:pPr>
+        <w:jc w:val="center"/>
+        <w:rPr>
+          <w:rFonts w:ascii="Arial" w:hAnsi="Arial" w:cs="Arial"/>
+        </w:rPr>
+      </w:pPr>
+      <w:r>
+        <w:rPr>
+          <w:rFonts w:ascii="Arial" w:hAnsi="Arial" w:cs="Arial"/>
+          <w:noProof/>
+        </w:rPr>
+        <w:drawing>
+          <wp:inline distT="0" distB="0" distL="0" distR="0" wp14:anchorId="51BAC7C9" wp14:editId="29CB77F3">
+            <wp:extent cx="1783407" cy="1935480"/>
+            <wp:effectExtent l="0" t="0" r="7620" b="7620"/>
+            <wp:docPr id="6" name="Imagen 6" descr="Icono&#10;&#10;El contenido generado por IA puede ser incorrecto."/>
+            <wp:cNvGraphicFramePr>
+              <a:graphicFrameLocks xmlns:a="http://schemas.openxmlformats.org/drawingml/2006/main" noChangeAspect="1"/>
+            </wp:cNvGraphicFramePr>
+            <a:graphic xmlns:a="http://schemas.openxmlformats.org/drawingml/2006/main">
+              <a:graphicData uri="http://schemas.openxmlformats.org/drawingml/2006/picture">
+                <pic:pic xmlns:pic="http://schemas.openxmlformats.org/drawingml/2006/picture">
+                  <pic:nvPicPr>
+                    <pic:cNvPr id="6" name="Imagen 6" descr="Icono&#10;&#10;El contenido generado por IA puede ser incorrecto."/>
+                    <pic:cNvPicPr/>
+                  </pic:nvPicPr>
+                  <pic:blipFill>
+                    <a:blip r:embed="rId25" cstate="print">
+                      <a:extLst>
+                        <a:ext uri="{28A0092B-C50C-407E-A947-70E740481C1C}">
+                          <a14:useLocalDpi xmlns:a14="http://schemas.microsoft.com/office/drawing/2010/main" val="0"/>
+                        </a:ext>
+                      </a:extLst>
+                    </a:blip>
+                    <a:stretch>
+                      <a:fillRect/>
+                    </a:stretch>
+                  </pic:blipFill>
+                  <pic:spPr>
+                    <a:xfrm>
+                      <a:off x="0" y="0"/>
+                      <a:ext cx="1789285" cy="1941859"/>
+                    </a:xfrm>
+                    <a:prstGeom prst="rect">
+                      <a:avLst/>
+                    </a:prstGeom>
+                  </pic:spPr>
+                </pic:pic>
+              </a:graphicData>
+            </a:graphic>
+          </wp:inline>
+        </w:drawing>
+      </w:r>
+    </w:p>
+    <w:p>
+      <w:pPr>
+        <w:pStyle w:val="Descripcin"/>
+        <w:jc w:val="center"/>
+        <w:rPr>
+          <w:rFonts w:ascii="Arial" w:hAnsi="Arial" w:cs="Arial"/>
+          <w:sz w:val="24"/>
+          <w:szCs w:val="24"/>
+        </w:rPr>
+      </w:pPr>
+      <w:bookmarkStart w:id="5" w:name="_Toc223685193"/>
+      <w:r>
+        <w:rPr>
+          <w:rFonts w:ascii="Arial" w:hAnsi="Arial" w:cs="Arial"/>
+          <w:sz w:val="24"/>
+          <w:szCs w:val="24"/>
+        </w:rPr>
+        <w:t xml:space="preserve">Ilustración </w:t>
+      </w:r>
+      <w:r>
+        <w:rPr>
+          <w:rFonts w:ascii="Arial" w:hAnsi="Arial" w:cs="Arial"/>
+          <w:sz w:val="24"/>
+          <w:szCs w:val="24"/>
+        </w:rPr>
+        <w:fldChar w:fldCharType="begin"/>
+      </w:r>
+      <w:r>
+        <w:rPr>
+          <w:rFonts w:ascii="Arial" w:hAnsi="Arial" w:cs="Arial"/>
+          <w:sz w:val="24"/>
+          <w:szCs w:val="24"/>
+        </w:rPr>
+        <w:instrText xml:space="preserve"> SEQ Ilustración \* ARABIC </w:instrText>
+      </w:r>
+      <w:r>
+        <w:rPr>
+          <w:rFonts w:ascii="Arial" w:hAnsi="Arial" w:cs="Arial"/>
+          <w:sz w:val="24"/>
+          <w:szCs w:val="24"/>
+        </w:rPr>
+        <w:fldChar w:fldCharType="separate"/>
+      </w:r>
+      <w:r>
+        <w:rPr>
+          <w:rFonts w:ascii="Arial" w:hAnsi="Arial" w:cs="Arial"/>
+          <w:noProof/>
+          <w:sz w:val="24"/>
+          <w:szCs w:val="24"/>
+        </w:rPr>
+        <w:t>6</w:t>
+      </w:r>
+      <w:r>
+        <w:rPr>
+          <w:rFonts w:ascii="Arial" w:hAnsi="Arial" w:cs="Arial"/>
+          <w:sz w:val="24"/>
+          <w:szCs w:val="24"/>
+        </w:rPr>
+        <w:fldChar w:fldCharType="end"/>
+      </w:r>
+      <w:r>
+        <w:rPr>
+          <w:rFonts w:ascii="Arial" w:hAnsi="Arial" w:cs="Arial"/>
+          <w:sz w:val="24"/>
+          <w:szCs w:val="24"/>
+        </w:rPr>
+        <w:t xml:space="preserve"> Cisco Packet Tracert</w:t>
+      </w:r>
+      <w:bookmarkEnd w:id="5"/>
+    </w:p>
+    <w:p>
+      <w:pPr>
+        <w:rPr>
+          <w:rFonts w:ascii="Arial" w:hAnsi="Arial" w:cs="Arial"/>
+        </w:rPr>
+      </w:pPr>
+      <w:r>
+        <w:rPr>
+          <w:rFonts w:ascii="Arial" w:hAnsi="Arial" w:cs="Arial"/>
+        </w:rPr>
+        <w:t>He utilizado packet tracert para realizar el esquema y configuración de la red</w:t>
+      </w:r>
+    </w:p>
+    <w:p>
+      <w:pPr>
+        <w:spacing w:line="360" w:lineRule="auto"/>
+        <w:jc w:val="both"/>
+        <w:rPr>
+          <w:rFonts w:ascii="Arial" w:hAnsi="Arial" w:cs="Arial"/>
+          <w:color w:val="000000" w:themeColor="text1"/>
+          <w:sz w:val="32"/>
+          <w:szCs w:val="32"/>
+        </w:rPr>
+      </w:pPr>
+    </w:p>
+    <w:p>
+      <w:pPr>
+        <w:spacing w:line="360" w:lineRule="auto"/>
+        <w:jc w:val="both"/>
+        <w:rPr>
+          <w:rFonts w:ascii="Arial" w:hAnsi="Arial" w:cs="Arial"/>
+          <w:color w:val="000000" w:themeColor="text1"/>
+          <w:sz w:val="32"/>
+          <w:szCs w:val="32"/>
+        </w:rPr>
+      </w:pPr>
+      <w:r>
+        <w:rPr>
+          <w:rFonts w:ascii="Arial" w:hAnsi="Arial" w:cs="Arial"/>
+          <w:color w:val="000000" w:themeColor="text1"/>
+          <w:sz w:val="32"/>
+          <w:szCs w:val="32"/>
+        </w:rPr>
         <w:t>METODOLOGÍA</w:t>
       </w:r>
     </w:p>
@@ -4186,7 +5572,6 @@
           <w:bCs/>
           <w:color w:val="000000" w:themeColor="text1"/>
         </w:rPr>
-        <w:lastRenderedPageBreak/>
         <w:t xml:space="preserve">Diagrama de Gantt </w:t>
       </w:r>
       <w:r>
@@ -4210,6 +5595,7 @@
           <w:noProof/>
           <w:lang w:eastAsia="es-ES"/>
         </w:rPr>
+        <w:lastRenderedPageBreak/>
         <w:drawing>
           <wp:inline distT="0" distB="0" distL="0" distR="0" wp14:anchorId="3CD26B42" wp14:editId="7FE3AA8B">
             <wp:extent cx="4572000" cy="2333625"/>
@@ -4226,7 +5612,7 @@
                     <pic:cNvPicPr/>
                   </pic:nvPicPr>
                   <pic:blipFill>
-                    <a:blip r:embed="rId22">
+                    <a:blip r:embed="rId26">
                       <a:extLst>
                         <a:ext uri="{28A0092B-C50C-407E-A947-70E740481C1C}">
                           <a14:useLocalDpi xmlns:a14="http://schemas.microsoft.com/office/drawing/2010/main" val="0"/>
@@ -4539,7 +5925,7 @@
         </w:rPr>
         <w:t xml:space="preserve">Smith, J. (2023). La importancia del reciclaje en la conservación del medio ambiente. Recuperado de </w:t>
       </w:r>
-      <w:hyperlink r:id="rId23">
+      <w:hyperlink r:id="rId27">
         <w:r>
           <w:rPr>
             <w:rStyle w:val="Hipervnculo"/>
@@ -4663,12 +6049,12 @@
       </w:pPr>
     </w:p>
     <w:sectPr>
-      <w:headerReference w:type="even" r:id="rId24"/>
-      <w:headerReference w:type="default" r:id="rId25"/>
-      <w:footerReference w:type="even" r:id="rId26"/>
-      <w:footerReference w:type="default" r:id="rId27"/>
-      <w:headerReference w:type="first" r:id="rId28"/>
-      <w:footerReference w:type="first" r:id="rId29"/>
+      <w:headerReference w:type="even" r:id="rId28"/>
+      <w:headerReference w:type="default" r:id="rId29"/>
+      <w:footerReference w:type="even" r:id="rId30"/>
+      <w:footerReference w:type="default" r:id="rId31"/>
+      <w:headerReference w:type="first" r:id="rId32"/>
+      <w:footerReference w:type="first" r:id="rId33"/>
       <w:pgSz w:w="11906" w:h="16838"/>
       <w:pgMar w:top="1440" w:right="1440" w:bottom="1440" w:left="1440" w:header="720" w:footer="720" w:gutter="0"/>
       <w:cols w:space="720"/>
@@ -5948,6 +7334,17 @@
       <w:szCs w:val="18"/>
     </w:rPr>
   </w:style>
+  <w:style w:type="paragraph" w:styleId="Tabladeilustraciones">
+    <w:name w:val="table of figures"/>
+    <w:basedOn w:val="Normal"/>
+    <w:next w:val="Normal"/>
+    <w:uiPriority w:val="99"/>
+    <w:unhideWhenUsed/>
+    <w:rsid w:val="007427C4"/>
+    <w:pPr>
+      <w:spacing w:after="0"/>
+    </w:pPr>
+  </w:style>
 </w:styles>
 </file>
 
@@ -6213,15 +7610,6 @@
 </file>
 
 <file path=customXml/item1.xml><?xml version="1.0" encoding="utf-8"?>
-<?mso-contentType ?>
-<FormTemplates xmlns="http://schemas.microsoft.com/sharepoint/v3/contenttype/forms">
-  <Display>DocumentLibraryForm</Display>
-  <Edit>DocumentLibraryForm</Edit>
-  <New>DocumentLibraryForm</New>
-</FormTemplates>
-</file>
-
-<file path=customXml/item2.xml><?xml version="1.0" encoding="utf-8"?>
 <ct:contentTypeSchema xmlns:ct="http://schemas.microsoft.com/office/2006/metadata/contentType" xmlns:ma="http://schemas.microsoft.com/office/2006/metadata/properties/metaAttributes" ct:_="" ma:_="" ma:contentTypeName="Documento" ma:contentTypeID="0x0101008CD8C293B1B33442A2596F7F4EB4F7DA" ma:contentTypeVersion="13" ma:contentTypeDescription="Crear nuevo documento." ma:contentTypeScope="" ma:versionID="3fff2a8d346b842f093bb3701a245707">
   <xsd:schema xmlns:xsd="http://www.w3.org/2001/XMLSchema" xmlns:xs="http://www.w3.org/2001/XMLSchema" xmlns:p="http://schemas.microsoft.com/office/2006/metadata/properties" xmlns:ns2="439adc47-72d5-4f73-991c-913beebc2c9a" xmlns:ns3="59390006-c430-45d0-b76a-cc9d620cdd55" targetNamespace="http://schemas.microsoft.com/office/2006/metadata/properties" ma:root="true" ma:fieldsID="1598023d093cbc92eb58db4e954047a9" ns2:_="" ns3:_="">
     <xsd:import namespace="439adc47-72d5-4f73-991c-913beebc2c9a"/>
@@ -6444,7 +7832,20 @@
 </ct:contentTypeSchema>
 </file>
 
+<file path=customXml/item2.xml><?xml version="1.0" encoding="utf-8"?>
+<?mso-contentType ?>
+<FormTemplates xmlns="http://schemas.microsoft.com/sharepoint/v3/contenttype/forms">
+  <Display>DocumentLibraryForm</Display>
+  <Edit>DocumentLibraryForm</Edit>
+  <New>DocumentLibraryForm</New>
+</FormTemplates>
+</file>
+
 <file path=customXml/item3.xml><?xml version="1.0" encoding="utf-8"?>
+<b:Sources xmlns:b="http://schemas.openxmlformats.org/officeDocument/2006/bibliography" xmlns="http://schemas.openxmlformats.org/officeDocument/2006/bibliography" SelectedStyle="\APASixthEditionOfficeOnline.xsl" StyleName="APA" Version="6"/>
+</file>
+
+<file path=customXml/item4.xml><?xml version="1.0" encoding="utf-8"?>
 <p:properties xmlns:p="http://schemas.microsoft.com/office/2006/metadata/properties" xmlns:xsi="http://www.w3.org/2001/XMLSchema-instance" xmlns:pc="http://schemas.microsoft.com/office/infopath/2007/PartnerControls">
   <documentManagement>
     <TaxCatchAll xmlns="59390006-c430-45d0-b76a-cc9d620cdd55" xsi:nil="true"/>
@@ -6455,19 +7856,7 @@
 </p:properties>
 </file>
 
-<file path=customXml/item4.xml><?xml version="1.0" encoding="utf-8"?>
-<b:Sources xmlns:b="http://schemas.openxmlformats.org/officeDocument/2006/bibliography" xmlns="http://schemas.openxmlformats.org/officeDocument/2006/bibliography" SelectedStyle="\APASixthEditionOfficeOnline.xsl" StyleName="APA" Version="6"/>
-</file>
-
 <file path=customXml/itemProps1.xml><?xml version="1.0" encoding="utf-8"?>
-<ds:datastoreItem xmlns:ds="http://schemas.openxmlformats.org/officeDocument/2006/customXml" ds:itemID="{42E3C8EC-5B10-45B3-8E97-FBD6324B8BB9}">
-  <ds:schemaRefs>
-    <ds:schemaRef ds:uri="http://schemas.microsoft.com/sharepoint/v3/contenttype/forms"/>
-  </ds:schemaRefs>
-</ds:datastoreItem>
-</file>
-
-<file path=customXml/itemProps2.xml><?xml version="1.0" encoding="utf-8"?>
 <ds:datastoreItem xmlns:ds="http://schemas.openxmlformats.org/officeDocument/2006/customXml" ds:itemID="{B56C9B97-3894-4B38-A6AD-295A7F0C1DBC}">
   <ds:schemaRefs>
     <ds:schemaRef ds:uri="http://schemas.microsoft.com/office/2006/metadata/contentType"/>
@@ -6486,7 +7875,23 @@
 </ds:datastoreItem>
 </file>
 
+<file path=customXml/itemProps2.xml><?xml version="1.0" encoding="utf-8"?>
+<ds:datastoreItem xmlns:ds="http://schemas.openxmlformats.org/officeDocument/2006/customXml" ds:itemID="{42E3C8EC-5B10-45B3-8E97-FBD6324B8BB9}">
+  <ds:schemaRefs>
+    <ds:schemaRef ds:uri="http://schemas.microsoft.com/sharepoint/v3/contenttype/forms"/>
+  </ds:schemaRefs>
+</ds:datastoreItem>
+</file>
+
 <file path=customXml/itemProps3.xml><?xml version="1.0" encoding="utf-8"?>
+<ds:datastoreItem xmlns:ds="http://schemas.openxmlformats.org/officeDocument/2006/customXml" ds:itemID="{4DCDDEEF-4063-457A-9E32-4CEA8C90D2ED}">
+  <ds:schemaRefs>
+    <ds:schemaRef ds:uri="http://schemas.openxmlformats.org/officeDocument/2006/bibliography"/>
+  </ds:schemaRefs>
+</ds:datastoreItem>
+</file>
+
+<file path=customXml/itemProps4.xml><?xml version="1.0" encoding="utf-8"?>
 <ds:datastoreItem xmlns:ds="http://schemas.openxmlformats.org/officeDocument/2006/customXml" ds:itemID="{BCDA797D-315A-42FB-BB9A-CCFA3A760578}">
   <ds:schemaRefs>
     <ds:schemaRef ds:uri="http://schemas.microsoft.com/office/2006/metadata/properties"/>
@@ -6495,12 +7900,4 @@
     <ds:schemaRef ds:uri="439adc47-72d5-4f73-991c-913beebc2c9a"/>
   </ds:schemaRefs>
 </ds:datastoreItem>
-</file>
-
-<file path=customXml/itemProps4.xml><?xml version="1.0" encoding="utf-8"?>
-<ds:datastoreItem xmlns:ds="http://schemas.openxmlformats.org/officeDocument/2006/customXml" ds:itemID="{4DCDDEEF-4063-457A-9E32-4CEA8C90D2ED}">
-  <ds:schemaRefs>
-    <ds:schemaRef ds:uri="http://schemas.openxmlformats.org/officeDocument/2006/bibliography"/>
-  </ds:schemaRefs>
-</ds:datastoreItem>
 </file>
--- a/TFG/Memoria_TFG 2025-26.docx
+++ b/TFG/Memoria_TFG 2025-26.docx
@@ -34,7 +34,7 @@
           <w:lang w:eastAsia="es-ES"/>
         </w:rPr>
         <w:drawing>
-          <wp:inline distT="0" distB="0" distL="0" distR="0" wp14:anchorId="19882AF8" wp14:editId="19493A80">
+          <wp:inline distT="0" distB="0" distL="0" distR="0" wp14:anchorId="19882AF8" wp14:editId="17303D70">
             <wp:extent cx="3524250" cy="1771650"/>
             <wp:effectExtent l="0" t="0" r="0" b="0"/>
             <wp:docPr id="923855780" name="Imagen 923855780"/>
@@ -398,7 +398,13 @@
           <w:tab w:val="right" w:leader="dot" w:pos="9016"/>
         </w:tabs>
         <w:rPr>
+          <w:rFonts w:eastAsiaTheme="minorEastAsia"/>
           <w:noProof/>
+          <w:kern w:val="2"/>
+          <w:sz w:val="24"/>
+          <w:szCs w:val="24"/>
+          <w:lang w:eastAsia="es-ES"/>
+          <w14:ligatures w14:val="standardContextual"/>
         </w:rPr>
       </w:pPr>
       <w:r>
@@ -419,14 +425,14 @@
         </w:rPr>
         <w:fldChar w:fldCharType="separate"/>
       </w:r>
-      <w:hyperlink w:anchor="_Toc223685188" w:history="1">
+      <w:hyperlink w:anchor="_Toc224309823" w:history="1">
         <w:r>
           <w:rPr>
             <w:rStyle w:val="Hipervnculo"/>
             <w:rFonts w:ascii="Arial" w:hAnsi="Arial" w:cs="Arial"/>
             <w:noProof/>
           </w:rPr>
-          <w:t>Ilustración 1 VirtualBox</w:t>
+          <w:t>Ilustración 1 Esquema de red</w:t>
         </w:r>
         <w:r>
           <w:rPr>
@@ -447,7 +453,82 @@
             <w:noProof/>
             <w:webHidden/>
           </w:rPr>
-          <w:instrText xml:space="preserve"> PAGEREF _Toc223685188 \h </w:instrText>
+          <w:instrText xml:space="preserve"> PAGEREF _Toc224309823 \h </w:instrText>
+        </w:r>
+        <w:r>
+          <w:rPr>
+            <w:noProof/>
+            <w:webHidden/>
+          </w:rPr>
+        </w:r>
+        <w:r>
+          <w:rPr>
+            <w:noProof/>
+            <w:webHidden/>
+          </w:rPr>
+          <w:fldChar w:fldCharType="separate"/>
+        </w:r>
+        <w:r>
+          <w:rPr>
+            <w:noProof/>
+            <w:webHidden/>
+          </w:rPr>
+          <w:t>14</w:t>
+        </w:r>
+        <w:r>
+          <w:rPr>
+            <w:noProof/>
+            <w:webHidden/>
+          </w:rPr>
+          <w:fldChar w:fldCharType="end"/>
+        </w:r>
+      </w:hyperlink>
+    </w:p>
+    <w:p>
+      <w:pPr>
+        <w:pStyle w:val="Tabladeilustraciones"/>
+        <w:tabs>
+          <w:tab w:val="right" w:leader="dot" w:pos="9016"/>
+        </w:tabs>
+        <w:rPr>
+          <w:rFonts w:eastAsiaTheme="minorEastAsia"/>
+          <w:noProof/>
+          <w:kern w:val="2"/>
+          <w:sz w:val="24"/>
+          <w:szCs w:val="24"/>
+          <w:lang w:eastAsia="es-ES"/>
+          <w14:ligatures w14:val="standardContextual"/>
+        </w:rPr>
+      </w:pPr>
+      <w:hyperlink w:anchor="_Toc224309824" w:history="1">
+        <w:r>
+          <w:rPr>
+            <w:rStyle w:val="Hipervnculo"/>
+            <w:rFonts w:ascii="Arial" w:hAnsi="Arial" w:cs="Arial"/>
+            <w:noProof/>
+          </w:rPr>
+          <w:t>Ilustración 2 VirtualBox</w:t>
+        </w:r>
+        <w:r>
+          <w:rPr>
+            <w:noProof/>
+            <w:webHidden/>
+          </w:rPr>
+          <w:tab/>
+        </w:r>
+        <w:r>
+          <w:rPr>
+            <w:noProof/>
+            <w:webHidden/>
+          </w:rPr>
+          <w:fldChar w:fldCharType="begin"/>
+        </w:r>
+        <w:r>
+          <w:rPr>
+            <w:noProof/>
+            <w:webHidden/>
+          </w:rPr>
+          <w:instrText xml:space="preserve"> PAGEREF _Toc224309824 \h </w:instrText>
         </w:r>
         <w:r>
           <w:rPr>
@@ -485,17 +566,23 @@
           <w:tab w:val="right" w:leader="dot" w:pos="9016"/>
         </w:tabs>
         <w:rPr>
+          <w:rFonts w:eastAsiaTheme="minorEastAsia"/>
           <w:noProof/>
-        </w:rPr>
-      </w:pPr>
-      <w:hyperlink w:anchor="_Toc223685189" w:history="1">
+          <w:kern w:val="2"/>
+          <w:sz w:val="24"/>
+          <w:szCs w:val="24"/>
+          <w:lang w:eastAsia="es-ES"/>
+          <w14:ligatures w14:val="standardContextual"/>
+        </w:rPr>
+      </w:pPr>
+      <w:hyperlink w:anchor="_Toc224309825" w:history="1">
         <w:r>
           <w:rPr>
             <w:rStyle w:val="Hipervnculo"/>
             <w:rFonts w:ascii="Arial" w:hAnsi="Arial" w:cs="Arial"/>
             <w:noProof/>
           </w:rPr>
-          <w:t>Ilustración 2 WordPress</w:t>
+          <w:t>Ilustración 3 WordPress</w:t>
         </w:r>
         <w:r>
           <w:rPr>
@@ -516,7 +603,7 @@
             <w:noProof/>
             <w:webHidden/>
           </w:rPr>
-          <w:instrText xml:space="preserve"> PAGEREF _Toc223685189 \h </w:instrText>
+          <w:instrText xml:space="preserve"> PAGEREF _Toc224309825 \h </w:instrText>
         </w:r>
         <w:r>
           <w:rPr>
@@ -554,17 +641,23 @@
           <w:tab w:val="right" w:leader="dot" w:pos="9016"/>
         </w:tabs>
         <w:rPr>
+          <w:rFonts w:eastAsiaTheme="minorEastAsia"/>
           <w:noProof/>
-        </w:rPr>
-      </w:pPr>
-      <w:hyperlink w:anchor="_Toc223685190" w:history="1">
+          <w:kern w:val="2"/>
+          <w:sz w:val="24"/>
+          <w:szCs w:val="24"/>
+          <w:lang w:eastAsia="es-ES"/>
+          <w14:ligatures w14:val="standardContextual"/>
+        </w:rPr>
+      </w:pPr>
+      <w:hyperlink w:anchor="_Toc224309826" w:history="1">
         <w:r>
           <w:rPr>
             <w:rStyle w:val="Hipervnculo"/>
             <w:rFonts w:ascii="Arial" w:hAnsi="Arial" w:cs="Arial"/>
             <w:noProof/>
           </w:rPr>
-          <w:t>Ilustración 3 Active Directory</w:t>
+          <w:t>Ilustración 4 Active Directory</w:t>
         </w:r>
         <w:r>
           <w:rPr>
@@ -585,7 +678,7 @@
             <w:noProof/>
             <w:webHidden/>
           </w:rPr>
-          <w:instrText xml:space="preserve"> PAGEREF _Toc223685190 \h </w:instrText>
+          <w:instrText xml:space="preserve"> PAGEREF _Toc224309826 \h </w:instrText>
         </w:r>
         <w:r>
           <w:rPr>
@@ -623,17 +716,23 @@
           <w:tab w:val="right" w:leader="dot" w:pos="9016"/>
         </w:tabs>
         <w:rPr>
+          <w:rFonts w:eastAsiaTheme="minorEastAsia"/>
           <w:noProof/>
-        </w:rPr>
-      </w:pPr>
-      <w:hyperlink w:anchor="_Toc223685191" w:history="1">
+          <w:kern w:val="2"/>
+          <w:sz w:val="24"/>
+          <w:szCs w:val="24"/>
+          <w:lang w:eastAsia="es-ES"/>
+          <w14:ligatures w14:val="standardContextual"/>
+        </w:rPr>
+      </w:pPr>
+      <w:hyperlink w:anchor="_Toc224309827" w:history="1">
         <w:r>
           <w:rPr>
             <w:rStyle w:val="Hipervnculo"/>
             <w:rFonts w:ascii="Arial" w:hAnsi="Arial" w:cs="Arial"/>
             <w:noProof/>
           </w:rPr>
-          <w:t>Ilustración 4 Microsoft Proyect</w:t>
+          <w:t>Ilustración 5 Microsoft Proyect</w:t>
         </w:r>
         <w:r>
           <w:rPr>
@@ -654,7 +753,7 @@
             <w:noProof/>
             <w:webHidden/>
           </w:rPr>
-          <w:instrText xml:space="preserve"> PAGEREF _Toc223685191 \h </w:instrText>
+          <w:instrText xml:space="preserve"> PAGEREF _Toc224309827 \h </w:instrText>
         </w:r>
         <w:r>
           <w:rPr>
@@ -692,17 +791,23 @@
           <w:tab w:val="right" w:leader="dot" w:pos="9016"/>
         </w:tabs>
         <w:rPr>
+          <w:rFonts w:eastAsiaTheme="minorEastAsia"/>
           <w:noProof/>
-        </w:rPr>
-      </w:pPr>
-      <w:hyperlink w:anchor="_Toc223685192" w:history="1">
+          <w:kern w:val="2"/>
+          <w:sz w:val="24"/>
+          <w:szCs w:val="24"/>
+          <w:lang w:eastAsia="es-ES"/>
+          <w14:ligatures w14:val="standardContextual"/>
+        </w:rPr>
+      </w:pPr>
+      <w:hyperlink w:anchor="_Toc224309828" w:history="1">
         <w:r>
           <w:rPr>
             <w:rStyle w:val="Hipervnculo"/>
             <w:rFonts w:ascii="Arial" w:hAnsi="Arial" w:cs="Arial"/>
             <w:noProof/>
           </w:rPr>
-          <w:t>Ilustración 5 Microsoft Excel</w:t>
+          <w:t>Ilustración 6 Microsoft Excel</w:t>
         </w:r>
         <w:r>
           <w:rPr>
@@ -723,7 +828,7 @@
             <w:noProof/>
             <w:webHidden/>
           </w:rPr>
-          <w:instrText xml:space="preserve"> PAGEREF _Toc223685192 \h </w:instrText>
+          <w:instrText xml:space="preserve"> PAGEREF _Toc224309828 \h </w:instrText>
         </w:r>
         <w:r>
           <w:rPr>
@@ -761,17 +866,23 @@
           <w:tab w:val="right" w:leader="dot" w:pos="9016"/>
         </w:tabs>
         <w:rPr>
+          <w:rFonts w:eastAsiaTheme="minorEastAsia"/>
           <w:noProof/>
-        </w:rPr>
-      </w:pPr>
-      <w:hyperlink w:anchor="_Toc223685193" w:history="1">
+          <w:kern w:val="2"/>
+          <w:sz w:val="24"/>
+          <w:szCs w:val="24"/>
+          <w:lang w:eastAsia="es-ES"/>
+          <w14:ligatures w14:val="standardContextual"/>
+        </w:rPr>
+      </w:pPr>
+      <w:hyperlink w:anchor="_Toc224309829" w:history="1">
         <w:r>
           <w:rPr>
             <w:rStyle w:val="Hipervnculo"/>
             <w:rFonts w:ascii="Arial" w:hAnsi="Arial" w:cs="Arial"/>
             <w:noProof/>
           </w:rPr>
-          <w:t>Ilustración 6 Cisco Packet Tracert</w:t>
+          <w:t>Ilustración 7 Cisco Packet Tracert</w:t>
         </w:r>
         <w:r>
           <w:rPr>
@@ -792,7 +903,7 @@
             <w:noProof/>
             <w:webHidden/>
           </w:rPr>
-          <w:instrText xml:space="preserve"> PAGEREF _Toc223685193 \h </w:instrText>
+          <w:instrText xml:space="preserve"> PAGEREF _Toc224309829 \h </w:instrText>
         </w:r>
         <w:r>
           <w:rPr>
@@ -825,6 +936,306 @@
     </w:p>
     <w:p>
       <w:pPr>
+        <w:pStyle w:val="Tabladeilustraciones"/>
+        <w:tabs>
+          <w:tab w:val="right" w:leader="dot" w:pos="9016"/>
+        </w:tabs>
+        <w:rPr>
+          <w:rFonts w:eastAsiaTheme="minorEastAsia"/>
+          <w:noProof/>
+          <w:kern w:val="2"/>
+          <w:sz w:val="24"/>
+          <w:szCs w:val="24"/>
+          <w:lang w:eastAsia="es-ES"/>
+          <w14:ligatures w14:val="standardContextual"/>
+        </w:rPr>
+      </w:pPr>
+      <w:hyperlink w:anchor="_Toc224309830" w:history="1">
+        <w:r>
+          <w:rPr>
+            <w:rStyle w:val="Hipervnculo"/>
+            <w:rFonts w:ascii="Arial" w:hAnsi="Arial" w:cs="Arial"/>
+            <w:noProof/>
+          </w:rPr>
+          <w:t>Ilustración 8 Windows Server 2025</w:t>
+        </w:r>
+        <w:r>
+          <w:rPr>
+            <w:noProof/>
+            <w:webHidden/>
+          </w:rPr>
+          <w:tab/>
+        </w:r>
+        <w:r>
+          <w:rPr>
+            <w:noProof/>
+            <w:webHidden/>
+          </w:rPr>
+          <w:fldChar w:fldCharType="begin"/>
+        </w:r>
+        <w:r>
+          <w:rPr>
+            <w:noProof/>
+            <w:webHidden/>
+          </w:rPr>
+          <w:instrText xml:space="preserve"> PAGEREF _Toc224309830 \h </w:instrText>
+        </w:r>
+        <w:r>
+          <w:rPr>
+            <w:noProof/>
+            <w:webHidden/>
+          </w:rPr>
+        </w:r>
+        <w:r>
+          <w:rPr>
+            <w:noProof/>
+            <w:webHidden/>
+          </w:rPr>
+          <w:fldChar w:fldCharType="separate"/>
+        </w:r>
+        <w:r>
+          <w:rPr>
+            <w:noProof/>
+            <w:webHidden/>
+          </w:rPr>
+          <w:t>17</w:t>
+        </w:r>
+        <w:r>
+          <w:rPr>
+            <w:noProof/>
+            <w:webHidden/>
+          </w:rPr>
+          <w:fldChar w:fldCharType="end"/>
+        </w:r>
+      </w:hyperlink>
+    </w:p>
+    <w:p>
+      <w:pPr>
+        <w:pStyle w:val="Tabladeilustraciones"/>
+        <w:tabs>
+          <w:tab w:val="right" w:leader="dot" w:pos="9016"/>
+        </w:tabs>
+        <w:rPr>
+          <w:rFonts w:eastAsiaTheme="minorEastAsia"/>
+          <w:noProof/>
+          <w:kern w:val="2"/>
+          <w:sz w:val="24"/>
+          <w:szCs w:val="24"/>
+          <w:lang w:eastAsia="es-ES"/>
+          <w14:ligatures w14:val="standardContextual"/>
+        </w:rPr>
+      </w:pPr>
+      <w:hyperlink w:anchor="_Toc224309831" w:history="1">
+        <w:r>
+          <w:rPr>
+            <w:rStyle w:val="Hipervnculo"/>
+            <w:rFonts w:ascii="Arial" w:hAnsi="Arial" w:cs="Arial"/>
+            <w:noProof/>
+          </w:rPr>
+          <w:t>Ilustración 9 Diagrama de Gantt parte 1</w:t>
+        </w:r>
+        <w:r>
+          <w:rPr>
+            <w:noProof/>
+            <w:webHidden/>
+          </w:rPr>
+          <w:tab/>
+        </w:r>
+        <w:r>
+          <w:rPr>
+            <w:noProof/>
+            <w:webHidden/>
+          </w:rPr>
+          <w:fldChar w:fldCharType="begin"/>
+        </w:r>
+        <w:r>
+          <w:rPr>
+            <w:noProof/>
+            <w:webHidden/>
+          </w:rPr>
+          <w:instrText xml:space="preserve"> PAGEREF _Toc224309831 \h </w:instrText>
+        </w:r>
+        <w:r>
+          <w:rPr>
+            <w:noProof/>
+            <w:webHidden/>
+          </w:rPr>
+        </w:r>
+        <w:r>
+          <w:rPr>
+            <w:noProof/>
+            <w:webHidden/>
+          </w:rPr>
+          <w:fldChar w:fldCharType="separate"/>
+        </w:r>
+        <w:r>
+          <w:rPr>
+            <w:noProof/>
+            <w:webHidden/>
+          </w:rPr>
+          <w:t>18</w:t>
+        </w:r>
+        <w:r>
+          <w:rPr>
+            <w:noProof/>
+            <w:webHidden/>
+          </w:rPr>
+          <w:fldChar w:fldCharType="end"/>
+        </w:r>
+      </w:hyperlink>
+    </w:p>
+    <w:p>
+      <w:pPr>
+        <w:pStyle w:val="Tabladeilustraciones"/>
+        <w:tabs>
+          <w:tab w:val="right" w:leader="dot" w:pos="9016"/>
+        </w:tabs>
+        <w:rPr>
+          <w:rFonts w:eastAsiaTheme="minorEastAsia"/>
+          <w:noProof/>
+          <w:kern w:val="2"/>
+          <w:sz w:val="24"/>
+          <w:szCs w:val="24"/>
+          <w:lang w:eastAsia="es-ES"/>
+          <w14:ligatures w14:val="standardContextual"/>
+        </w:rPr>
+      </w:pPr>
+      <w:hyperlink w:anchor="_Toc224309832" w:history="1">
+        <w:r>
+          <w:rPr>
+            <w:rStyle w:val="Hipervnculo"/>
+            <w:rFonts w:ascii="Arial" w:hAnsi="Arial" w:cs="Arial"/>
+            <w:noProof/>
+          </w:rPr>
+          <w:t>Ilustración 10 Diagrama de Gantt parte 2</w:t>
+        </w:r>
+        <w:r>
+          <w:rPr>
+            <w:noProof/>
+            <w:webHidden/>
+          </w:rPr>
+          <w:tab/>
+        </w:r>
+        <w:r>
+          <w:rPr>
+            <w:noProof/>
+            <w:webHidden/>
+          </w:rPr>
+          <w:fldChar w:fldCharType="begin"/>
+        </w:r>
+        <w:r>
+          <w:rPr>
+            <w:noProof/>
+            <w:webHidden/>
+          </w:rPr>
+          <w:instrText xml:space="preserve"> PAGEREF _Toc224309832 \h </w:instrText>
+        </w:r>
+        <w:r>
+          <w:rPr>
+            <w:noProof/>
+            <w:webHidden/>
+          </w:rPr>
+        </w:r>
+        <w:r>
+          <w:rPr>
+            <w:noProof/>
+            <w:webHidden/>
+          </w:rPr>
+          <w:fldChar w:fldCharType="separate"/>
+        </w:r>
+        <w:r>
+          <w:rPr>
+            <w:noProof/>
+            <w:webHidden/>
+          </w:rPr>
+          <w:t>19</w:t>
+        </w:r>
+        <w:r>
+          <w:rPr>
+            <w:noProof/>
+            <w:webHidden/>
+          </w:rPr>
+          <w:fldChar w:fldCharType="end"/>
+        </w:r>
+      </w:hyperlink>
+    </w:p>
+    <w:p>
+      <w:pPr>
+        <w:pStyle w:val="Tabladeilustraciones"/>
+        <w:tabs>
+          <w:tab w:val="right" w:leader="dot" w:pos="9016"/>
+        </w:tabs>
+        <w:rPr>
+          <w:rFonts w:eastAsiaTheme="minorEastAsia"/>
+          <w:noProof/>
+          <w:kern w:val="2"/>
+          <w:sz w:val="24"/>
+          <w:szCs w:val="24"/>
+          <w:lang w:eastAsia="es-ES"/>
+          <w14:ligatures w14:val="standardContextual"/>
+        </w:rPr>
+      </w:pPr>
+      <w:hyperlink w:anchor="_Toc224309833" w:history="1">
+        <w:r>
+          <w:rPr>
+            <w:rStyle w:val="Hipervnculo"/>
+            <w:rFonts w:ascii="Arial" w:hAnsi="Arial" w:cs="Arial"/>
+            <w:noProof/>
+          </w:rPr>
+          <w:t>Ilustración 11 Diagrama de Gantt parte 3</w:t>
+        </w:r>
+        <w:r>
+          <w:rPr>
+            <w:noProof/>
+            <w:webHidden/>
+          </w:rPr>
+          <w:tab/>
+        </w:r>
+        <w:r>
+          <w:rPr>
+            <w:noProof/>
+            <w:webHidden/>
+          </w:rPr>
+          <w:fldChar w:fldCharType="begin"/>
+        </w:r>
+        <w:r>
+          <w:rPr>
+            <w:noProof/>
+            <w:webHidden/>
+          </w:rPr>
+          <w:instrText xml:space="preserve"> PAGEREF _Toc224309833 \h </w:instrText>
+        </w:r>
+        <w:r>
+          <w:rPr>
+            <w:noProof/>
+            <w:webHidden/>
+          </w:rPr>
+        </w:r>
+        <w:r>
+          <w:rPr>
+            <w:noProof/>
+            <w:webHidden/>
+          </w:rPr>
+          <w:fldChar w:fldCharType="separate"/>
+        </w:r>
+        <w:r>
+          <w:rPr>
+            <w:noProof/>
+            <w:webHidden/>
+          </w:rPr>
+          <w:t>19</w:t>
+        </w:r>
+        <w:r>
+          <w:rPr>
+            <w:noProof/>
+            <w:webHidden/>
+          </w:rPr>
+          <w:fldChar w:fldCharType="end"/>
+        </w:r>
+      </w:hyperlink>
+    </w:p>
+    <w:p>
+      <w:pPr>
         <w:spacing w:line="360" w:lineRule="auto"/>
         <w:rPr>
           <w:color w:val="000000" w:themeColor="text1"/>
@@ -1082,22 +1493,178 @@
           <w:rFonts w:ascii="Arial" w:hAnsi="Arial" w:cs="Arial"/>
           <w:color w:val="000000" w:themeColor="text1"/>
         </w:rPr>
-        <w:t>Este proyecto va a tener una estructura encabezada por el servicio de Active Directory para llevar toda la gestión de usuarios y permisos. Dichos usuarios se dividirán en tres directivas independientes entre sí. Esas directivas también se verán reflejada en una red interna en forma de 3 redes distintas y aisladas, aunque solo una de ellas se comunicara con las otras dos.</w:t>
-      </w:r>
-    </w:p>
-    <w:p>
-      <w:pPr>
-        <w:rPr>
-          <w:rFonts w:ascii="Arial" w:hAnsi="Arial" w:cs="Arial"/>
-          <w:color w:val="000000" w:themeColor="text1"/>
-        </w:rPr>
-      </w:pPr>
-      <w:r>
-        <w:rPr>
-          <w:rFonts w:ascii="Arial" w:hAnsi="Arial" w:cs="Arial"/>
-          <w:color w:val="000000" w:themeColor="text1"/>
-        </w:rPr>
-        <w:t>Como conceptos, habrá una máquina virtual que hará de servidor principal y dentro de ella se creará el servidor DNS, el servicio de Active Directory e IIS. También habrá una página web que estará conectada al Active Directory mediante el IIS. Para ver la disposición de todos estos elementos, habrá un esquema de toda la red.</w:t>
+        <w:t xml:space="preserve">Para desarrollar la estructura de este proyecto he </w:t>
+      </w:r>
+      <w:r>
+        <w:rPr>
+          <w:rFonts w:ascii="Arial" w:hAnsi="Arial" w:cs="Arial"/>
+          <w:color w:val="000000" w:themeColor="text1"/>
+        </w:rPr>
+        <w:t>realizado un análisis comparativo de</w:t>
+      </w:r>
+      <w:r>
+        <w:rPr>
+          <w:rFonts w:ascii="Arial" w:hAnsi="Arial" w:cs="Arial"/>
+          <w:color w:val="000000" w:themeColor="text1"/>
+        </w:rPr>
+        <w:t xml:space="preserve"> otras empresas </w:t>
+      </w:r>
+      <w:r>
+        <w:rPr>
+          <w:rFonts w:ascii="Arial" w:hAnsi="Arial" w:cs="Arial"/>
+          <w:color w:val="000000" w:themeColor="text1"/>
+        </w:rPr>
+        <w:t>tanto del mismo sector como de otros para identificar modelos de organización, los servicios que ofrecen y sus necesidades</w:t>
+      </w:r>
+      <w:r>
+        <w:rPr>
+          <w:rFonts w:ascii="Arial" w:hAnsi="Arial" w:cs="Arial"/>
+          <w:color w:val="000000" w:themeColor="text1"/>
+        </w:rPr>
+        <w:t>. Todo esto me ha servido para obtener una base para realizar el diseño y ajustar las necesidades a mis objetivos</w:t>
+      </w:r>
+    </w:p>
+    <w:p>
+      <w:pPr>
+        <w:rPr>
+          <w:rFonts w:ascii="Arial" w:hAnsi="Arial" w:cs="Arial"/>
+          <w:color w:val="000000" w:themeColor="text1"/>
+        </w:rPr>
+      </w:pPr>
+      <w:r>
+        <w:rPr>
+          <w:rFonts w:ascii="Arial" w:hAnsi="Arial" w:cs="Arial"/>
+          <w:color w:val="000000" w:themeColor="text1"/>
+        </w:rPr>
+        <w:t xml:space="preserve">Para implementar conceptos de redes, he simulado la red interna en Packet Tracert. </w:t>
+      </w:r>
+      <w:r>
+        <w:rPr>
+          <w:rFonts w:ascii="Arial" w:hAnsi="Arial" w:cs="Arial"/>
+          <w:color w:val="000000" w:themeColor="text1"/>
+        </w:rPr>
+        <w:t>Esto me ha permitido visualizar la topología de la misma y asegurar el funcionamiento.</w:t>
+      </w:r>
+    </w:p>
+    <w:p>
+      <w:pPr>
+        <w:rPr>
+          <w:rFonts w:ascii="Arial" w:hAnsi="Arial" w:cs="Arial"/>
+          <w:color w:val="000000" w:themeColor="text1"/>
+        </w:rPr>
+      </w:pPr>
+      <w:r>
+        <w:rPr>
+          <w:rFonts w:ascii="Arial" w:hAnsi="Arial" w:cs="Arial"/>
+          <w:color w:val="000000" w:themeColor="text1"/>
+        </w:rPr>
+        <w:t xml:space="preserve">Para los conceptos de sistemas he simulado </w:t>
+      </w:r>
+      <w:r>
+        <w:rPr>
+          <w:rFonts w:ascii="Arial" w:hAnsi="Arial" w:cs="Arial"/>
+          <w:color w:val="000000" w:themeColor="text1"/>
+        </w:rPr>
+        <w:t>un</w:t>
+      </w:r>
+      <w:r>
+        <w:rPr>
+          <w:rFonts w:ascii="Arial" w:hAnsi="Arial" w:cs="Arial"/>
+          <w:color w:val="000000" w:themeColor="text1"/>
+        </w:rPr>
+        <w:t xml:space="preserve"> </w:t>
+      </w:r>
+      <w:r>
+        <w:rPr>
+          <w:rFonts w:ascii="Arial" w:hAnsi="Arial" w:cs="Arial"/>
+          <w:color w:val="000000" w:themeColor="text1"/>
+        </w:rPr>
+        <w:t>entorno</w:t>
+      </w:r>
+      <w:r>
+        <w:rPr>
+          <w:rFonts w:ascii="Arial" w:hAnsi="Arial" w:cs="Arial"/>
+          <w:color w:val="000000" w:themeColor="text1"/>
+        </w:rPr>
+        <w:t xml:space="preserve"> virtual </w:t>
+      </w:r>
+      <w:r>
+        <w:rPr>
+          <w:rFonts w:ascii="Arial" w:hAnsi="Arial" w:cs="Arial"/>
+          <w:color w:val="000000" w:themeColor="text1"/>
+        </w:rPr>
+        <w:t xml:space="preserve">en el que he podido crear y configurar </w:t>
+      </w:r>
+      <w:r>
+        <w:rPr>
+          <w:rFonts w:ascii="Arial" w:hAnsi="Arial" w:cs="Arial"/>
+          <w:color w:val="000000" w:themeColor="text1"/>
+        </w:rPr>
+        <w:t xml:space="preserve">los servidores de la empresa y también la gestión de usuarios </w:t>
+      </w:r>
+      <w:r>
+        <w:rPr>
+          <w:rFonts w:ascii="Arial" w:hAnsi="Arial" w:cs="Arial"/>
+          <w:color w:val="000000" w:themeColor="text1"/>
+        </w:rPr>
+        <w:t>y recursos</w:t>
+      </w:r>
+      <w:r>
+        <w:rPr>
+          <w:rFonts w:ascii="Arial" w:hAnsi="Arial" w:cs="Arial"/>
+          <w:color w:val="000000" w:themeColor="text1"/>
+        </w:rPr>
+        <w:t xml:space="preserve">. </w:t>
+      </w:r>
+      <w:r>
+        <w:rPr>
+          <w:rFonts w:ascii="Arial" w:hAnsi="Arial" w:cs="Arial"/>
+          <w:color w:val="000000" w:themeColor="text1"/>
+        </w:rPr>
+        <w:t>Con todo este entorno podré comprobar el funcionamiento interno de la organización.</w:t>
+      </w:r>
+    </w:p>
+    <w:p>
+      <w:pPr>
+        <w:rPr>
+          <w:rFonts w:ascii="Arial" w:hAnsi="Arial" w:cs="Arial"/>
+          <w:color w:val="000000" w:themeColor="text1"/>
+        </w:rPr>
+      </w:pPr>
+      <w:r>
+        <w:rPr>
+          <w:rFonts w:ascii="Arial" w:hAnsi="Arial" w:cs="Arial"/>
+          <w:color w:val="000000" w:themeColor="text1"/>
+        </w:rPr>
+        <w:t>Para implementar conceptos de</w:t>
+      </w:r>
+      <w:r>
+        <w:rPr>
+          <w:rFonts w:ascii="Arial" w:hAnsi="Arial" w:cs="Arial"/>
+          <w:color w:val="000000" w:themeColor="text1"/>
+        </w:rPr>
+        <w:t xml:space="preserve"> Lenguajes, he creado una </w:t>
+      </w:r>
+      <w:r>
+        <w:rPr>
+          <w:rFonts w:ascii="Arial" w:hAnsi="Arial" w:cs="Arial"/>
+          <w:color w:val="000000" w:themeColor="text1"/>
+        </w:rPr>
+        <w:t>página</w:t>
+      </w:r>
+      <w:r>
+        <w:rPr>
+          <w:rFonts w:ascii="Arial" w:hAnsi="Arial" w:cs="Arial"/>
+          <w:color w:val="000000" w:themeColor="text1"/>
+        </w:rPr>
+        <w:t xml:space="preserve"> web sencilla</w:t>
+      </w:r>
+      <w:r>
+        <w:rPr>
+          <w:rFonts w:ascii="Arial" w:hAnsi="Arial" w:cs="Arial"/>
+          <w:color w:val="000000" w:themeColor="text1"/>
+        </w:rPr>
+        <w:t xml:space="preserve"> pensada para el aficionado.</w:t>
       </w:r>
     </w:p>
     <w:p>
@@ -1165,7 +1732,35 @@
           <w:rFonts w:ascii="Arial" w:hAnsi="Arial" w:cs="Arial"/>
           <w:color w:val="000000" w:themeColor="text1"/>
         </w:rPr>
-        <w:t>La función principal de este proyecto es ofrecer al aficionado una pagina web sencilla pero segura para conocer mejor su club. En la pagina contara con una zona exclusiva solamente socios en la que podrán ver videos resumen de partidos anteriores e incluso podrá subir a un</w:t>
+        <w:t xml:space="preserve">La función principal de este proyecto es ofrecer al aficionado una </w:t>
+      </w:r>
+      <w:r>
+        <w:rPr>
+          <w:rFonts w:ascii="Arial" w:hAnsi="Arial" w:cs="Arial"/>
+          <w:color w:val="000000" w:themeColor="text1"/>
+        </w:rPr>
+        <w:t>página</w:t>
+      </w:r>
+      <w:r>
+        <w:rPr>
+          <w:rFonts w:ascii="Arial" w:hAnsi="Arial" w:cs="Arial"/>
+          <w:color w:val="000000" w:themeColor="text1"/>
+        </w:rPr>
+        <w:t xml:space="preserve"> web sencilla pero segura para conocer mejor su club. En la </w:t>
+      </w:r>
+      <w:r>
+        <w:rPr>
+          <w:rFonts w:ascii="Arial" w:hAnsi="Arial" w:cs="Arial"/>
+          <w:color w:val="000000" w:themeColor="text1"/>
+        </w:rPr>
+        <w:t>página</w:t>
+      </w:r>
+      <w:r>
+        <w:rPr>
+          <w:rFonts w:ascii="Arial" w:hAnsi="Arial" w:cs="Arial"/>
+          <w:color w:val="000000" w:themeColor="text1"/>
+        </w:rPr>
+        <w:t xml:space="preserve"> contara con una zona exclusiva solamente socios en la que podrán ver videos resumen de partidos anteriores e incluso podrá subir a un</w:t>
       </w:r>
       <w:r>
         <w:rPr>
@@ -1174,15 +1769,13 @@
         </w:rPr>
         <w:t xml:space="preserve"> servidor sus propios videos para compartirlos con otros socios. Para garantizar la exclusividad, para acceder habrá que introducir un usuario y contraseña. En esta </w:t>
       </w:r>
-      <w:proofErr w:type="spellStart"/>
-      <w:r>
-        <w:rPr>
-          <w:rFonts w:ascii="Arial" w:hAnsi="Arial" w:cs="Arial"/>
-          <w:color w:val="000000" w:themeColor="text1"/>
-        </w:rPr>
-        <w:t>pagina</w:t>
-      </w:r>
-      <w:proofErr w:type="spellEnd"/>
+      <w:r>
+        <w:rPr>
+          <w:rFonts w:ascii="Arial" w:hAnsi="Arial" w:cs="Arial"/>
+          <w:color w:val="000000" w:themeColor="text1"/>
+        </w:rPr>
+        <w:t>página</w:t>
+      </w:r>
       <w:r>
         <w:rPr>
           <w:rFonts w:ascii="Arial" w:hAnsi="Arial" w:cs="Arial"/>
@@ -1190,15 +1783,13 @@
         </w:rPr>
         <w:t xml:space="preserve"> también habrá una zona de administración que también habrá que acceder mediante usuario y contraseña. En este caso será para que los administradores puedan gestionar la </w:t>
       </w:r>
-      <w:proofErr w:type="spellStart"/>
-      <w:r>
-        <w:rPr>
-          <w:rFonts w:ascii="Arial" w:hAnsi="Arial" w:cs="Arial"/>
-          <w:color w:val="000000" w:themeColor="text1"/>
-        </w:rPr>
-        <w:t>pagina</w:t>
-      </w:r>
-      <w:proofErr w:type="spellEnd"/>
+      <w:r>
+        <w:rPr>
+          <w:rFonts w:ascii="Arial" w:hAnsi="Arial" w:cs="Arial"/>
+          <w:color w:val="000000" w:themeColor="text1"/>
+        </w:rPr>
+        <w:t>página</w:t>
+      </w:r>
       <w:r>
         <w:rPr>
           <w:rFonts w:ascii="Arial" w:hAnsi="Arial" w:cs="Arial"/>
@@ -2617,6 +3208,819 @@
         </w:rPr>
         <w:t>Todos deben ser perfectamente legibles.</w:t>
       </w:r>
+    </w:p>
+    <w:p>
+      <w:pPr>
+        <w:spacing w:line="360" w:lineRule="auto"/>
+        <w:jc w:val="both"/>
+        <w:rPr>
+          <w:rFonts w:ascii="Arial" w:hAnsi="Arial" w:cs="Arial"/>
+          <w:color w:val="000000" w:themeColor="text1"/>
+        </w:rPr>
+      </w:pPr>
+    </w:p>
+    <w:p>
+      <w:pPr>
+        <w:spacing w:line="360" w:lineRule="auto"/>
+        <w:jc w:val="both"/>
+        <w:rPr>
+          <w:rFonts w:ascii="Arial" w:hAnsi="Arial" w:cs="Arial"/>
+          <w:color w:val="000000" w:themeColor="text1"/>
+        </w:rPr>
+      </w:pPr>
+    </w:p>
+    <w:p>
+      <w:pPr>
+        <w:spacing w:line="360" w:lineRule="auto"/>
+        <w:jc w:val="center"/>
+        <w:rPr>
+          <w:rFonts w:ascii="Arial" w:hAnsi="Arial" w:cs="Arial"/>
+          <w:color w:val="000000" w:themeColor="text1"/>
+        </w:rPr>
+      </w:pPr>
+      <w:r>
+        <w:rPr>
+          <w:rFonts w:ascii="Arial" w:hAnsi="Arial" w:cs="Arial"/>
+          <w:color w:val="000000" w:themeColor="text1"/>
+        </w:rPr>
+        <w:drawing>
+          <wp:inline distT="0" distB="0" distL="0" distR="0" wp14:anchorId="6FC84C8F" wp14:editId="51316A93">
+            <wp:extent cx="2361600" cy="2091600"/>
+            <wp:effectExtent l="0" t="0" r="635" b="4445"/>
+            <wp:docPr id="16" name="Imagen 16"/>
+            <wp:cNvGraphicFramePr>
+              <a:graphicFrameLocks xmlns:a="http://schemas.openxmlformats.org/drawingml/2006/main" noChangeAspect="1"/>
+            </wp:cNvGraphicFramePr>
+            <a:graphic xmlns:a="http://schemas.openxmlformats.org/drawingml/2006/main">
+              <a:graphicData uri="http://schemas.openxmlformats.org/drawingml/2006/picture">
+                <pic:pic xmlns:pic="http://schemas.openxmlformats.org/drawingml/2006/picture">
+                  <pic:nvPicPr>
+                    <pic:cNvPr id="1" name=""/>
+                    <pic:cNvPicPr/>
+                  </pic:nvPicPr>
+                  <pic:blipFill>
+                    <a:blip r:embed="rId12"/>
+                    <a:stretch>
+                      <a:fillRect/>
+                    </a:stretch>
+                  </pic:blipFill>
+                  <pic:spPr>
+                    <a:xfrm>
+                      <a:off x="0" y="0"/>
+                      <a:ext cx="2361600" cy="2091600"/>
+                    </a:xfrm>
+                    <a:prstGeom prst="rect">
+                      <a:avLst/>
+                    </a:prstGeom>
+                  </pic:spPr>
+                </pic:pic>
+              </a:graphicData>
+            </a:graphic>
+          </wp:inline>
+        </w:drawing>
+      </w:r>
+    </w:p>
+    <w:p>
+      <w:pPr>
+        <w:spacing w:line="360" w:lineRule="auto"/>
+        <w:jc w:val="center"/>
+        <w:rPr>
+          <w:rFonts w:ascii="Arial" w:hAnsi="Arial" w:cs="Arial"/>
+          <w:color w:val="000000" w:themeColor="text1"/>
+        </w:rPr>
+      </w:pPr>
+    </w:p>
+    <w:p>
+      <w:pPr>
+        <w:spacing w:line="360" w:lineRule="auto"/>
+        <w:rPr>
+          <w:rFonts w:ascii="Arial" w:hAnsi="Arial" w:cs="Arial"/>
+          <w:color w:val="000000" w:themeColor="text1"/>
+        </w:rPr>
+      </w:pPr>
+    </w:p>
+    <w:p>
+      <w:pPr>
+        <w:spacing w:line="360" w:lineRule="auto"/>
+        <w:jc w:val="center"/>
+        <w:rPr>
+          <w:rFonts w:ascii="Arial" w:hAnsi="Arial" w:cs="Arial"/>
+          <w:color w:val="000000" w:themeColor="text1"/>
+        </w:rPr>
+      </w:pPr>
+      <w:r>
+        <w:rPr>
+          <w:rFonts w:ascii="Arial" w:hAnsi="Arial" w:cs="Arial"/>
+          <w:color w:val="000000" w:themeColor="text1"/>
+        </w:rPr>
+        <w:drawing>
+          <wp:inline distT="0" distB="0" distL="0" distR="0" wp14:anchorId="10CD6470" wp14:editId="200DEC5D">
+            <wp:extent cx="2409245" cy="2159548"/>
+            <wp:effectExtent l="0" t="0" r="0" b="0"/>
+            <wp:docPr id="17" name="Imagen 17"/>
+            <wp:cNvGraphicFramePr>
+              <a:graphicFrameLocks xmlns:a="http://schemas.openxmlformats.org/drawingml/2006/main" noChangeAspect="1"/>
+            </wp:cNvGraphicFramePr>
+            <a:graphic xmlns:a="http://schemas.openxmlformats.org/drawingml/2006/main">
+              <a:graphicData uri="http://schemas.openxmlformats.org/drawingml/2006/picture">
+                <pic:pic xmlns:pic="http://schemas.openxmlformats.org/drawingml/2006/picture">
+                  <pic:nvPicPr>
+                    <pic:cNvPr id="1" name=""/>
+                    <pic:cNvPicPr preferRelativeResize="0"/>
+                  </pic:nvPicPr>
+                  <pic:blipFill>
+                    <a:blip r:embed="rId13"/>
+                    <a:stretch>
+                      <a:fillRect/>
+                    </a:stretch>
+                  </pic:blipFill>
+                  <pic:spPr>
+                    <a:xfrm>
+                      <a:off x="0" y="0"/>
+                      <a:ext cx="2428682" cy="2176970"/>
+                    </a:xfrm>
+                    <a:prstGeom prst="rect">
+                      <a:avLst/>
+                    </a:prstGeom>
+                  </pic:spPr>
+                </pic:pic>
+              </a:graphicData>
+            </a:graphic>
+          </wp:inline>
+        </w:drawing>
+      </w:r>
+    </w:p>
+    <w:p>
+      <w:pPr>
+        <w:spacing w:line="360" w:lineRule="auto"/>
+        <w:jc w:val="both"/>
+        <w:rPr>
+          <w:rFonts w:ascii="Arial" w:hAnsi="Arial" w:cs="Arial"/>
+          <w:color w:val="000000" w:themeColor="text1"/>
+        </w:rPr>
+      </w:pPr>
+    </w:p>
+    <w:p>
+      <w:pPr>
+        <w:spacing w:line="360" w:lineRule="auto"/>
+        <w:jc w:val="center"/>
+        <w:rPr>
+          <w:rFonts w:ascii="Arial" w:hAnsi="Arial" w:cs="Arial"/>
+          <w:color w:val="000000" w:themeColor="text1"/>
+        </w:rPr>
+      </w:pPr>
+      <w:r>
+        <w:rPr>
+          <w:rFonts w:ascii="Arial" w:hAnsi="Arial" w:cs="Arial"/>
+          <w:color w:val="000000" w:themeColor="text1"/>
+        </w:rPr>
+        <w:lastRenderedPageBreak/>
+        <w:drawing>
+          <wp:inline distT="0" distB="0" distL="0" distR="0" wp14:anchorId="1A2AD1E8" wp14:editId="18419934">
+            <wp:extent cx="2401294" cy="2097416"/>
+            <wp:effectExtent l="0" t="0" r="0" b="0"/>
+            <wp:docPr id="18" name="Imagen 18"/>
+            <wp:cNvGraphicFramePr>
+              <a:graphicFrameLocks xmlns:a="http://schemas.openxmlformats.org/drawingml/2006/main" noChangeAspect="1"/>
+            </wp:cNvGraphicFramePr>
+            <a:graphic xmlns:a="http://schemas.openxmlformats.org/drawingml/2006/main">
+              <a:graphicData uri="http://schemas.openxmlformats.org/drawingml/2006/picture">
+                <pic:pic xmlns:pic="http://schemas.openxmlformats.org/drawingml/2006/picture">
+                  <pic:nvPicPr>
+                    <pic:cNvPr id="1" name=""/>
+                    <pic:cNvPicPr/>
+                  </pic:nvPicPr>
+                  <pic:blipFill>
+                    <a:blip r:embed="rId14"/>
+                    <a:stretch>
+                      <a:fillRect/>
+                    </a:stretch>
+                  </pic:blipFill>
+                  <pic:spPr>
+                    <a:xfrm>
+                      <a:off x="0" y="0"/>
+                      <a:ext cx="2408861" cy="2104026"/>
+                    </a:xfrm>
+                    <a:prstGeom prst="rect">
+                      <a:avLst/>
+                    </a:prstGeom>
+                  </pic:spPr>
+                </pic:pic>
+              </a:graphicData>
+            </a:graphic>
+          </wp:inline>
+        </w:drawing>
+      </w:r>
+    </w:p>
+    <w:p>
+      <w:pPr>
+        <w:spacing w:line="360" w:lineRule="auto"/>
+        <w:jc w:val="center"/>
+        <w:rPr>
+          <w:rFonts w:ascii="Arial" w:hAnsi="Arial" w:cs="Arial"/>
+          <w:color w:val="000000" w:themeColor="text1"/>
+        </w:rPr>
+      </w:pPr>
+    </w:p>
+    <w:p>
+      <w:pPr>
+        <w:spacing w:line="360" w:lineRule="auto"/>
+        <w:jc w:val="center"/>
+        <w:rPr>
+          <w:rFonts w:ascii="Arial" w:hAnsi="Arial" w:cs="Arial"/>
+          <w:color w:val="000000" w:themeColor="text1"/>
+        </w:rPr>
+      </w:pPr>
+    </w:p>
+    <w:p>
+      <w:pPr>
+        <w:spacing w:line="360" w:lineRule="auto"/>
+        <w:jc w:val="center"/>
+        <w:rPr>
+          <w:rFonts w:ascii="Arial" w:hAnsi="Arial" w:cs="Arial"/>
+          <w:color w:val="000000" w:themeColor="text1"/>
+        </w:rPr>
+      </w:pPr>
+      <w:r>
+        <w:rPr>
+          <w:rFonts w:ascii="Arial" w:hAnsi="Arial" w:cs="Arial"/>
+          <w:color w:val="000000" w:themeColor="text1"/>
+        </w:rPr>
+        <w:drawing>
+          <wp:inline distT="0" distB="0" distL="0" distR="0" wp14:anchorId="35332A3E" wp14:editId="67607C4D">
+            <wp:extent cx="2488758" cy="2122274"/>
+            <wp:effectExtent l="0" t="0" r="6985" b="0"/>
+            <wp:docPr id="19" name="Imagen 19"/>
+            <wp:cNvGraphicFramePr>
+              <a:graphicFrameLocks xmlns:a="http://schemas.openxmlformats.org/drawingml/2006/main" noChangeAspect="1"/>
+            </wp:cNvGraphicFramePr>
+            <a:graphic xmlns:a="http://schemas.openxmlformats.org/drawingml/2006/main">
+              <a:graphicData uri="http://schemas.openxmlformats.org/drawingml/2006/picture">
+                <pic:pic xmlns:pic="http://schemas.openxmlformats.org/drawingml/2006/picture">
+                  <pic:nvPicPr>
+                    <pic:cNvPr id="1" name=""/>
+                    <pic:cNvPicPr/>
+                  </pic:nvPicPr>
+                  <pic:blipFill>
+                    <a:blip r:embed="rId15"/>
+                    <a:stretch>
+                      <a:fillRect/>
+                    </a:stretch>
+                  </pic:blipFill>
+                  <pic:spPr>
+                    <a:xfrm>
+                      <a:off x="0" y="0"/>
+                      <a:ext cx="2500302" cy="2132118"/>
+                    </a:xfrm>
+                    <a:prstGeom prst="rect">
+                      <a:avLst/>
+                    </a:prstGeom>
+                  </pic:spPr>
+                </pic:pic>
+              </a:graphicData>
+            </a:graphic>
+          </wp:inline>
+        </w:drawing>
+      </w:r>
+    </w:p>
+    <w:p>
+      <w:pPr>
+        <w:spacing w:line="360" w:lineRule="auto"/>
+        <w:jc w:val="center"/>
+        <w:rPr>
+          <w:rFonts w:ascii="Arial" w:hAnsi="Arial" w:cs="Arial"/>
+          <w:color w:val="000000" w:themeColor="text1"/>
+        </w:rPr>
+      </w:pPr>
+    </w:p>
+    <w:p>
+      <w:pPr>
+        <w:spacing w:line="360" w:lineRule="auto"/>
+        <w:jc w:val="center"/>
+        <w:rPr>
+          <w:rFonts w:ascii="Arial" w:hAnsi="Arial" w:cs="Arial"/>
+          <w:color w:val="000000" w:themeColor="text1"/>
+        </w:rPr>
+      </w:pPr>
+    </w:p>
+    <w:p>
+      <w:pPr>
+        <w:spacing w:line="360" w:lineRule="auto"/>
+        <w:jc w:val="center"/>
+        <w:rPr>
+          <w:rFonts w:ascii="Arial" w:hAnsi="Arial" w:cs="Arial"/>
+          <w:color w:val="000000" w:themeColor="text1"/>
+        </w:rPr>
+      </w:pPr>
+      <w:r>
+        <w:rPr>
+          <w:rFonts w:ascii="Arial" w:hAnsi="Arial" w:cs="Arial"/>
+          <w:noProof/>
+          <w:color w:val="000000" w:themeColor="text1"/>
+        </w:rPr>
+        <w:drawing>
+          <wp:inline distT="0" distB="0" distL="0" distR="0" wp14:anchorId="74E9347B" wp14:editId="318F4C98">
+            <wp:extent cx="1882303" cy="1112616"/>
+            <wp:effectExtent l="0" t="0" r="3810" b="0"/>
+            <wp:docPr id="12" name="Imagen 12"/>
+            <wp:cNvGraphicFramePr>
+              <a:graphicFrameLocks xmlns:a="http://schemas.openxmlformats.org/drawingml/2006/main" noChangeAspect="1"/>
+            </wp:cNvGraphicFramePr>
+            <a:graphic xmlns:a="http://schemas.openxmlformats.org/drawingml/2006/main">
+              <a:graphicData uri="http://schemas.openxmlformats.org/drawingml/2006/picture">
+                <pic:pic xmlns:pic="http://schemas.openxmlformats.org/drawingml/2006/picture">
+                  <pic:nvPicPr>
+                    <pic:cNvPr id="1" name=""/>
+                    <pic:cNvPicPr/>
+                  </pic:nvPicPr>
+                  <pic:blipFill>
+                    <a:blip r:embed="rId16"/>
+                    <a:stretch>
+                      <a:fillRect/>
+                    </a:stretch>
+                  </pic:blipFill>
+                  <pic:spPr>
+                    <a:xfrm>
+                      <a:off x="0" y="0"/>
+                      <a:ext cx="1882303" cy="1112616"/>
+                    </a:xfrm>
+                    <a:prstGeom prst="rect">
+                      <a:avLst/>
+                    </a:prstGeom>
+                  </pic:spPr>
+                </pic:pic>
+              </a:graphicData>
+            </a:graphic>
+          </wp:inline>
+        </w:drawing>
+      </w:r>
+    </w:p>
+    <w:p>
+      <w:pPr>
+        <w:spacing w:line="360" w:lineRule="auto"/>
+        <w:jc w:val="center"/>
+        <w:rPr>
+          <w:rFonts w:ascii="Arial" w:hAnsi="Arial" w:cs="Arial"/>
+          <w:color w:val="000000" w:themeColor="text1"/>
+        </w:rPr>
+      </w:pPr>
+    </w:p>
+    <w:p>
+      <w:pPr>
+        <w:spacing w:line="360" w:lineRule="auto"/>
+        <w:jc w:val="center"/>
+        <w:rPr>
+          <w:rFonts w:ascii="Arial" w:hAnsi="Arial" w:cs="Arial"/>
+          <w:color w:val="000000" w:themeColor="text1"/>
+        </w:rPr>
+      </w:pPr>
+    </w:p>
+    <w:p>
+      <w:pPr>
+        <w:spacing w:line="360" w:lineRule="auto"/>
+        <w:jc w:val="center"/>
+        <w:rPr>
+          <w:rFonts w:ascii="Arial" w:hAnsi="Arial" w:cs="Arial"/>
+          <w:color w:val="000000" w:themeColor="text1"/>
+        </w:rPr>
+      </w:pPr>
+    </w:p>
+    <w:p>
+      <w:pPr>
+        <w:spacing w:line="360" w:lineRule="auto"/>
+        <w:jc w:val="center"/>
+        <w:rPr>
+          <w:rFonts w:ascii="Arial" w:hAnsi="Arial" w:cs="Arial"/>
+          <w:color w:val="000000" w:themeColor="text1"/>
+        </w:rPr>
+      </w:pPr>
+      <w:r>
+        <w:rPr>
+          <w:rFonts w:ascii="Arial" w:hAnsi="Arial" w:cs="Arial"/>
+          <w:color w:val="000000" w:themeColor="text1"/>
+        </w:rPr>
+        <w:drawing>
+          <wp:inline distT="0" distB="0" distL="0" distR="0" wp14:anchorId="40BF3038" wp14:editId="790AA84C">
+            <wp:extent cx="2304288" cy="1362075"/>
+            <wp:effectExtent l="0" t="0" r="1270" b="0"/>
+            <wp:docPr id="20" name="Imagen 20"/>
+            <wp:cNvGraphicFramePr>
+              <a:graphicFrameLocks xmlns:a="http://schemas.openxmlformats.org/drawingml/2006/main" noChangeAspect="1"/>
+            </wp:cNvGraphicFramePr>
+            <a:graphic xmlns:a="http://schemas.openxmlformats.org/drawingml/2006/main">
+              <a:graphicData uri="http://schemas.openxmlformats.org/drawingml/2006/picture">
+                <pic:pic xmlns:pic="http://schemas.openxmlformats.org/drawingml/2006/picture">
+                  <pic:nvPicPr>
+                    <pic:cNvPr id="1" name=""/>
+                    <pic:cNvPicPr/>
+                  </pic:nvPicPr>
+                  <pic:blipFill>
+                    <a:blip r:embed="rId17"/>
+                    <a:stretch>
+                      <a:fillRect/>
+                    </a:stretch>
+                  </pic:blipFill>
+                  <pic:spPr>
+                    <a:xfrm>
+                      <a:off x="0" y="0"/>
+                      <a:ext cx="2326193" cy="1375023"/>
+                    </a:xfrm>
+                    <a:prstGeom prst="rect">
+                      <a:avLst/>
+                    </a:prstGeom>
+                  </pic:spPr>
+                </pic:pic>
+              </a:graphicData>
+            </a:graphic>
+          </wp:inline>
+        </w:drawing>
+      </w:r>
+    </w:p>
+    <w:p>
+      <w:pPr>
+        <w:spacing w:line="360" w:lineRule="auto"/>
+        <w:jc w:val="center"/>
+        <w:rPr>
+          <w:rFonts w:ascii="Arial" w:hAnsi="Arial" w:cs="Arial"/>
+          <w:color w:val="000000" w:themeColor="text1"/>
+        </w:rPr>
+      </w:pPr>
+    </w:p>
+    <w:p>
+      <w:pPr>
+        <w:spacing w:line="360" w:lineRule="auto"/>
+        <w:jc w:val="center"/>
+        <w:rPr>
+          <w:rFonts w:ascii="Arial" w:hAnsi="Arial" w:cs="Arial"/>
+          <w:color w:val="000000" w:themeColor="text1"/>
+        </w:rPr>
+      </w:pPr>
+      <w:r>
+        <w:rPr>
+          <w:rFonts w:ascii="Arial" w:hAnsi="Arial" w:cs="Arial"/>
+          <w:color w:val="000000" w:themeColor="text1"/>
+        </w:rPr>
+        <w:drawing>
+          <wp:inline distT="0" distB="0" distL="0" distR="0" wp14:anchorId="1F5294EE" wp14:editId="3711B894">
+            <wp:extent cx="2258170" cy="2321248"/>
+            <wp:effectExtent l="0" t="0" r="8890" b="3175"/>
+            <wp:docPr id="21" name="Imagen 21"/>
+            <wp:cNvGraphicFramePr>
+              <a:graphicFrameLocks xmlns:a="http://schemas.openxmlformats.org/drawingml/2006/main" noChangeAspect="1"/>
+            </wp:cNvGraphicFramePr>
+            <a:graphic xmlns:a="http://schemas.openxmlformats.org/drawingml/2006/main">
+              <a:graphicData uri="http://schemas.openxmlformats.org/drawingml/2006/picture">
+                <pic:pic xmlns:pic="http://schemas.openxmlformats.org/drawingml/2006/picture">
+                  <pic:nvPicPr>
+                    <pic:cNvPr id="1" name=""/>
+                    <pic:cNvPicPr/>
+                  </pic:nvPicPr>
+                  <pic:blipFill>
+                    <a:blip r:embed="rId18"/>
+                    <a:stretch>
+                      <a:fillRect/>
+                    </a:stretch>
+                  </pic:blipFill>
+                  <pic:spPr>
+                    <a:xfrm>
+                      <a:off x="0" y="0"/>
+                      <a:ext cx="2272233" cy="2335704"/>
+                    </a:xfrm>
+                    <a:prstGeom prst="rect">
+                      <a:avLst/>
+                    </a:prstGeom>
+                  </pic:spPr>
+                </pic:pic>
+              </a:graphicData>
+            </a:graphic>
+          </wp:inline>
+        </w:drawing>
+      </w:r>
+    </w:p>
+    <w:p>
+      <w:pPr>
+        <w:spacing w:line="360" w:lineRule="auto"/>
+        <w:jc w:val="center"/>
+        <w:rPr>
+          <w:rFonts w:ascii="Arial" w:hAnsi="Arial" w:cs="Arial"/>
+          <w:color w:val="000000" w:themeColor="text1"/>
+        </w:rPr>
+      </w:pPr>
+    </w:p>
+    <w:p>
+      <w:pPr>
+        <w:spacing w:line="360" w:lineRule="auto"/>
+        <w:jc w:val="center"/>
+        <w:rPr>
+          <w:rFonts w:ascii="Arial" w:hAnsi="Arial" w:cs="Arial"/>
+          <w:color w:val="000000" w:themeColor="text1"/>
+        </w:rPr>
+      </w:pPr>
+      <w:r>
+        <w:rPr>
+          <w:rFonts w:ascii="Arial" w:hAnsi="Arial" w:cs="Arial"/>
+          <w:noProof/>
+          <w:color w:val="000000" w:themeColor="text1"/>
+        </w:rPr>
+        <w:drawing>
+          <wp:inline distT="0" distB="0" distL="0" distR="0" wp14:anchorId="44E4B1EA" wp14:editId="250C10B9">
+            <wp:extent cx="3896139" cy="1119287"/>
+            <wp:effectExtent l="0" t="0" r="0" b="5080"/>
+            <wp:docPr id="14" name="Imagen 14"/>
+            <wp:cNvGraphicFramePr>
+              <a:graphicFrameLocks xmlns:a="http://schemas.openxmlformats.org/drawingml/2006/main" noChangeAspect="1"/>
+            </wp:cNvGraphicFramePr>
+            <a:graphic xmlns:a="http://schemas.openxmlformats.org/drawingml/2006/main">
+              <a:graphicData uri="http://schemas.openxmlformats.org/drawingml/2006/picture">
+                <pic:pic xmlns:pic="http://schemas.openxmlformats.org/drawingml/2006/picture">
+                  <pic:nvPicPr>
+                    <pic:cNvPr id="1" name=""/>
+                    <pic:cNvPicPr/>
+                  </pic:nvPicPr>
+                  <pic:blipFill>
+                    <a:blip r:embed="rId19"/>
+                    <a:stretch>
+                      <a:fillRect/>
+                    </a:stretch>
+                  </pic:blipFill>
+                  <pic:spPr>
+                    <a:xfrm>
+                      <a:off x="0" y="0"/>
+                      <a:ext cx="3926462" cy="1127998"/>
+                    </a:xfrm>
+                    <a:prstGeom prst="rect">
+                      <a:avLst/>
+                    </a:prstGeom>
+                  </pic:spPr>
+                </pic:pic>
+              </a:graphicData>
+            </a:graphic>
+          </wp:inline>
+        </w:drawing>
+      </w:r>
+    </w:p>
+    <w:p>
+      <w:pPr>
+        <w:spacing w:line="360" w:lineRule="auto"/>
+        <w:jc w:val="center"/>
+        <w:rPr>
+          <w:rFonts w:ascii="Arial" w:hAnsi="Arial" w:cs="Arial"/>
+          <w:color w:val="000000" w:themeColor="text1"/>
+        </w:rPr>
+      </w:pPr>
+    </w:p>
+    <w:p>
+      <w:pPr>
+        <w:spacing w:line="360" w:lineRule="auto"/>
+        <w:jc w:val="center"/>
+        <w:rPr>
+          <w:rFonts w:ascii="Arial" w:hAnsi="Arial" w:cs="Arial"/>
+          <w:color w:val="000000" w:themeColor="text1"/>
+        </w:rPr>
+      </w:pPr>
+      <w:r>
+        <w:rPr>
+          <w:rFonts w:ascii="Arial" w:hAnsi="Arial" w:cs="Arial"/>
+          <w:color w:val="000000" w:themeColor="text1"/>
+        </w:rPr>
+        <w:lastRenderedPageBreak/>
+        <w:drawing>
+          <wp:inline distT="0" distB="0" distL="0" distR="0" wp14:anchorId="0B4AC770" wp14:editId="51C65620">
+            <wp:extent cx="2186609" cy="1887892"/>
+            <wp:effectExtent l="0" t="0" r="4445" b="0"/>
+            <wp:docPr id="22" name="Imagen 22"/>
+            <wp:cNvGraphicFramePr>
+              <a:graphicFrameLocks xmlns:a="http://schemas.openxmlformats.org/drawingml/2006/main" noChangeAspect="1"/>
+            </wp:cNvGraphicFramePr>
+            <a:graphic xmlns:a="http://schemas.openxmlformats.org/drawingml/2006/main">
+              <a:graphicData uri="http://schemas.openxmlformats.org/drawingml/2006/picture">
+                <pic:pic xmlns:pic="http://schemas.openxmlformats.org/drawingml/2006/picture">
+                  <pic:nvPicPr>
+                    <pic:cNvPr id="1" name=""/>
+                    <pic:cNvPicPr/>
+                  </pic:nvPicPr>
+                  <pic:blipFill>
+                    <a:blip r:embed="rId20"/>
+                    <a:stretch>
+                      <a:fillRect/>
+                    </a:stretch>
+                  </pic:blipFill>
+                  <pic:spPr>
+                    <a:xfrm>
+                      <a:off x="0" y="0"/>
+                      <a:ext cx="2198310" cy="1897994"/>
+                    </a:xfrm>
+                    <a:prstGeom prst="rect">
+                      <a:avLst/>
+                    </a:prstGeom>
+                  </pic:spPr>
+                </pic:pic>
+              </a:graphicData>
+            </a:graphic>
+          </wp:inline>
+        </w:drawing>
+      </w:r>
+    </w:p>
+    <w:p>
+      <w:pPr>
+        <w:spacing w:line="360" w:lineRule="auto"/>
+        <w:jc w:val="center"/>
+        <w:rPr>
+          <w:rFonts w:ascii="Arial" w:hAnsi="Arial" w:cs="Arial"/>
+          <w:color w:val="000000" w:themeColor="text1"/>
+        </w:rPr>
+      </w:pPr>
+    </w:p>
+    <w:p>
+      <w:pPr>
+        <w:spacing w:line="360" w:lineRule="auto"/>
+        <w:jc w:val="center"/>
+        <w:rPr>
+          <w:rFonts w:ascii="Arial" w:hAnsi="Arial" w:cs="Arial"/>
+          <w:color w:val="000000" w:themeColor="text1"/>
+        </w:rPr>
+      </w:pPr>
+      <w:r>
+        <w:rPr>
+          <w:rFonts w:ascii="Arial" w:hAnsi="Arial" w:cs="Arial"/>
+          <w:color w:val="000000" w:themeColor="text1"/>
+        </w:rPr>
+        <w:drawing>
+          <wp:inline distT="0" distB="0" distL="0" distR="0" wp14:anchorId="3BD67721" wp14:editId="7DB6CB8C">
+            <wp:extent cx="3808675" cy="827899"/>
+            <wp:effectExtent l="0" t="0" r="1905" b="0"/>
+            <wp:docPr id="23" name="Imagen 23"/>
+            <wp:cNvGraphicFramePr>
+              <a:graphicFrameLocks xmlns:a="http://schemas.openxmlformats.org/drawingml/2006/main" noChangeAspect="1"/>
+            </wp:cNvGraphicFramePr>
+            <a:graphic xmlns:a="http://schemas.openxmlformats.org/drawingml/2006/main">
+              <a:graphicData uri="http://schemas.openxmlformats.org/drawingml/2006/picture">
+                <pic:pic xmlns:pic="http://schemas.openxmlformats.org/drawingml/2006/picture">
+                  <pic:nvPicPr>
+                    <pic:cNvPr id="1" name=""/>
+                    <pic:cNvPicPr/>
+                  </pic:nvPicPr>
+                  <pic:blipFill>
+                    <a:blip r:embed="rId21"/>
+                    <a:stretch>
+                      <a:fillRect/>
+                    </a:stretch>
+                  </pic:blipFill>
+                  <pic:spPr>
+                    <a:xfrm>
+                      <a:off x="0" y="0"/>
+                      <a:ext cx="3855682" cy="838117"/>
+                    </a:xfrm>
+                    <a:prstGeom prst="rect">
+                      <a:avLst/>
+                    </a:prstGeom>
+                  </pic:spPr>
+                </pic:pic>
+              </a:graphicData>
+            </a:graphic>
+          </wp:inline>
+        </w:drawing>
+      </w:r>
+    </w:p>
+    <w:p>
+      <w:pPr>
+        <w:spacing w:line="360" w:lineRule="auto"/>
+        <w:jc w:val="center"/>
+        <w:rPr>
+          <w:rFonts w:ascii="Arial" w:hAnsi="Arial" w:cs="Arial"/>
+          <w:color w:val="000000" w:themeColor="text1"/>
+        </w:rPr>
+      </w:pPr>
+    </w:p>
+    <w:p>
+      <w:pPr>
+        <w:spacing w:line="360" w:lineRule="auto"/>
+        <w:jc w:val="center"/>
+        <w:rPr>
+          <w:rFonts w:ascii="Arial" w:hAnsi="Arial" w:cs="Arial"/>
+          <w:color w:val="000000" w:themeColor="text1"/>
+        </w:rPr>
+      </w:pPr>
+      <w:r>
+        <w:rPr>
+          <w:rFonts w:ascii="Arial" w:hAnsi="Arial" w:cs="Arial"/>
+          <w:color w:val="000000" w:themeColor="text1"/>
+        </w:rPr>
+        <w:drawing>
+          <wp:inline distT="0" distB="0" distL="0" distR="0" wp14:anchorId="0C6A53F1" wp14:editId="53D0F539">
+            <wp:extent cx="1940118" cy="1931932"/>
+            <wp:effectExtent l="0" t="0" r="3175" b="0"/>
+            <wp:docPr id="24" name="Imagen 24"/>
+            <wp:cNvGraphicFramePr>
+              <a:graphicFrameLocks xmlns:a="http://schemas.openxmlformats.org/drawingml/2006/main" noChangeAspect="1"/>
+            </wp:cNvGraphicFramePr>
+            <a:graphic xmlns:a="http://schemas.openxmlformats.org/drawingml/2006/main">
+              <a:graphicData uri="http://schemas.openxmlformats.org/drawingml/2006/picture">
+                <pic:pic xmlns:pic="http://schemas.openxmlformats.org/drawingml/2006/picture">
+                  <pic:nvPicPr>
+                    <pic:cNvPr id="1" name=""/>
+                    <pic:cNvPicPr/>
+                  </pic:nvPicPr>
+                  <pic:blipFill>
+                    <a:blip r:embed="rId22"/>
+                    <a:stretch>
+                      <a:fillRect/>
+                    </a:stretch>
+                  </pic:blipFill>
+                  <pic:spPr>
+                    <a:xfrm>
+                      <a:off x="0" y="0"/>
+                      <a:ext cx="1957749" cy="1949488"/>
+                    </a:xfrm>
+                    <a:prstGeom prst="rect">
+                      <a:avLst/>
+                    </a:prstGeom>
+                  </pic:spPr>
+                </pic:pic>
+              </a:graphicData>
+            </a:graphic>
+          </wp:inline>
+        </w:drawing>
+      </w:r>
+    </w:p>
+    <w:p>
+      <w:pPr>
+        <w:spacing w:line="360" w:lineRule="auto"/>
+        <w:jc w:val="center"/>
+        <w:rPr>
+          <w:rFonts w:ascii="Arial" w:hAnsi="Arial" w:cs="Arial"/>
+          <w:color w:val="000000" w:themeColor="text1"/>
+        </w:rPr>
+      </w:pPr>
+    </w:p>
+    <w:p>
+      <w:pPr>
+        <w:spacing w:line="360" w:lineRule="auto"/>
+        <w:jc w:val="center"/>
+        <w:rPr>
+          <w:rFonts w:ascii="Arial" w:hAnsi="Arial" w:cs="Arial"/>
+          <w:color w:val="000000" w:themeColor="text1"/>
+        </w:rPr>
+      </w:pPr>
+      <w:r>
+        <w:rPr>
+          <w:rFonts w:ascii="Arial" w:hAnsi="Arial" w:cs="Arial"/>
+          <w:color w:val="000000" w:themeColor="text1"/>
+        </w:rPr>
+        <w:lastRenderedPageBreak/>
+        <w:drawing>
+          <wp:inline distT="0" distB="0" distL="0" distR="0" wp14:anchorId="66341922" wp14:editId="627C1626">
+            <wp:extent cx="4039263" cy="1934740"/>
+            <wp:effectExtent l="0" t="0" r="0" b="8890"/>
+            <wp:docPr id="25" name="Imagen 25"/>
+            <wp:cNvGraphicFramePr>
+              <a:graphicFrameLocks xmlns:a="http://schemas.openxmlformats.org/drawingml/2006/main" noChangeAspect="1"/>
+            </wp:cNvGraphicFramePr>
+            <a:graphic xmlns:a="http://schemas.openxmlformats.org/drawingml/2006/main">
+              <a:graphicData uri="http://schemas.openxmlformats.org/drawingml/2006/picture">
+                <pic:pic xmlns:pic="http://schemas.openxmlformats.org/drawingml/2006/picture">
+                  <pic:nvPicPr>
+                    <pic:cNvPr id="1" name=""/>
+                    <pic:cNvPicPr/>
+                  </pic:nvPicPr>
+                  <pic:blipFill rotWithShape="1">
+                    <a:blip r:embed="rId23"/>
+                    <a:srcRect b="9705"/>
+                    <a:stretch/>
+                  </pic:blipFill>
+                  <pic:spPr bwMode="auto">
+                    <a:xfrm>
+                      <a:off x="0" y="0"/>
+                      <a:ext cx="4087138" cy="1957671"/>
+                    </a:xfrm>
+                    <a:prstGeom prst="rect">
+                      <a:avLst/>
+                    </a:prstGeom>
+                    <a:ln>
+                      <a:noFill/>
+                    </a:ln>
+                    <a:extLst>
+                      <a:ext uri="{53640926-AAD7-44D8-BBD7-CCE9431645EC}">
+                        <a14:shadowObscured xmlns:a14="http://schemas.microsoft.com/office/drawing/2010/main"/>
+                      </a:ext>
+                    </a:extLst>
+                  </pic:spPr>
+                </pic:pic>
+              </a:graphicData>
+            </a:graphic>
+          </wp:inline>
+        </w:drawing>
+      </w:r>
+    </w:p>
+    <w:p>
+      <w:pPr>
+        <w:spacing w:line="360" w:lineRule="auto"/>
+        <w:jc w:val="center"/>
+        <w:rPr>
+          <w:rFonts w:ascii="Arial" w:hAnsi="Arial" w:cs="Arial"/>
+          <w:color w:val="000000" w:themeColor="text1"/>
+        </w:rPr>
+      </w:pPr>
     </w:p>
     <w:p>
       <w:pPr>
@@ -2690,7 +4094,7 @@
                     <pic:cNvPicPr/>
                   </pic:nvPicPr>
                   <pic:blipFill>
-                    <a:blip r:embed="rId12">
+                    <a:blip r:embed="rId24">
                       <a:extLst>
                         <a:ext uri="{28A0092B-C50C-407E-A947-70E740481C1C}">
                           <a14:useLocalDpi xmlns:a14="http://schemas.microsoft.com/office/drawing/2010/main" val="0"/>
@@ -2859,6 +4263,7 @@
           <w:rFonts w:ascii="Arial" w:hAnsi="Arial" w:cs="Arial"/>
           <w:color w:val="000000" w:themeColor="text1"/>
         </w:rPr>
+        <w:lastRenderedPageBreak/>
         <w:t>Datos de salida</w:t>
       </w:r>
     </w:p>
@@ -2942,7 +4347,6 @@
           <w:rFonts w:ascii="Arial" w:hAnsi="Arial" w:cs="Arial"/>
           <w:color w:val="000000" w:themeColor="text1"/>
         </w:rPr>
-        <w:lastRenderedPageBreak/>
         <w:t>Ejemplo:</w:t>
       </w:r>
     </w:p>
@@ -2996,7 +4400,7 @@
                     <pic:cNvPicPr/>
                   </pic:nvPicPr>
                   <pic:blipFill>
-                    <a:blip r:embed="rId13">
+                    <a:blip r:embed="rId25">
                       <a:extLst>
                         <a:ext uri="{28A0092B-C50C-407E-A947-70E740481C1C}">
                           <a14:useLocalDpi xmlns:a14="http://schemas.microsoft.com/office/drawing/2010/main" val="0"/>
@@ -3375,6 +4779,7 @@
                 <w:rFonts w:ascii="Arial" w:hAnsi="Arial" w:cs="Arial"/>
                 <w:color w:val="000000" w:themeColor="text1"/>
               </w:rPr>
+              <w:lastRenderedPageBreak/>
               <w:t>Valoración</w:t>
             </w:r>
           </w:p>
@@ -3425,6 +4830,7 @@
                 <w:bCs/>
                 <w:color w:val="000000" w:themeColor="text1"/>
               </w:rPr>
+              <w:lastRenderedPageBreak/>
               <w:t>TABLAS</w:t>
             </w:r>
             <w:r>
@@ -3448,7 +4854,6 @@
                 <w:rFonts w:ascii="Arial" w:hAnsi="Arial" w:cs="Arial"/>
                 <w:color w:val="000000" w:themeColor="text1"/>
               </w:rPr>
-              <w:lastRenderedPageBreak/>
               <w:t>USUARIOS</w:t>
             </w:r>
           </w:p>
@@ -3506,7 +4911,6 @@
                 <w:bCs/>
                 <w:color w:val="000000" w:themeColor="text1"/>
               </w:rPr>
-              <w:lastRenderedPageBreak/>
               <w:t>CLASES</w:t>
             </w:r>
             <w:r>
@@ -3530,7 +4934,6 @@
                 <w:rFonts w:ascii="Arial" w:hAnsi="Arial" w:cs="Arial"/>
                 <w:color w:val="000000" w:themeColor="text1"/>
               </w:rPr>
-              <w:lastRenderedPageBreak/>
               <w:t>ESPECIALISTA.PHP</w:t>
             </w:r>
           </w:p>
@@ -3598,7 +5001,6 @@
                 <w:bCs/>
                 <w:color w:val="000000" w:themeColor="text1"/>
               </w:rPr>
-              <w:lastRenderedPageBreak/>
               <w:t>INTERFACES</w:t>
             </w:r>
             <w:r>
@@ -3695,6 +5097,16 @@
         <w:rPr>
           <w:rFonts w:ascii="Arial" w:hAnsi="Arial" w:cs="Arial"/>
           <w:color w:val="000000" w:themeColor="text1"/>
+        </w:rPr>
+      </w:pPr>
+    </w:p>
+    <w:p>
+      <w:pPr>
+        <w:spacing w:line="360" w:lineRule="auto"/>
+        <w:jc w:val="both"/>
+        <w:rPr>
+          <w:rFonts w:ascii="Arial" w:hAnsi="Arial" w:cs="Arial"/>
+          <w:color w:val="000000" w:themeColor="text1"/>
           <w:sz w:val="32"/>
           <w:szCs w:val="32"/>
         </w:rPr>
@@ -3766,8 +5178,9 @@
           <w:noProof/>
           <w:lang w:eastAsia="es-ES"/>
         </w:rPr>
+        <w:lastRenderedPageBreak/>
         <w:drawing>
-          <wp:inline distT="0" distB="0" distL="0" distR="0" wp14:anchorId="2553B363" wp14:editId="7DC5688F">
+          <wp:inline distT="0" distB="0" distL="0" distR="0" wp14:anchorId="2553B363" wp14:editId="52941D2E">
             <wp:extent cx="2762907" cy="2003108"/>
             <wp:effectExtent l="0" t="0" r="0" b="0"/>
             <wp:docPr id="1095691568" name="Imagen 1095691568"/>
@@ -3782,7 +5195,7 @@
                     <pic:cNvPicPr/>
                   </pic:nvPicPr>
                   <pic:blipFill>
-                    <a:blip r:embed="rId14" cstate="print">
+                    <a:blip r:embed="rId26" cstate="print">
                       <a:extLst>
                         <a:ext uri="{28A0092B-C50C-407E-A947-70E740481C1C}">
                           <a14:useLocalDpi xmlns:a14="http://schemas.microsoft.com/office/drawing/2010/main" val="0"/>
@@ -3848,7 +5261,6 @@
           <w:noProof/>
           <w:lang w:eastAsia="es-ES"/>
         </w:rPr>
-        <w:lastRenderedPageBreak/>
         <w:drawing>
           <wp:inline distT="0" distB="0" distL="0" distR="0" wp14:anchorId="01B7AECA" wp14:editId="654A23C1">
             <wp:extent cx="3777476" cy="2581275"/>
@@ -3865,7 +5277,7 @@
                     <pic:cNvPicPr/>
                   </pic:nvPicPr>
                   <pic:blipFill>
-                    <a:blip r:embed="rId15">
+                    <a:blip r:embed="rId27">
                       <a:extLst>
                         <a:ext uri="{28A0092B-C50C-407E-A947-70E740481C1C}">
                           <a14:useLocalDpi xmlns:a14="http://schemas.microsoft.com/office/drawing/2010/main" val="0"/>
@@ -3960,7 +5372,7 @@
                     <pic:cNvPicPr/>
                   </pic:nvPicPr>
                   <pic:blipFill>
-                    <a:blip r:embed="rId16">
+                    <a:blip r:embed="rId28">
                       <a:extLst>
                         <a:ext uri="{28A0092B-C50C-407E-A947-70E740481C1C}">
                           <a14:useLocalDpi xmlns:a14="http://schemas.microsoft.com/office/drawing/2010/main" val="0"/>
@@ -4042,7 +5454,7 @@
                     <pic:cNvPicPr/>
                   </pic:nvPicPr>
                   <pic:blipFill>
-                    <a:blip r:embed="rId17" cstate="print">
+                    <a:blip r:embed="rId29" cstate="print">
                       <a:extLst>
                         <a:ext uri="{28A0092B-C50C-407E-A947-70E740481C1C}">
                           <a14:useLocalDpi xmlns:a14="http://schemas.microsoft.com/office/drawing/2010/main" val="0"/>
@@ -4167,7 +5579,7 @@
                     <pic:cNvPicPr/>
                   </pic:nvPicPr>
                   <pic:blipFill>
-                    <a:blip r:embed="rId18">
+                    <a:blip r:embed="rId30">
                       <a:extLst>
                         <a:ext uri="{28A0092B-C50C-407E-A947-70E740481C1C}">
                           <a14:useLocalDpi xmlns:a14="http://schemas.microsoft.com/office/drawing/2010/main" val="0"/>
@@ -4195,6 +5607,9 @@
       </w:r>
     </w:p>
     <w:p>
+      <w:pPr>
+        <w:pStyle w:val="Descripcin"/>
+      </w:pPr>
       <w:r>
         <w:rPr>
           <w:color w:val="000000" w:themeColor="text1"/>
@@ -4203,24 +5618,25 @@
       </w:r>
       <w:r>
         <w:rPr>
-          <w:rFonts w:eastAsiaTheme="minorEastAsia"/>
-          <w:b/>
-          <w:bCs/>
-          <w:color w:val="000000" w:themeColor="text1"/>
+          <w:rFonts w:ascii="Arial" w:hAnsi="Arial" w:cs="Arial"/>
+          <w:noProof/>
+          <w:sz w:val="28"/>
+          <w:szCs w:val="28"/>
         </w:rPr>
         <w:lastRenderedPageBreak/>
-        <w:t>Diagrama de red.</w:t>
-      </w:r>
-      <w:r>
-        <w:rPr>
-          <w:noProof/>
-          <w:lang w:eastAsia="es-ES"/>
-        </w:rPr>
         <w:drawing>
-          <wp:inline distT="0" distB="0" distL="0" distR="0" wp14:anchorId="583E6D72" wp14:editId="4E4F7789">
-            <wp:extent cx="5724524" cy="4171950"/>
-            <wp:effectExtent l="0" t="0" r="0" b="0"/>
-            <wp:docPr id="1842644550" name="Imagen 1842644550"/>
+          <wp:anchor distT="0" distB="0" distL="114300" distR="114300" simplePos="0" relativeHeight="251662336" behindDoc="0" locked="0" layoutInCell="1" allowOverlap="1" wp14:anchorId="39EE08F0" wp14:editId="61048F66">
+            <wp:simplePos x="0" y="0"/>
+            <wp:positionH relativeFrom="margin">
+              <wp:align>center</wp:align>
+            </wp:positionH>
+            <wp:positionV relativeFrom="margin">
+              <wp:posOffset>754380</wp:posOffset>
+            </wp:positionV>
+            <wp:extent cx="6849110" cy="4084320"/>
+            <wp:effectExtent l="0" t="0" r="8890" b="0"/>
+            <wp:wrapSquare wrapText="bothSides"/>
+            <wp:docPr id="8" name="Imagen 8" descr="Imagen que contiene Diagrama&#10;&#10;El contenido generado por IA puede ser incorrecto."/>
             <wp:cNvGraphicFramePr>
               <a:graphicFrameLocks xmlns:a="http://schemas.openxmlformats.org/drawingml/2006/main" noChangeAspect="1"/>
             </wp:cNvGraphicFramePr>
@@ -4228,11 +5644,11 @@
               <a:graphicData uri="http://schemas.openxmlformats.org/drawingml/2006/picture">
                 <pic:pic xmlns:pic="http://schemas.openxmlformats.org/drawingml/2006/picture">
                   <pic:nvPicPr>
-                    <pic:cNvPr id="0" name=""/>
+                    <pic:cNvPr id="8" name="Imagen 8" descr="Imagen que contiene Diagrama&#10;&#10;El contenido generado por IA puede ser incorrecto."/>
                     <pic:cNvPicPr/>
                   </pic:nvPicPr>
                   <pic:blipFill>
-                    <a:blip r:embed="rId19">
+                    <a:blip r:embed="rId31">
                       <a:extLst>
                         <a:ext uri="{28A0092B-C50C-407E-A947-70E740481C1C}">
                           <a14:useLocalDpi xmlns:a14="http://schemas.microsoft.com/office/drawing/2010/main" val="0"/>
@@ -4246,7 +5662,7 @@
                   <pic:spPr>
                     <a:xfrm>
                       <a:off x="0" y="0"/>
-                      <a:ext cx="5724524" cy="4171950"/>
+                      <a:ext cx="6849110" cy="4084320"/>
                     </a:xfrm>
                     <a:prstGeom prst="rect">
                       <a:avLst/>
@@ -4255,15 +5671,131 @@
                 </pic:pic>
               </a:graphicData>
             </a:graphic>
-          </wp:inline>
+            <wp14:sizeRelH relativeFrom="margin">
+              <wp14:pctWidth>0</wp14:pctWidth>
+            </wp14:sizeRelH>
+            <wp14:sizeRelV relativeFrom="margin">
+              <wp14:pctHeight>0</wp14:pctHeight>
+            </wp14:sizeRelV>
+          </wp:anchor>
         </w:drawing>
       </w:r>
-    </w:p>
-    <w:p>
-      <w:r>
-        <w:br w:type="page"/>
-      </w:r>
-    </w:p>
+      <w:r>
+        <w:rPr>
+          <w:rFonts w:ascii="Arial" w:eastAsiaTheme="minorEastAsia" w:hAnsi="Arial" w:cs="Arial"/>
+          <w:b/>
+          <w:bCs/>
+          <w:color w:val="000000" w:themeColor="text1"/>
+          <w:sz w:val="28"/>
+          <w:szCs w:val="28"/>
+        </w:rPr>
+        <w:t>Diagrama de red</w:t>
+      </w:r>
+      <w:r>
+        <w:rPr>
+          <w:rFonts w:eastAsiaTheme="minorEastAsia"/>
+          <w:b/>
+          <w:bCs/>
+          <w:color w:val="000000" w:themeColor="text1"/>
+        </w:rPr>
+        <w:t>.</w:t>
+      </w:r>
+    </w:p>
+    <w:p>
+      <w:pPr>
+        <w:pStyle w:val="Descripcin"/>
+      </w:pPr>
+    </w:p>
+    <w:p>
+      <w:pPr>
+        <w:pStyle w:val="Descripcin"/>
+      </w:pPr>
+    </w:p>
+    <w:p>
+      <w:pPr>
+        <w:pStyle w:val="Descripcin"/>
+      </w:pPr>
+    </w:p>
+    <w:p>
+      <w:pPr>
+        <w:pStyle w:val="Descripcin"/>
+        <w:jc w:val="center"/>
+        <w:rPr>
+          <w:rFonts w:ascii="Arial" w:hAnsi="Arial" w:cs="Arial"/>
+          <w:sz w:val="24"/>
+          <w:szCs w:val="24"/>
+        </w:rPr>
+      </w:pPr>
+      <w:bookmarkStart w:id="0" w:name="_Toc224309823"/>
+      <w:r>
+        <w:rPr>
+          <w:rFonts w:ascii="Arial" w:hAnsi="Arial" w:cs="Arial"/>
+          <w:sz w:val="24"/>
+          <w:szCs w:val="24"/>
+        </w:rPr>
+        <w:t xml:space="preserve">Ilustración </w:t>
+      </w:r>
+      <w:r>
+        <w:rPr>
+          <w:rFonts w:ascii="Arial" w:hAnsi="Arial" w:cs="Arial"/>
+          <w:sz w:val="24"/>
+          <w:szCs w:val="24"/>
+        </w:rPr>
+        <w:fldChar w:fldCharType="begin"/>
+      </w:r>
+      <w:r>
+        <w:rPr>
+          <w:rFonts w:ascii="Arial" w:hAnsi="Arial" w:cs="Arial"/>
+          <w:sz w:val="24"/>
+          <w:szCs w:val="24"/>
+        </w:rPr>
+        <w:instrText xml:space="preserve"> SEQ Ilustración \* ARABIC </w:instrText>
+      </w:r>
+      <w:r>
+        <w:rPr>
+          <w:rFonts w:ascii="Arial" w:hAnsi="Arial" w:cs="Arial"/>
+          <w:sz w:val="24"/>
+          <w:szCs w:val="24"/>
+        </w:rPr>
+        <w:fldChar w:fldCharType="separate"/>
+      </w:r>
+      <w:r>
+        <w:rPr>
+          <w:rFonts w:ascii="Arial" w:hAnsi="Arial" w:cs="Arial"/>
+          <w:noProof/>
+          <w:sz w:val="24"/>
+          <w:szCs w:val="24"/>
+        </w:rPr>
+        <w:t>1</w:t>
+      </w:r>
+      <w:r>
+        <w:rPr>
+          <w:rFonts w:ascii="Arial" w:hAnsi="Arial" w:cs="Arial"/>
+          <w:sz w:val="24"/>
+          <w:szCs w:val="24"/>
+        </w:rPr>
+        <w:fldChar w:fldCharType="end"/>
+      </w:r>
+      <w:r>
+        <w:rPr>
+          <w:rFonts w:ascii="Arial" w:hAnsi="Arial" w:cs="Arial"/>
+          <w:sz w:val="24"/>
+          <w:szCs w:val="24"/>
+        </w:rPr>
+        <w:t xml:space="preserve"> Esquema de red</w:t>
+      </w:r>
+      <w:bookmarkEnd w:id="0"/>
+    </w:p>
+    <w:p/>
+    <w:p/>
+    <w:p/>
+    <w:p/>
+    <w:p/>
+    <w:p/>
+    <w:p/>
+    <w:p/>
+    <w:p/>
+    <w:p/>
     <w:p>
       <w:pPr>
         <w:rPr>
@@ -4346,7 +5878,7 @@
                     <pic:cNvPicPr/>
                   </pic:nvPicPr>
                   <pic:blipFill>
-                    <a:blip r:embed="rId20" cstate="print">
+                    <a:blip r:embed="rId32" cstate="print">
                       <a:extLst>
                         <a:ext uri="{28A0092B-C50C-407E-A947-70E740481C1C}">
                           <a14:useLocalDpi xmlns:a14="http://schemas.microsoft.com/office/drawing/2010/main" val="0"/>
@@ -4407,7 +5939,7 @@
           <w:szCs w:val="24"/>
         </w:rPr>
       </w:pPr>
-      <w:bookmarkStart w:id="0" w:name="_Toc223685188"/>
+      <w:bookmarkStart w:id="1" w:name="_Toc224309824"/>
       <w:r>
         <w:rPr>
           <w:rFonts w:ascii="Arial" w:hAnsi="Arial" w:cs="Arial"/>
@@ -4447,7 +5979,7 @@
           <w:sz w:val="24"/>
           <w:szCs w:val="24"/>
         </w:rPr>
-        <w:t>1</w:t>
+        <w:t>2</w:t>
       </w:r>
       <w:r>
         <w:rPr>
@@ -4465,7 +5997,7 @@
         </w:rPr>
         <w:t xml:space="preserve"> VirtualBox</w:t>
       </w:r>
-      <w:bookmarkEnd w:id="0"/>
+      <w:bookmarkEnd w:id="1"/>
     </w:p>
     <w:p>
       <w:pPr>
@@ -4510,7 +6042,7 @@
                     <pic:cNvPicPr/>
                   </pic:nvPicPr>
                   <pic:blipFill>
-                    <a:blip r:embed="rId21">
+                    <a:blip r:embed="rId33">
                       <a:extLst>
                         <a:ext uri="{28A0092B-C50C-407E-A947-70E740481C1C}">
                           <a14:useLocalDpi xmlns:a14="http://schemas.microsoft.com/office/drawing/2010/main" val="0"/>
@@ -4595,7 +6127,7 @@
           <w:szCs w:val="24"/>
         </w:rPr>
       </w:pPr>
-      <w:bookmarkStart w:id="1" w:name="_Toc223685189"/>
+      <w:bookmarkStart w:id="2" w:name="_Toc224309825"/>
       <w:r>
         <w:rPr>
           <w:rFonts w:ascii="Arial" w:hAnsi="Arial" w:cs="Arial"/>
@@ -4635,7 +6167,7 @@
           <w:sz w:val="24"/>
           <w:szCs w:val="24"/>
         </w:rPr>
-        <w:t>2</w:t>
+        <w:t>3</w:t>
       </w:r>
       <w:r>
         <w:rPr>
@@ -4653,7 +6185,7 @@
         </w:rPr>
         <w:t xml:space="preserve"> WordPress</w:t>
       </w:r>
-      <w:bookmarkEnd w:id="1"/>
+      <w:bookmarkEnd w:id="2"/>
     </w:p>
     <w:p>
       <w:pPr>
@@ -4762,7 +6294,7 @@
                     <pic:cNvPicPr/>
                   </pic:nvPicPr>
                   <pic:blipFill rotWithShape="1">
-                    <a:blip r:embed="rId22">
+                    <a:blip r:embed="rId34">
                       <a:extLst>
                         <a:ext uri="{28A0092B-C50C-407E-A947-70E740481C1C}">
                           <a14:useLocalDpi xmlns:a14="http://schemas.microsoft.com/office/drawing/2010/main" val="0"/>
@@ -4863,7 +6395,7 @@
           <w:szCs w:val="24"/>
         </w:rPr>
       </w:pPr>
-      <w:bookmarkStart w:id="2" w:name="_Toc223685190"/>
+      <w:bookmarkStart w:id="3" w:name="_Toc224309826"/>
       <w:r>
         <w:rPr>
           <w:rFonts w:ascii="Arial" w:hAnsi="Arial" w:cs="Arial"/>
@@ -4903,7 +6435,7 @@
           <w:sz w:val="24"/>
           <w:szCs w:val="24"/>
         </w:rPr>
-        <w:t>3</w:t>
+        <w:t>4</w:t>
       </w:r>
       <w:r>
         <w:rPr>
@@ -4921,7 +6453,7 @@
         </w:rPr>
         <w:t xml:space="preserve"> Active Directory</w:t>
       </w:r>
-      <w:bookmarkEnd w:id="2"/>
+      <w:bookmarkEnd w:id="3"/>
     </w:p>
     <w:p>
       <w:pPr>
@@ -4978,7 +6510,7 @@
                     <pic:cNvPicPr/>
                   </pic:nvPicPr>
                   <pic:blipFill rotWithShape="1">
-                    <a:blip r:embed="rId23" cstate="print">
+                    <a:blip r:embed="rId35" cstate="print">
                       <a:extLst>
                         <a:ext uri="{28A0092B-C50C-407E-A947-70E740481C1C}">
                           <a14:useLocalDpi xmlns:a14="http://schemas.microsoft.com/office/drawing/2010/main" val="0"/>
@@ -5064,7 +6596,7 @@
           <w:szCs w:val="24"/>
         </w:rPr>
       </w:pPr>
-      <w:bookmarkStart w:id="3" w:name="_Toc223685191"/>
+      <w:bookmarkStart w:id="4" w:name="_Toc224309827"/>
       <w:r>
         <w:rPr>
           <w:rFonts w:ascii="Arial" w:hAnsi="Arial" w:cs="Arial"/>
@@ -5104,7 +6636,7 @@
           <w:sz w:val="24"/>
           <w:szCs w:val="24"/>
         </w:rPr>
-        <w:t>4</w:t>
+        <w:t>5</w:t>
       </w:r>
       <w:r>
         <w:rPr>
@@ -5122,7 +6654,7 @@
         </w:rPr>
         <w:t xml:space="preserve"> Microsoft Proyect</w:t>
       </w:r>
-      <w:bookmarkEnd w:id="3"/>
+      <w:bookmarkEnd w:id="4"/>
     </w:p>
     <w:p>
       <w:pPr>
@@ -5194,7 +6726,7 @@
                     <pic:cNvPicPr/>
                   </pic:nvPicPr>
                   <pic:blipFill>
-                    <a:blip r:embed="rId24" cstate="print">
+                    <a:blip r:embed="rId36" cstate="print">
                       <a:extLst>
                         <a:ext uri="{28A0092B-C50C-407E-A947-70E740481C1C}">
                           <a14:useLocalDpi xmlns:a14="http://schemas.microsoft.com/office/drawing/2010/main" val="0"/>
@@ -5231,7 +6763,7 @@
           <w:szCs w:val="24"/>
         </w:rPr>
       </w:pPr>
-      <w:bookmarkStart w:id="4" w:name="_Toc223685192"/>
+      <w:bookmarkStart w:id="5" w:name="_Toc224309828"/>
       <w:r>
         <w:rPr>
           <w:rFonts w:ascii="Arial" w:hAnsi="Arial" w:cs="Arial"/>
@@ -5271,7 +6803,7 @@
           <w:sz w:val="24"/>
           <w:szCs w:val="24"/>
         </w:rPr>
-        <w:t>5</w:t>
+        <w:t>6</w:t>
       </w:r>
       <w:r>
         <w:rPr>
@@ -5289,7 +6821,7 @@
         </w:rPr>
         <w:t xml:space="preserve"> Microsoft Excel</w:t>
       </w:r>
-      <w:bookmarkEnd w:id="4"/>
+      <w:bookmarkEnd w:id="5"/>
     </w:p>
     <w:p>
       <w:pPr>
@@ -5324,7 +6856,7 @@
           <w:noProof/>
         </w:rPr>
         <w:drawing>
-          <wp:inline distT="0" distB="0" distL="0" distR="0" wp14:anchorId="51BAC7C9" wp14:editId="29CB77F3">
+          <wp:inline distT="0" distB="0" distL="0" distR="0" wp14:anchorId="51BAC7C9" wp14:editId="107E2668">
             <wp:extent cx="1783407" cy="1935480"/>
             <wp:effectExtent l="0" t="0" r="7620" b="7620"/>
             <wp:docPr id="6" name="Imagen 6" descr="Icono&#10;&#10;El contenido generado por IA puede ser incorrecto."/>
@@ -5339,7 +6871,7 @@
                     <pic:cNvPicPr/>
                   </pic:nvPicPr>
                   <pic:blipFill>
-                    <a:blip r:embed="rId25" cstate="print">
+                    <a:blip r:embed="rId37" cstate="print">
                       <a:extLst>
                         <a:ext uri="{28A0092B-C50C-407E-A947-70E740481C1C}">
                           <a14:useLocalDpi xmlns:a14="http://schemas.microsoft.com/office/drawing/2010/main" val="0"/>
@@ -5376,7 +6908,7 @@
           <w:szCs w:val="24"/>
         </w:rPr>
       </w:pPr>
-      <w:bookmarkStart w:id="5" w:name="_Toc223685193"/>
+      <w:bookmarkStart w:id="6" w:name="_Toc224309829"/>
       <w:r>
         <w:rPr>
           <w:rFonts w:ascii="Arial" w:hAnsi="Arial" w:cs="Arial"/>
@@ -5416,7 +6948,7 @@
           <w:sz w:val="24"/>
           <w:szCs w:val="24"/>
         </w:rPr>
-        <w:t>6</w:t>
+        <w:t>7</w:t>
       </w:r>
       <w:r>
         <w:rPr>
@@ -5434,7 +6966,7 @@
         </w:rPr>
         <w:t xml:space="preserve"> Cisco Packet Tracert</w:t>
       </w:r>
-      <w:bookmarkEnd w:id="5"/>
+      <w:bookmarkEnd w:id="6"/>
     </w:p>
     <w:p>
       <w:pPr>
@@ -5451,156 +6983,35 @@
     </w:p>
     <w:p>
       <w:pPr>
-        <w:spacing w:line="360" w:lineRule="auto"/>
-        <w:jc w:val="both"/>
-        <w:rPr>
-          <w:rFonts w:ascii="Arial" w:hAnsi="Arial" w:cs="Arial"/>
-          <w:color w:val="000000" w:themeColor="text1"/>
-          <w:sz w:val="32"/>
-          <w:szCs w:val="32"/>
-        </w:rPr>
-      </w:pPr>
-    </w:p>
-    <w:p>
-      <w:pPr>
-        <w:spacing w:line="360" w:lineRule="auto"/>
-        <w:jc w:val="both"/>
-        <w:rPr>
-          <w:rFonts w:ascii="Arial" w:hAnsi="Arial" w:cs="Arial"/>
-          <w:color w:val="000000" w:themeColor="text1"/>
-          <w:sz w:val="32"/>
-          <w:szCs w:val="32"/>
-        </w:rPr>
-      </w:pPr>
-      <w:r>
-        <w:rPr>
-          <w:rFonts w:ascii="Arial" w:hAnsi="Arial" w:cs="Arial"/>
-          <w:color w:val="000000" w:themeColor="text1"/>
-          <w:sz w:val="32"/>
-          <w:szCs w:val="32"/>
-        </w:rPr>
-        <w:t>METODOLOGÍA</w:t>
-      </w:r>
-    </w:p>
-    <w:p>
-      <w:pPr>
-        <w:spacing w:line="360" w:lineRule="auto"/>
-        <w:jc w:val="both"/>
-        <w:rPr>
-          <w:rFonts w:ascii="Arial" w:hAnsi="Arial" w:cs="Arial"/>
-          <w:color w:val="000000" w:themeColor="text1"/>
-        </w:rPr>
-      </w:pPr>
-      <w:r>
-        <w:rPr>
-          <w:rFonts w:ascii="Arial" w:hAnsi="Arial" w:cs="Arial"/>
-          <w:b/>
-          <w:bCs/>
-          <w:color w:val="000000" w:themeColor="text1"/>
-        </w:rPr>
-        <w:t>Metodología usada</w:t>
-      </w:r>
-      <w:r>
-        <w:rPr>
-          <w:rFonts w:ascii="Arial" w:hAnsi="Arial" w:cs="Arial"/>
-          <w:color w:val="000000" w:themeColor="text1"/>
-        </w:rPr>
-        <w:t xml:space="preserve"> y justificación de la misma.</w:t>
-      </w:r>
-    </w:p>
-    <w:p>
-      <w:pPr>
-        <w:spacing w:line="360" w:lineRule="auto"/>
-        <w:jc w:val="both"/>
-        <w:rPr>
-          <w:rFonts w:ascii="Arial" w:hAnsi="Arial" w:cs="Arial"/>
-          <w:color w:val="000000" w:themeColor="text1"/>
-        </w:rPr>
-      </w:pPr>
-      <w:r>
-        <w:rPr>
-          <w:rFonts w:ascii="Arial" w:hAnsi="Arial" w:cs="Arial"/>
-          <w:color w:val="000000" w:themeColor="text1"/>
-        </w:rPr>
-        <w:t xml:space="preserve">Se presentarán dos planificaciones, una valoración inicial y previa a la implementación del proyecto y otra final con el tiempo real dedicado a cada parte del RFTP. Se analizarán </w:t>
-      </w:r>
-      <w:r>
-        <w:rPr>
-          <w:rFonts w:ascii="Arial" w:hAnsi="Arial" w:cs="Arial"/>
-          <w:color w:val="000000" w:themeColor="text1"/>
-        </w:rPr>
-        <w:t xml:space="preserve">las </w:t>
-      </w:r>
-      <w:r>
-        <w:rPr>
-          <w:rFonts w:ascii="Arial" w:hAnsi="Arial" w:cs="Arial"/>
-          <w:color w:val="000000" w:themeColor="text1"/>
-        </w:rPr>
-        <w:t>desvia</w:t>
-      </w:r>
-      <w:r>
-        <w:rPr>
-          <w:rFonts w:ascii="Arial" w:hAnsi="Arial" w:cs="Arial"/>
-          <w:color w:val="000000" w:themeColor="text1"/>
-        </w:rPr>
-        <w:t>ciones.</w:t>
-      </w:r>
-      <w:r>
-        <w:br/>
-      </w:r>
-      <w:r>
-        <w:rPr>
-          <w:rFonts w:ascii="Arial" w:hAnsi="Arial" w:cs="Arial"/>
-          <w:color w:val="000000" w:themeColor="text1"/>
-        </w:rPr>
-        <w:t>El tiempo se expresará en horas. Debe existir una totalización final.</w:t>
-      </w:r>
-    </w:p>
-    <w:p>
-      <w:pPr>
-        <w:spacing w:line="360" w:lineRule="auto"/>
-        <w:jc w:val="both"/>
-        <w:rPr>
-          <w:rFonts w:ascii="Arial" w:hAnsi="Arial" w:cs="Arial"/>
-          <w:color w:val="000000" w:themeColor="text1"/>
-        </w:rPr>
-      </w:pPr>
-      <w:r>
-        <w:rPr>
-          <w:rFonts w:ascii="Arial" w:hAnsi="Arial" w:cs="Arial"/>
-          <w:b/>
-          <w:bCs/>
-          <w:color w:val="000000" w:themeColor="text1"/>
-        </w:rPr>
-        <w:t xml:space="preserve">Diagrama de Gantt </w:t>
-      </w:r>
-      <w:r>
-        <w:rPr>
-          <w:rFonts w:ascii="Arial" w:hAnsi="Arial" w:cs="Arial"/>
-          <w:color w:val="000000" w:themeColor="text1"/>
-        </w:rPr>
-        <w:t>(Microsoft Project o similar). Real, contrastable con GIT, RFTP y Casos de uso.</w:t>
-      </w:r>
-    </w:p>
-    <w:p>
-      <w:pPr>
-        <w:spacing w:line="360" w:lineRule="auto"/>
-        <w:jc w:val="center"/>
-        <w:rPr>
-          <w:color w:val="000000" w:themeColor="text1"/>
-        </w:rPr>
-      </w:pPr>
-      <w:r>
-        <w:rPr>
+        <w:rPr>
+          <w:rFonts w:ascii="Arial" w:hAnsi="Arial" w:cs="Arial"/>
+        </w:rPr>
+      </w:pPr>
+    </w:p>
+    <w:p>
+      <w:pPr>
+        <w:rPr>
+          <w:rFonts w:ascii="Arial" w:hAnsi="Arial" w:cs="Arial"/>
+        </w:rPr>
+      </w:pPr>
+      <w:r>
+        <w:rPr>
+          <w:rFonts w:ascii="Arial" w:hAnsi="Arial" w:cs="Arial"/>
           <w:noProof/>
-          <w:lang w:eastAsia="es-ES"/>
-        </w:rPr>
-        <w:lastRenderedPageBreak/>
+        </w:rPr>
         <w:drawing>
-          <wp:inline distT="0" distB="0" distL="0" distR="0" wp14:anchorId="3CD26B42" wp14:editId="7FE3AA8B">
-            <wp:extent cx="4572000" cy="2333625"/>
-            <wp:effectExtent l="0" t="0" r="0" b="0"/>
-            <wp:docPr id="212716618" name="Imagen 212716618"/>
+          <wp:anchor distT="0" distB="0" distL="114300" distR="114300" simplePos="0" relativeHeight="251670528" behindDoc="0" locked="0" layoutInCell="1" allowOverlap="1" wp14:anchorId="58EF1327" wp14:editId="08424062">
+            <wp:simplePos x="0" y="0"/>
+            <wp:positionH relativeFrom="margin">
+              <wp:posOffset>1440180</wp:posOffset>
+            </wp:positionH>
+            <wp:positionV relativeFrom="margin">
+              <wp:posOffset>5483225</wp:posOffset>
+            </wp:positionV>
+            <wp:extent cx="2065020" cy="1764030"/>
+            <wp:effectExtent l="0" t="0" r="0" b="7620"/>
+            <wp:wrapSquare wrapText="bothSides"/>
+            <wp:docPr id="15" name="Imagen 15" descr="Imagen que contiene Forma&#10;&#10;El contenido generado por IA puede ser incorrecto."/>
             <wp:cNvGraphicFramePr>
               <a:graphicFrameLocks xmlns:a="http://schemas.openxmlformats.org/drawingml/2006/main" noChangeAspect="1"/>
             </wp:cNvGraphicFramePr>
@@ -5608,11 +7019,11 @@
               <a:graphicData uri="http://schemas.openxmlformats.org/drawingml/2006/picture">
                 <pic:pic xmlns:pic="http://schemas.openxmlformats.org/drawingml/2006/picture">
                   <pic:nvPicPr>
-                    <pic:cNvPr id="0" name=""/>
+                    <pic:cNvPr id="15" name="Imagen 15" descr="Imagen que contiene Forma&#10;&#10;El contenido generado por IA puede ser incorrecto."/>
                     <pic:cNvPicPr/>
                   </pic:nvPicPr>
                   <pic:blipFill>
-                    <a:blip r:embed="rId26">
+                    <a:blip r:embed="rId38" cstate="print">
                       <a:extLst>
                         <a:ext uri="{28A0092B-C50C-407E-A947-70E740481C1C}">
                           <a14:useLocalDpi xmlns:a14="http://schemas.microsoft.com/office/drawing/2010/main" val="0"/>
@@ -5626,7 +7037,7 @@
                   <pic:spPr>
                     <a:xfrm>
                       <a:off x="0" y="0"/>
-                      <a:ext cx="4572000" cy="2333625"/>
+                      <a:ext cx="2065020" cy="1764030"/>
                     </a:xfrm>
                     <a:prstGeom prst="rect">
                       <a:avLst/>
@@ -5635,9 +7046,309 @@
                 </pic:pic>
               </a:graphicData>
             </a:graphic>
-          </wp:inline>
+            <wp14:sizeRelH relativeFrom="margin">
+              <wp14:pctWidth>0</wp14:pctWidth>
+            </wp14:sizeRelH>
+            <wp14:sizeRelV relativeFrom="margin">
+              <wp14:pctHeight>0</wp14:pctHeight>
+            </wp14:sizeRelV>
+          </wp:anchor>
         </w:drawing>
       </w:r>
+    </w:p>
+    <w:p>
+      <w:pPr>
+        <w:spacing w:line="360" w:lineRule="auto"/>
+        <w:jc w:val="both"/>
+        <w:rPr>
+          <w:rFonts w:ascii="Arial" w:hAnsi="Arial" w:cs="Arial"/>
+          <w:color w:val="000000" w:themeColor="text1"/>
+          <w:sz w:val="32"/>
+          <w:szCs w:val="32"/>
+        </w:rPr>
+      </w:pPr>
+    </w:p>
+    <w:p>
+      <w:pPr>
+        <w:spacing w:line="360" w:lineRule="auto"/>
+        <w:jc w:val="both"/>
+        <w:rPr>
+          <w:rFonts w:ascii="Arial" w:hAnsi="Arial" w:cs="Arial"/>
+          <w:color w:val="000000" w:themeColor="text1"/>
+          <w:sz w:val="32"/>
+          <w:szCs w:val="32"/>
+        </w:rPr>
+      </w:pPr>
+    </w:p>
+    <w:p>
+      <w:pPr>
+        <w:spacing w:line="360" w:lineRule="auto"/>
+        <w:jc w:val="both"/>
+        <w:rPr>
+          <w:rFonts w:ascii="Arial" w:hAnsi="Arial" w:cs="Arial"/>
+          <w:color w:val="000000" w:themeColor="text1"/>
+          <w:sz w:val="32"/>
+          <w:szCs w:val="32"/>
+        </w:rPr>
+      </w:pPr>
+    </w:p>
+    <w:p>
+      <w:pPr>
+        <w:pStyle w:val="Descripcin"/>
+        <w:rPr>
+          <w:rFonts w:ascii="Arial" w:hAnsi="Arial" w:cs="Arial"/>
+          <w:sz w:val="24"/>
+          <w:szCs w:val="24"/>
+        </w:rPr>
+      </w:pPr>
+    </w:p>
+    <w:p>
+      <w:pPr>
+        <w:pStyle w:val="Descripcin"/>
+        <w:jc w:val="center"/>
+        <w:rPr>
+          <w:rFonts w:ascii="Arial" w:hAnsi="Arial" w:cs="Arial"/>
+          <w:sz w:val="24"/>
+          <w:szCs w:val="24"/>
+        </w:rPr>
+      </w:pPr>
+      <w:bookmarkStart w:id="7" w:name="_Toc224309830"/>
+      <w:r>
+        <w:rPr>
+          <w:rFonts w:ascii="Arial" w:hAnsi="Arial" w:cs="Arial"/>
+          <w:sz w:val="24"/>
+          <w:szCs w:val="24"/>
+        </w:rPr>
+        <w:t xml:space="preserve">Ilustración </w:t>
+      </w:r>
+      <w:r>
+        <w:rPr>
+          <w:rFonts w:ascii="Arial" w:hAnsi="Arial" w:cs="Arial"/>
+          <w:sz w:val="24"/>
+          <w:szCs w:val="24"/>
+        </w:rPr>
+        <w:fldChar w:fldCharType="begin"/>
+      </w:r>
+      <w:r>
+        <w:rPr>
+          <w:rFonts w:ascii="Arial" w:hAnsi="Arial" w:cs="Arial"/>
+          <w:sz w:val="24"/>
+          <w:szCs w:val="24"/>
+        </w:rPr>
+        <w:instrText xml:space="preserve"> SEQ Ilustración \* ARABIC </w:instrText>
+      </w:r>
+      <w:r>
+        <w:rPr>
+          <w:rFonts w:ascii="Arial" w:hAnsi="Arial" w:cs="Arial"/>
+          <w:sz w:val="24"/>
+          <w:szCs w:val="24"/>
+        </w:rPr>
+        <w:fldChar w:fldCharType="separate"/>
+      </w:r>
+      <w:r>
+        <w:rPr>
+          <w:rFonts w:ascii="Arial" w:hAnsi="Arial" w:cs="Arial"/>
+          <w:noProof/>
+          <w:sz w:val="24"/>
+          <w:szCs w:val="24"/>
+        </w:rPr>
+        <w:t>8</w:t>
+      </w:r>
+      <w:r>
+        <w:rPr>
+          <w:rFonts w:ascii="Arial" w:hAnsi="Arial" w:cs="Arial"/>
+          <w:sz w:val="24"/>
+          <w:szCs w:val="24"/>
+        </w:rPr>
+        <w:fldChar w:fldCharType="end"/>
+      </w:r>
+      <w:r>
+        <w:rPr>
+          <w:rFonts w:ascii="Arial" w:hAnsi="Arial" w:cs="Arial"/>
+          <w:sz w:val="24"/>
+          <w:szCs w:val="24"/>
+        </w:rPr>
+        <w:t xml:space="preserve"> Windows Server 2025</w:t>
+      </w:r>
+      <w:bookmarkEnd w:id="7"/>
+    </w:p>
+    <w:p>
+      <w:pPr>
+        <w:rPr>
+          <w:rFonts w:ascii="Arial" w:hAnsi="Arial" w:cs="Arial"/>
+        </w:rPr>
+      </w:pPr>
+      <w:r>
+        <w:rPr>
+          <w:rFonts w:ascii="Arial" w:hAnsi="Arial" w:cs="Arial"/>
+        </w:rPr>
+        <w:t>He utilizado Windows server 2025 para crear la máquina virtual</w:t>
+      </w:r>
+    </w:p>
+    <w:p>
+      <w:pPr>
+        <w:spacing w:line="360" w:lineRule="auto"/>
+        <w:jc w:val="both"/>
+        <w:rPr>
+          <w:rFonts w:ascii="Arial" w:hAnsi="Arial" w:cs="Arial"/>
+          <w:color w:val="000000" w:themeColor="text1"/>
+          <w:sz w:val="32"/>
+          <w:szCs w:val="32"/>
+        </w:rPr>
+      </w:pPr>
+      <w:r>
+        <w:rPr>
+          <w:rFonts w:ascii="Arial" w:hAnsi="Arial" w:cs="Arial"/>
+          <w:color w:val="000000" w:themeColor="text1"/>
+          <w:sz w:val="32"/>
+          <w:szCs w:val="32"/>
+        </w:rPr>
+        <w:lastRenderedPageBreak/>
+        <w:t>METODOLOGÍA</w:t>
+      </w:r>
+    </w:p>
+    <w:p>
+      <w:pPr>
+        <w:spacing w:line="360" w:lineRule="auto"/>
+        <w:jc w:val="both"/>
+        <w:rPr>
+          <w:rFonts w:ascii="Arial" w:hAnsi="Arial" w:cs="Arial"/>
+          <w:color w:val="000000" w:themeColor="text1"/>
+        </w:rPr>
+      </w:pPr>
+      <w:r>
+        <w:rPr>
+          <w:rFonts w:ascii="Arial" w:hAnsi="Arial" w:cs="Arial"/>
+          <w:b/>
+          <w:bCs/>
+          <w:color w:val="000000" w:themeColor="text1"/>
+        </w:rPr>
+        <w:t>Metodología usada</w:t>
+      </w:r>
+      <w:r>
+        <w:rPr>
+          <w:rFonts w:ascii="Arial" w:hAnsi="Arial" w:cs="Arial"/>
+          <w:color w:val="000000" w:themeColor="text1"/>
+        </w:rPr>
+        <w:t xml:space="preserve"> y justificación de la misma.</w:t>
+      </w:r>
+    </w:p>
+    <w:p>
+      <w:pPr>
+        <w:spacing w:line="360" w:lineRule="auto"/>
+        <w:jc w:val="both"/>
+        <w:rPr>
+          <w:rFonts w:ascii="Arial" w:hAnsi="Arial" w:cs="Arial"/>
+          <w:color w:val="000000" w:themeColor="text1"/>
+        </w:rPr>
+      </w:pPr>
+      <w:r>
+        <w:rPr>
+          <w:rFonts w:ascii="Arial" w:hAnsi="Arial" w:cs="Arial"/>
+          <w:color w:val="000000" w:themeColor="text1"/>
+        </w:rPr>
+        <w:t xml:space="preserve">Se presentarán dos planificaciones, una valoración inicial y previa a la implementación del proyecto y otra final con el tiempo real dedicado a cada parte del RFTP. Se analizarán </w:t>
+      </w:r>
+      <w:r>
+        <w:rPr>
+          <w:rFonts w:ascii="Arial" w:hAnsi="Arial" w:cs="Arial"/>
+          <w:color w:val="000000" w:themeColor="text1"/>
+        </w:rPr>
+        <w:t xml:space="preserve">las </w:t>
+      </w:r>
+      <w:r>
+        <w:rPr>
+          <w:rFonts w:ascii="Arial" w:hAnsi="Arial" w:cs="Arial"/>
+          <w:color w:val="000000" w:themeColor="text1"/>
+        </w:rPr>
+        <w:t>desvia</w:t>
+      </w:r>
+      <w:r>
+        <w:rPr>
+          <w:rFonts w:ascii="Arial" w:hAnsi="Arial" w:cs="Arial"/>
+          <w:color w:val="000000" w:themeColor="text1"/>
+        </w:rPr>
+        <w:t>ciones.</w:t>
+      </w:r>
+      <w:r>
+        <w:br/>
+      </w:r>
+      <w:r>
+        <w:rPr>
+          <w:rFonts w:ascii="Arial" w:hAnsi="Arial" w:cs="Arial"/>
+          <w:color w:val="000000" w:themeColor="text1"/>
+        </w:rPr>
+        <w:t>El tiempo se expresará en horas. Debe existir una totalización final.</w:t>
+      </w:r>
+    </w:p>
+    <w:p>
+      <w:pPr>
+        <w:spacing w:line="360" w:lineRule="auto"/>
+        <w:jc w:val="both"/>
+        <w:rPr>
+          <w:rFonts w:ascii="Arial" w:hAnsi="Arial" w:cs="Arial"/>
+          <w:color w:val="000000" w:themeColor="text1"/>
+        </w:rPr>
+      </w:pPr>
+      <w:r>
+        <w:rPr>
+          <w:rFonts w:ascii="Arial" w:hAnsi="Arial" w:cs="Arial"/>
+          <w:b/>
+          <w:bCs/>
+          <w:color w:val="000000" w:themeColor="text1"/>
+        </w:rPr>
+        <w:t>Diagrama de Gantt</w:t>
+      </w:r>
+    </w:p>
+    <w:p>
+      <w:pPr>
+        <w:spacing w:line="360" w:lineRule="auto"/>
+        <w:jc w:val="both"/>
+        <w:rPr>
+          <w:rFonts w:ascii="Arial" w:hAnsi="Arial" w:cs="Arial"/>
+          <w:b/>
+          <w:bCs/>
+          <w:color w:val="000000" w:themeColor="text1"/>
+        </w:rPr>
+      </w:pPr>
+    </w:p>
+    <w:p>
+      <w:pPr>
+        <w:spacing w:line="360" w:lineRule="auto"/>
+        <w:jc w:val="both"/>
+        <w:rPr>
+          <w:rFonts w:ascii="Arial" w:hAnsi="Arial" w:cs="Arial"/>
+          <w:b/>
+          <w:bCs/>
+          <w:color w:val="000000" w:themeColor="text1"/>
+          <w:sz w:val="24"/>
+          <w:szCs w:val="24"/>
+        </w:rPr>
+      </w:pPr>
+    </w:p>
+    <w:p>
+      <w:pPr>
+        <w:spacing w:line="360" w:lineRule="auto"/>
+        <w:jc w:val="both"/>
+        <w:rPr>
+          <w:rFonts w:ascii="Arial" w:hAnsi="Arial" w:cs="Arial"/>
+          <w:b/>
+          <w:bCs/>
+          <w:color w:val="000000" w:themeColor="text1"/>
+        </w:rPr>
+      </w:pPr>
+    </w:p>
+    <w:p>
+      <w:pPr>
+        <w:spacing w:line="360" w:lineRule="auto"/>
+        <w:jc w:val="both"/>
+        <w:rPr>
+          <w:rFonts w:ascii="Arial" w:hAnsi="Arial" w:cs="Arial"/>
+          <w:b/>
+          <w:bCs/>
+          <w:color w:val="000000" w:themeColor="text1"/>
+        </w:rPr>
+      </w:pPr>
     </w:p>
     <w:p>
       <w:pPr>
@@ -5925,7 +7636,7 @@
         </w:rPr>
         <w:t xml:space="preserve">Smith, J. (2023). La importancia del reciclaje en la conservación del medio ambiente. Recuperado de </w:t>
       </w:r>
-      <w:hyperlink r:id="rId27">
+      <w:hyperlink r:id="rId39">
         <w:r>
           <w:rPr>
             <w:rStyle w:val="Hipervnculo"/>
@@ -6049,12 +7760,12 @@
       </w:pPr>
     </w:p>
     <w:sectPr>
-      <w:headerReference w:type="even" r:id="rId28"/>
-      <w:headerReference w:type="default" r:id="rId29"/>
-      <w:footerReference w:type="even" r:id="rId30"/>
-      <w:footerReference w:type="default" r:id="rId31"/>
-      <w:headerReference w:type="first" r:id="rId32"/>
-      <w:footerReference w:type="first" r:id="rId33"/>
+      <w:headerReference w:type="even" r:id="rId40"/>
+      <w:headerReference w:type="default" r:id="rId41"/>
+      <w:footerReference w:type="even" r:id="rId42"/>
+      <w:footerReference w:type="default" r:id="rId43"/>
+      <w:headerReference w:type="first" r:id="rId44"/>
+      <w:footerReference w:type="first" r:id="rId45"/>
       <w:pgSz w:w="11906" w:h="16838"/>
       <w:pgMar w:top="1440" w:right="1440" w:bottom="1440" w:left="1440" w:header="720" w:footer="720" w:gutter="0"/>
       <w:cols w:space="720"/>

--- a/TFG/Memoria_TFG 2025-26.docx
+++ b/TFG/Memoria_TFG 2025-26.docx
@@ -34,7 +34,7 @@
           <w:lang w:eastAsia="es-ES"/>
         </w:rPr>
         <w:drawing>
-          <wp:inline distT="0" distB="0" distL="0" distR="0" wp14:anchorId="19882AF8" wp14:editId="17303D70">
+          <wp:inline distT="0" distB="0" distL="0" distR="0" wp14:anchorId="19882AF8" wp14:editId="75261F0D">
             <wp:extent cx="3524250" cy="1771650"/>
             <wp:effectExtent l="0" t="0" r="0" b="0"/>
             <wp:docPr id="923855780" name="Imagen 923855780"/>
@@ -3241,6 +3241,7 @@
       <w:r>
         <w:rPr>
           <w:rFonts w:ascii="Arial" w:hAnsi="Arial" w:cs="Arial"/>
+          <w:noProof/>
           <w:color w:val="000000" w:themeColor="text1"/>
         </w:rPr>
         <w:drawing>
@@ -3283,34 +3284,42 @@
     <w:p>
       <w:pPr>
         <w:spacing w:line="360" w:lineRule="auto"/>
+        <w:jc w:val="both"/>
+        <w:rPr>
+          <w:rFonts w:ascii="Arial" w:hAnsi="Arial" w:cs="Arial"/>
+          <w:color w:val="000000" w:themeColor="text1"/>
+        </w:rPr>
+      </w:pPr>
+      <w:r>
+        <w:rPr>
+          <w:rFonts w:ascii="Arial" w:hAnsi="Arial" w:cs="Arial"/>
+          <w:color w:val="000000" w:themeColor="text1"/>
+        </w:rPr>
+        <w:t>En esta imagen estoy mostrando como empezar a crear un grupo dentro de Active Directory</w:t>
+      </w:r>
+    </w:p>
+    <w:p>
+      <w:pPr>
+        <w:spacing w:line="360" w:lineRule="auto"/>
+        <w:rPr>
+          <w:rFonts w:ascii="Arial" w:hAnsi="Arial" w:cs="Arial"/>
+          <w:color w:val="000000" w:themeColor="text1"/>
+        </w:rPr>
+      </w:pPr>
+    </w:p>
+    <w:p>
+      <w:pPr>
+        <w:spacing w:line="360" w:lineRule="auto"/>
         <w:jc w:val="center"/>
         <w:rPr>
           <w:rFonts w:ascii="Arial" w:hAnsi="Arial" w:cs="Arial"/>
           <w:color w:val="000000" w:themeColor="text1"/>
         </w:rPr>
       </w:pPr>
-    </w:p>
-    <w:p>
-      <w:pPr>
-        <w:spacing w:line="360" w:lineRule="auto"/>
-        <w:rPr>
-          <w:rFonts w:ascii="Arial" w:hAnsi="Arial" w:cs="Arial"/>
-          <w:color w:val="000000" w:themeColor="text1"/>
-        </w:rPr>
-      </w:pPr>
-    </w:p>
-    <w:p>
-      <w:pPr>
-        <w:spacing w:line="360" w:lineRule="auto"/>
-        <w:jc w:val="center"/>
-        <w:rPr>
-          <w:rFonts w:ascii="Arial" w:hAnsi="Arial" w:cs="Arial"/>
-          <w:color w:val="000000" w:themeColor="text1"/>
-        </w:rPr>
-      </w:pPr>
-      <w:r>
-        <w:rPr>
-          <w:rFonts w:ascii="Arial" w:hAnsi="Arial" w:cs="Arial"/>
+      <w:r>
+        <w:rPr>
+          <w:rFonts w:ascii="Arial" w:hAnsi="Arial" w:cs="Arial"/>
+          <w:noProof/>
           <w:color w:val="000000" w:themeColor="text1"/>
         </w:rPr>
         <w:drawing>
@@ -3359,6 +3368,31 @@
           <w:color w:val="000000" w:themeColor="text1"/>
         </w:rPr>
       </w:pPr>
+      <w:r>
+        <w:rPr>
+          <w:rFonts w:ascii="Arial" w:hAnsi="Arial" w:cs="Arial"/>
+          <w:color w:val="000000" w:themeColor="text1"/>
+        </w:rPr>
+        <w:lastRenderedPageBreak/>
+        <w:t>Este apartado es donde pongo el nombre del grupo Socios</w:t>
+      </w:r>
+      <w:r>
+        <w:rPr>
+          <w:rFonts w:ascii="Arial" w:hAnsi="Arial" w:cs="Arial"/>
+          <w:color w:val="000000" w:themeColor="text1"/>
+        </w:rPr>
+        <w:t>. Como se puede ver justo encima, todos los grupos y usuarios se crearán dentro del dominio Saul.com</w:t>
+      </w:r>
+    </w:p>
+    <w:p>
+      <w:pPr>
+        <w:spacing w:line="360" w:lineRule="auto"/>
+        <w:jc w:val="both"/>
+        <w:rPr>
+          <w:rFonts w:ascii="Arial" w:hAnsi="Arial" w:cs="Arial"/>
+          <w:color w:val="000000" w:themeColor="text1"/>
+        </w:rPr>
+      </w:pPr>
     </w:p>
     <w:p>
       <w:pPr>
@@ -3372,9 +3406,9 @@
       <w:r>
         <w:rPr>
           <w:rFonts w:ascii="Arial" w:hAnsi="Arial" w:cs="Arial"/>
-          <w:color w:val="000000" w:themeColor="text1"/>
-        </w:rPr>
-        <w:lastRenderedPageBreak/>
+          <w:noProof/>
+          <w:color w:val="000000" w:themeColor="text1"/>
+        </w:rPr>
         <w:drawing>
           <wp:inline distT="0" distB="0" distL="0" distR="0" wp14:anchorId="1A2AD1E8" wp14:editId="18419934">
             <wp:extent cx="2401294" cy="2097416"/>
@@ -3425,6 +3459,23 @@
     <w:p>
       <w:pPr>
         <w:spacing w:line="360" w:lineRule="auto"/>
+        <w:jc w:val="both"/>
+        <w:rPr>
+          <w:rFonts w:ascii="Arial" w:hAnsi="Arial" w:cs="Arial"/>
+          <w:color w:val="000000" w:themeColor="text1"/>
+        </w:rPr>
+      </w:pPr>
+      <w:r>
+        <w:rPr>
+          <w:rFonts w:ascii="Arial" w:hAnsi="Arial" w:cs="Arial"/>
+          <w:color w:val="000000" w:themeColor="text1"/>
+        </w:rPr>
+        <w:t>Aquí estoy haciendo lo mismo que con el grupo, pero en este caso, es un usuario.</w:t>
+      </w:r>
+    </w:p>
+    <w:p>
+      <w:pPr>
+        <w:spacing w:line="360" w:lineRule="auto"/>
         <w:jc w:val="center"/>
         <w:rPr>
           <w:rFonts w:ascii="Arial" w:hAnsi="Arial" w:cs="Arial"/>
@@ -3441,9 +3492,20 @@
           <w:color w:val="000000" w:themeColor="text1"/>
         </w:rPr>
       </w:pPr>
-      <w:r>
-        <w:rPr>
-          <w:rFonts w:ascii="Arial" w:hAnsi="Arial" w:cs="Arial"/>
+    </w:p>
+    <w:p>
+      <w:pPr>
+        <w:spacing w:line="360" w:lineRule="auto"/>
+        <w:jc w:val="center"/>
+        <w:rPr>
+          <w:rFonts w:ascii="Arial" w:hAnsi="Arial" w:cs="Arial"/>
+          <w:color w:val="000000" w:themeColor="text1"/>
+        </w:rPr>
+      </w:pPr>
+      <w:r>
+        <w:rPr>
+          <w:rFonts w:ascii="Arial" w:hAnsi="Arial" w:cs="Arial"/>
+          <w:noProof/>
           <w:color w:val="000000" w:themeColor="text1"/>
         </w:rPr>
         <w:drawing>
@@ -3496,6 +3558,33 @@
     <w:p>
       <w:pPr>
         <w:spacing w:line="360" w:lineRule="auto"/>
+        <w:jc w:val="both"/>
+        <w:rPr>
+          <w:rFonts w:ascii="Arial" w:hAnsi="Arial" w:cs="Arial"/>
+          <w:color w:val="000000" w:themeColor="text1"/>
+        </w:rPr>
+      </w:pPr>
+      <w:r>
+        <w:rPr>
+          <w:rFonts w:ascii="Arial" w:hAnsi="Arial" w:cs="Arial"/>
+          <w:color w:val="000000" w:themeColor="text1"/>
+        </w:rPr>
+        <w:t>Ahora estoy añadiendo toda la información necesaria para crear el usuario prueba</w:t>
+      </w:r>
+    </w:p>
+    <w:p>
+      <w:pPr>
+        <w:spacing w:line="360" w:lineRule="auto"/>
+        <w:jc w:val="center"/>
+        <w:rPr>
+          <w:rFonts w:ascii="Arial" w:hAnsi="Arial" w:cs="Arial"/>
+          <w:color w:val="000000" w:themeColor="text1"/>
+        </w:rPr>
+      </w:pPr>
+    </w:p>
+    <w:p>
+      <w:pPr>
+        <w:spacing w:line="360" w:lineRule="auto"/>
         <w:jc w:val="center"/>
         <w:rPr>
           <w:rFonts w:ascii="Arial" w:hAnsi="Arial" w:cs="Arial"/>
@@ -3558,6 +3647,23 @@
     <w:p>
       <w:pPr>
         <w:spacing w:line="360" w:lineRule="auto"/>
+        <w:jc w:val="both"/>
+        <w:rPr>
+          <w:rFonts w:ascii="Arial" w:hAnsi="Arial" w:cs="Arial"/>
+          <w:color w:val="000000" w:themeColor="text1"/>
+        </w:rPr>
+      </w:pPr>
+      <w:r>
+        <w:rPr>
+          <w:rFonts w:ascii="Arial" w:hAnsi="Arial" w:cs="Arial"/>
+          <w:color w:val="000000" w:themeColor="text1"/>
+        </w:rPr>
+        <w:t>En esta imagen podemos observar que tanto el usuario como el grupo se han creado correctamente. Si un grupo ya tiene permisos, simplemente habría que añadir el usuario a dicho grupo para que los permisos del grupo se hereden.</w:t>
+      </w:r>
+    </w:p>
+    <w:p>
+      <w:pPr>
+        <w:spacing w:line="360" w:lineRule="auto"/>
         <w:jc w:val="center"/>
         <w:rPr>
           <w:rFonts w:ascii="Arial" w:hAnsi="Arial" w:cs="Arial"/>
@@ -3584,19 +3690,10 @@
           <w:color w:val="000000" w:themeColor="text1"/>
         </w:rPr>
       </w:pPr>
-    </w:p>
-    <w:p>
-      <w:pPr>
-        <w:spacing w:line="360" w:lineRule="auto"/>
-        <w:jc w:val="center"/>
-        <w:rPr>
-          <w:rFonts w:ascii="Arial" w:hAnsi="Arial" w:cs="Arial"/>
-          <w:color w:val="000000" w:themeColor="text1"/>
-        </w:rPr>
-      </w:pPr>
-      <w:r>
-        <w:rPr>
-          <w:rFonts w:ascii="Arial" w:hAnsi="Arial" w:cs="Arial"/>
+      <w:r>
+        <w:rPr>
+          <w:rFonts w:ascii="Arial" w:hAnsi="Arial" w:cs="Arial"/>
+          <w:noProof/>
           <w:color w:val="000000" w:themeColor="text1"/>
         </w:rPr>
         <w:drawing>
@@ -3639,6 +3736,37 @@
     <w:p>
       <w:pPr>
         <w:spacing w:line="360" w:lineRule="auto"/>
+        <w:jc w:val="both"/>
+        <w:rPr>
+          <w:rFonts w:ascii="Arial" w:hAnsi="Arial" w:cs="Arial"/>
+          <w:color w:val="000000" w:themeColor="text1"/>
+        </w:rPr>
+      </w:pPr>
+      <w:r>
+        <w:rPr>
+          <w:rFonts w:ascii="Arial" w:hAnsi="Arial" w:cs="Arial"/>
+          <w:color w:val="000000" w:themeColor="text1"/>
+        </w:rPr>
+        <w:t xml:space="preserve">Para añadir o </w:t>
+      </w:r>
+      <w:r>
+        <w:rPr>
+          <w:rFonts w:ascii="Arial" w:hAnsi="Arial" w:cs="Arial"/>
+          <w:color w:val="000000" w:themeColor="text1"/>
+        </w:rPr>
+        <w:t xml:space="preserve">eliminar cualquier rol o característica a nuestro server, debemos ir a la pestaña Administrar y después elegir, en este caso, Agregar roles y </w:t>
+      </w:r>
+      <w:r>
+        <w:rPr>
+          <w:rFonts w:ascii="Arial" w:hAnsi="Arial" w:cs="Arial"/>
+          <w:color w:val="000000" w:themeColor="text1"/>
+        </w:rPr>
+        <w:t>características</w:t>
+      </w:r>
+    </w:p>
+    <w:p>
+      <w:pPr>
+        <w:spacing w:line="360" w:lineRule="auto"/>
         <w:jc w:val="center"/>
         <w:rPr>
           <w:rFonts w:ascii="Arial" w:hAnsi="Arial" w:cs="Arial"/>
@@ -3658,8 +3786,10 @@
       <w:r>
         <w:rPr>
           <w:rFonts w:ascii="Arial" w:hAnsi="Arial" w:cs="Arial"/>
-          <w:color w:val="000000" w:themeColor="text1"/>
-        </w:rPr>
+          <w:noProof/>
+          <w:color w:val="000000" w:themeColor="text1"/>
+        </w:rPr>
+        <w:lastRenderedPageBreak/>
         <w:drawing>
           <wp:inline distT="0" distB="0" distL="0" distR="0" wp14:anchorId="1F5294EE" wp14:editId="3711B894">
             <wp:extent cx="2258170" cy="2321248"/>
@@ -3700,6 +3830,30 @@
     <w:p>
       <w:pPr>
         <w:spacing w:line="360" w:lineRule="auto"/>
+        <w:jc w:val="both"/>
+        <w:rPr>
+          <w:rFonts w:ascii="Arial" w:hAnsi="Arial" w:cs="Arial"/>
+          <w:color w:val="000000" w:themeColor="text1"/>
+        </w:rPr>
+      </w:pPr>
+      <w:r>
+        <w:rPr>
+          <w:rFonts w:ascii="Arial" w:hAnsi="Arial" w:cs="Arial"/>
+          <w:color w:val="000000" w:themeColor="text1"/>
+        </w:rPr>
+        <w:t xml:space="preserve">Para poder vincular la pagina de WordPress con el IIS es necesario tener instalado el modulo CGI, por lo que, debemos ir a las características del servidor web. Al desglosarlo, debemos elegir Desarrollo de aplicaciones. Entre </w:t>
+      </w:r>
+      <w:r>
+        <w:rPr>
+          <w:rFonts w:ascii="Arial" w:hAnsi="Arial" w:cs="Arial"/>
+          <w:color w:val="000000" w:themeColor="text1"/>
+        </w:rPr>
+        <w:t>ellas, debemos marcar CGI y continuar el proceso hasta el final sin seleccionar nada mas y esperar a su instalación</w:t>
+      </w:r>
+    </w:p>
+    <w:p>
+      <w:pPr>
+        <w:spacing w:line="360" w:lineRule="auto"/>
         <w:jc w:val="center"/>
         <w:rPr>
           <w:rFonts w:ascii="Arial" w:hAnsi="Arial" w:cs="Arial"/>
@@ -3762,6 +3916,23 @@
     <w:p>
       <w:pPr>
         <w:spacing w:line="360" w:lineRule="auto"/>
+        <w:jc w:val="both"/>
+        <w:rPr>
+          <w:rFonts w:ascii="Arial" w:hAnsi="Arial" w:cs="Arial"/>
+          <w:color w:val="000000" w:themeColor="text1"/>
+        </w:rPr>
+      </w:pPr>
+      <w:r>
+        <w:rPr>
+          <w:rFonts w:ascii="Arial" w:hAnsi="Arial" w:cs="Arial"/>
+          <w:color w:val="000000" w:themeColor="text1"/>
+        </w:rPr>
+        <w:t>Una vez haya finalizado la instalación, vamos a Herramientas y el administrador del IIS</w:t>
+      </w:r>
+    </w:p>
+    <w:p>
+      <w:pPr>
+        <w:spacing w:line="360" w:lineRule="auto"/>
         <w:jc w:val="center"/>
         <w:rPr>
           <w:rFonts w:ascii="Arial" w:hAnsi="Arial" w:cs="Arial"/>
@@ -3778,9 +3949,20 @@
           <w:color w:val="000000" w:themeColor="text1"/>
         </w:rPr>
       </w:pPr>
-      <w:r>
-        <w:rPr>
-          <w:rFonts w:ascii="Arial" w:hAnsi="Arial" w:cs="Arial"/>
+    </w:p>
+    <w:p>
+      <w:pPr>
+        <w:spacing w:line="360" w:lineRule="auto"/>
+        <w:jc w:val="center"/>
+        <w:rPr>
+          <w:rFonts w:ascii="Arial" w:hAnsi="Arial" w:cs="Arial"/>
+          <w:color w:val="000000" w:themeColor="text1"/>
+        </w:rPr>
+      </w:pPr>
+      <w:r>
+        <w:rPr>
+          <w:rFonts w:ascii="Arial" w:hAnsi="Arial" w:cs="Arial"/>
+          <w:noProof/>
           <w:color w:val="000000" w:themeColor="text1"/>
         </w:rPr>
         <w:lastRenderedPageBreak/>
@@ -3824,6 +4006,23 @@
     <w:p>
       <w:pPr>
         <w:spacing w:line="360" w:lineRule="auto"/>
+        <w:jc w:val="both"/>
+        <w:rPr>
+          <w:rFonts w:ascii="Arial" w:hAnsi="Arial" w:cs="Arial"/>
+          <w:color w:val="000000" w:themeColor="text1"/>
+        </w:rPr>
+      </w:pPr>
+      <w:r>
+        <w:rPr>
+          <w:rFonts w:ascii="Arial" w:hAnsi="Arial" w:cs="Arial"/>
+          <w:color w:val="000000" w:themeColor="text1"/>
+        </w:rPr>
+        <w:t>Una vez dentro, en la parte de IIS seleccionamos Asignaciones de controlador</w:t>
+      </w:r>
+    </w:p>
+    <w:p>
+      <w:pPr>
+        <w:spacing w:line="360" w:lineRule="auto"/>
         <w:jc w:val="center"/>
         <w:rPr>
           <w:rFonts w:ascii="Arial" w:hAnsi="Arial" w:cs="Arial"/>
@@ -3843,6 +4042,7 @@
       <w:r>
         <w:rPr>
           <w:rFonts w:ascii="Arial" w:hAnsi="Arial" w:cs="Arial"/>
+          <w:noProof/>
           <w:color w:val="000000" w:themeColor="text1"/>
         </w:rPr>
         <w:drawing>
@@ -3885,25 +4085,43 @@
     <w:p>
       <w:pPr>
         <w:spacing w:line="360" w:lineRule="auto"/>
+        <w:jc w:val="both"/>
+        <w:rPr>
+          <w:rFonts w:ascii="Arial" w:hAnsi="Arial" w:cs="Arial"/>
+          <w:color w:val="000000" w:themeColor="text1"/>
+        </w:rPr>
+      </w:pPr>
+    </w:p>
+    <w:p>
+      <w:pPr>
+        <w:spacing w:line="360" w:lineRule="auto"/>
+        <w:jc w:val="both"/>
+        <w:rPr>
+          <w:rFonts w:ascii="Arial" w:hAnsi="Arial" w:cs="Arial"/>
+          <w:color w:val="000000" w:themeColor="text1"/>
+        </w:rPr>
+      </w:pPr>
+      <w:r>
+        <w:rPr>
+          <w:rFonts w:ascii="Arial" w:hAnsi="Arial" w:cs="Arial"/>
+          <w:color w:val="000000" w:themeColor="text1"/>
+        </w:rPr>
+        <w:t>Entre las opciones que nos aparecen, debemos pinchar en Agregar asignación de modulo</w:t>
+      </w:r>
+    </w:p>
+    <w:p>
+      <w:pPr>
+        <w:spacing w:line="360" w:lineRule="auto"/>
         <w:jc w:val="center"/>
         <w:rPr>
           <w:rFonts w:ascii="Arial" w:hAnsi="Arial" w:cs="Arial"/>
           <w:color w:val="000000" w:themeColor="text1"/>
         </w:rPr>
       </w:pPr>
-    </w:p>
-    <w:p>
-      <w:pPr>
-        <w:spacing w:line="360" w:lineRule="auto"/>
-        <w:jc w:val="center"/>
-        <w:rPr>
-          <w:rFonts w:ascii="Arial" w:hAnsi="Arial" w:cs="Arial"/>
-          <w:color w:val="000000" w:themeColor="text1"/>
-        </w:rPr>
-      </w:pPr>
-      <w:r>
-        <w:rPr>
-          <w:rFonts w:ascii="Arial" w:hAnsi="Arial" w:cs="Arial"/>
+      <w:r>
+        <w:rPr>
+          <w:rFonts w:ascii="Arial" w:hAnsi="Arial" w:cs="Arial"/>
+          <w:noProof/>
           <w:color w:val="000000" w:themeColor="text1"/>
         </w:rPr>
         <w:drawing>
@@ -3946,25 +4164,33 @@
     <w:p>
       <w:pPr>
         <w:spacing w:line="360" w:lineRule="auto"/>
+        <w:jc w:val="both"/>
+        <w:rPr>
+          <w:rFonts w:ascii="Arial" w:hAnsi="Arial" w:cs="Arial"/>
+          <w:color w:val="000000" w:themeColor="text1"/>
+        </w:rPr>
+      </w:pPr>
+      <w:r>
+        <w:rPr>
+          <w:rFonts w:ascii="Arial" w:hAnsi="Arial" w:cs="Arial"/>
+          <w:color w:val="000000" w:themeColor="text1"/>
+        </w:rPr>
+        <w:t>Aquí debemos poner como ruta de acceso a solicitud .php ya que WordPress utiliza el lenguaje PHP para su funcionamiento. Lo siguiente es el módulo, el cual aparece una vez instalado el módulo. En caso de no aparecer, simplemente ponemos Fast y con eso ya debería aparecer. Luego ponemos la ruta donde se encuentra el .exe y un nombre para identificarlo y aceptamos</w:t>
+      </w:r>
+    </w:p>
+    <w:p>
+      <w:pPr>
+        <w:spacing w:line="360" w:lineRule="auto"/>
         <w:jc w:val="center"/>
         <w:rPr>
           <w:rFonts w:ascii="Arial" w:hAnsi="Arial" w:cs="Arial"/>
           <w:color w:val="000000" w:themeColor="text1"/>
         </w:rPr>
       </w:pPr>
-    </w:p>
-    <w:p>
-      <w:pPr>
-        <w:spacing w:line="360" w:lineRule="auto"/>
-        <w:jc w:val="center"/>
-        <w:rPr>
-          <w:rFonts w:ascii="Arial" w:hAnsi="Arial" w:cs="Arial"/>
-          <w:color w:val="000000" w:themeColor="text1"/>
-        </w:rPr>
-      </w:pPr>
-      <w:r>
-        <w:rPr>
-          <w:rFonts w:ascii="Arial" w:hAnsi="Arial" w:cs="Arial"/>
+      <w:r>
+        <w:rPr>
+          <w:rFonts w:ascii="Arial" w:hAnsi="Arial" w:cs="Arial"/>
+          <w:noProof/>
           <w:color w:val="000000" w:themeColor="text1"/>
         </w:rPr>
         <w:lastRenderedPageBreak/>
@@ -4015,74 +4241,70 @@
     <w:p>
       <w:pPr>
         <w:spacing w:line="360" w:lineRule="auto"/>
+        <w:jc w:val="both"/>
+        <w:rPr>
+          <w:rFonts w:ascii="Arial" w:hAnsi="Arial" w:cs="Arial"/>
+          <w:color w:val="000000" w:themeColor="text1"/>
+        </w:rPr>
+      </w:pPr>
+      <w:r>
+        <w:rPr>
+          <w:rFonts w:ascii="Arial" w:hAnsi="Arial" w:cs="Arial"/>
+          <w:color w:val="000000" w:themeColor="text1"/>
+        </w:rPr>
+        <w:t xml:space="preserve">Como podemos observar, ya </w:t>
+      </w:r>
+      <w:r>
+        <w:rPr>
+          <w:rFonts w:ascii="Arial" w:hAnsi="Arial" w:cs="Arial"/>
+          <w:color w:val="000000" w:themeColor="text1"/>
+        </w:rPr>
+        <w:t>está habilitada</w:t>
+      </w:r>
+      <w:r>
+        <w:rPr>
+          <w:rFonts w:ascii="Arial" w:hAnsi="Arial" w:cs="Arial"/>
+          <w:color w:val="000000" w:themeColor="text1"/>
+        </w:rPr>
+        <w:t xml:space="preserve"> y ya podremos acceder a </w:t>
+      </w:r>
+      <w:r>
+        <w:rPr>
+          <w:rFonts w:ascii="Arial" w:hAnsi="Arial" w:cs="Arial"/>
+          <w:color w:val="000000" w:themeColor="text1"/>
+        </w:rPr>
+        <w:t>WordPress</w:t>
+      </w:r>
+    </w:p>
+    <w:p>
+      <w:pPr>
+        <w:spacing w:line="360" w:lineRule="auto"/>
+        <w:rPr>
+          <w:rFonts w:ascii="Arial" w:hAnsi="Arial" w:cs="Arial"/>
+          <w:color w:val="000000" w:themeColor="text1"/>
+        </w:rPr>
+      </w:pPr>
+    </w:p>
+    <w:p>
+      <w:pPr>
+        <w:spacing w:line="360" w:lineRule="auto"/>
         <w:jc w:val="center"/>
         <w:rPr>
           <w:rFonts w:ascii="Arial" w:hAnsi="Arial" w:cs="Arial"/>
           <w:color w:val="000000" w:themeColor="text1"/>
         </w:rPr>
       </w:pPr>
-    </w:p>
-    <w:p>
-      <w:pPr>
-        <w:spacing w:line="360" w:lineRule="auto"/>
-        <w:jc w:val="both"/>
-        <w:rPr>
-          <w:rFonts w:ascii="Arial" w:hAnsi="Arial" w:cs="Arial"/>
-          <w:color w:val="000000" w:themeColor="text1"/>
-        </w:rPr>
-      </w:pPr>
-      <w:r>
-        <w:rPr>
-          <w:rFonts w:ascii="Arial" w:hAnsi="Arial" w:cs="Arial"/>
-          <w:color w:val="000000" w:themeColor="text1"/>
-        </w:rPr>
-        <w:t>Son ejemplos.</w:t>
-      </w:r>
-    </w:p>
-    <w:p>
-      <w:pPr>
-        <w:spacing w:line="360" w:lineRule="auto"/>
-        <w:jc w:val="both"/>
-        <w:rPr>
-          <w:rFonts w:ascii="Arial" w:hAnsi="Arial" w:cs="Arial"/>
-          <w:color w:val="000000" w:themeColor="text1"/>
-        </w:rPr>
-      </w:pPr>
-      <w:r>
-        <w:rPr>
-          <w:rFonts w:ascii="Arial" w:hAnsi="Arial" w:cs="Arial"/>
-          <w:b/>
-          <w:bCs/>
-          <w:color w:val="000000" w:themeColor="text1"/>
-        </w:rPr>
-        <w:t>Arquitectura de la solución.</w:t>
-      </w:r>
-      <w:r>
-        <w:rPr>
-          <w:rFonts w:ascii="Arial" w:hAnsi="Arial" w:cs="Arial"/>
-          <w:color w:val="000000" w:themeColor="text1"/>
-        </w:rPr>
-        <w:t xml:space="preserve"> Es un diagrama en el que se vea cómo funcionara el desarrollo planificado. Por ejemplo:</w:t>
-      </w:r>
-    </w:p>
-    <w:p>
-      <w:pPr>
-        <w:spacing w:line="360" w:lineRule="auto"/>
-        <w:jc w:val="center"/>
-        <w:rPr>
-          <w:color w:val="000000" w:themeColor="text1"/>
-        </w:rPr>
-      </w:pPr>
-      <w:r>
-        <w:rPr>
+      <w:r>
+        <w:rPr>
+          <w:rFonts w:ascii="Arial" w:hAnsi="Arial" w:cs="Arial"/>
           <w:noProof/>
-          <w:lang w:eastAsia="es-ES"/>
+          <w:color w:val="000000" w:themeColor="text1"/>
         </w:rPr>
         <w:drawing>
-          <wp:inline distT="0" distB="0" distL="0" distR="0" wp14:anchorId="5CA3D8A9" wp14:editId="38A04D17">
-            <wp:extent cx="4572000" cy="2571750"/>
+          <wp:inline distT="0" distB="0" distL="0" distR="0" wp14:anchorId="72520303" wp14:editId="69570D6D">
+            <wp:extent cx="1373524" cy="2781300"/>
             <wp:effectExtent l="0" t="0" r="0" b="0"/>
-            <wp:docPr id="1834403676" name="Imagen 1834403676"/>
+            <wp:docPr id="26" name="Imagen 26" descr="Interfaz de usuario gráfica, Aplicación&#10;&#10;El contenido generado por IA puede ser incorrecto."/>
             <wp:cNvGraphicFramePr>
               <a:graphicFrameLocks xmlns:a="http://schemas.openxmlformats.org/drawingml/2006/main" noChangeAspect="1"/>
             </wp:cNvGraphicFramePr>
@@ -4090,11 +4312,11 @@
               <a:graphicData uri="http://schemas.openxmlformats.org/drawingml/2006/picture">
                 <pic:pic xmlns:pic="http://schemas.openxmlformats.org/drawingml/2006/picture">
                   <pic:nvPicPr>
-                    <pic:cNvPr id="0" name=""/>
+                    <pic:cNvPr id="26" name="Imagen 26" descr="Interfaz de usuario gráfica, Aplicación&#10;&#10;El contenido generado por IA puede ser incorrecto."/>
                     <pic:cNvPicPr/>
                   </pic:nvPicPr>
                   <pic:blipFill>
-                    <a:blip r:embed="rId24">
+                    <a:blip r:embed="rId24" cstate="print">
                       <a:extLst>
                         <a:ext uri="{28A0092B-C50C-407E-A947-70E740481C1C}">
                           <a14:useLocalDpi xmlns:a14="http://schemas.microsoft.com/office/drawing/2010/main" val="0"/>
@@ -4108,7 +4330,7 @@
                   <pic:spPr>
                     <a:xfrm>
                       <a:off x="0" y="0"/>
-                      <a:ext cx="4572000" cy="2571750"/>
+                      <a:ext cx="1387002" cy="2808592"/>
                     </a:xfrm>
                     <a:prstGeom prst="rect">
                       <a:avLst/>
@@ -4123,272 +4345,52 @@
     </w:p>
     <w:p>
       <w:pPr>
-        <w:rPr>
-          <w:rFonts w:ascii="Arial" w:hAnsi="Arial" w:cs="Arial"/>
-          <w:b/>
-          <w:bCs/>
-          <w:color w:val="000000" w:themeColor="text1"/>
-        </w:rPr>
-      </w:pPr>
-    </w:p>
-    <w:p>
-      <w:pPr>
-        <w:spacing w:line="360" w:lineRule="auto"/>
-        <w:rPr>
-          <w:rFonts w:ascii="Arial" w:hAnsi="Arial" w:cs="Arial"/>
-          <w:color w:val="000000" w:themeColor="text1"/>
-        </w:rPr>
-      </w:pPr>
-      <w:r>
-        <w:rPr>
-          <w:rFonts w:ascii="Arial" w:hAnsi="Arial" w:cs="Arial"/>
-          <w:b/>
-          <w:bCs/>
-          <w:color w:val="000000" w:themeColor="text1"/>
-        </w:rPr>
-        <w:t>Casos de uso.</w:t>
-      </w:r>
-      <w:r>
-        <w:rPr>
-          <w:rFonts w:ascii="Arial" w:hAnsi="Arial" w:cs="Arial"/>
-          <w:color w:val="000000" w:themeColor="text1"/>
-        </w:rPr>
-        <w:t xml:space="preserve"> Incluye diagrama y tabla con:</w:t>
-      </w:r>
-    </w:p>
-    <w:p>
-      <w:pPr>
-        <w:pStyle w:val="Prrafodelista"/>
-        <w:numPr>
-          <w:ilvl w:val="0"/>
-          <w:numId w:val="4"/>
-        </w:numPr>
-        <w:spacing w:line="360" w:lineRule="auto"/>
-        <w:jc w:val="both"/>
-        <w:rPr>
-          <w:rFonts w:eastAsiaTheme="minorEastAsia"/>
-          <w:color w:val="000000" w:themeColor="text1"/>
-        </w:rPr>
-      </w:pPr>
-      <w:r>
-        <w:rPr>
-          <w:rFonts w:ascii="Arial" w:hAnsi="Arial" w:cs="Arial"/>
-          <w:color w:val="000000" w:themeColor="text1"/>
-        </w:rPr>
-        <w:t>Descripción.</w:t>
-      </w:r>
-    </w:p>
-    <w:p>
-      <w:pPr>
-        <w:pStyle w:val="Prrafodelista"/>
-        <w:numPr>
-          <w:ilvl w:val="0"/>
-          <w:numId w:val="4"/>
-        </w:numPr>
-        <w:spacing w:line="360" w:lineRule="auto"/>
-        <w:jc w:val="both"/>
-        <w:rPr>
-          <w:rFonts w:eastAsiaTheme="minorEastAsia"/>
-          <w:color w:val="000000" w:themeColor="text1"/>
-        </w:rPr>
-      </w:pPr>
-      <w:r>
-        <w:rPr>
-          <w:rFonts w:ascii="Arial" w:hAnsi="Arial" w:cs="Arial"/>
-          <w:color w:val="000000" w:themeColor="text1"/>
-        </w:rPr>
-        <w:t>Precondiciones</w:t>
-      </w:r>
-    </w:p>
-    <w:p>
-      <w:pPr>
-        <w:pStyle w:val="Prrafodelista"/>
-        <w:numPr>
-          <w:ilvl w:val="0"/>
-          <w:numId w:val="4"/>
-        </w:numPr>
-        <w:spacing w:line="360" w:lineRule="auto"/>
-        <w:jc w:val="both"/>
-        <w:rPr>
-          <w:rFonts w:eastAsiaTheme="minorEastAsia"/>
-          <w:color w:val="000000" w:themeColor="text1"/>
-        </w:rPr>
-      </w:pPr>
-      <w:r>
-        <w:rPr>
-          <w:rFonts w:ascii="Arial" w:hAnsi="Arial" w:cs="Arial"/>
-          <w:color w:val="000000" w:themeColor="text1"/>
-        </w:rPr>
-        <w:t>Postcondiciones</w:t>
-      </w:r>
-    </w:p>
-    <w:p>
-      <w:pPr>
-        <w:pStyle w:val="Prrafodelista"/>
-        <w:numPr>
-          <w:ilvl w:val="0"/>
-          <w:numId w:val="4"/>
-        </w:numPr>
-        <w:spacing w:line="360" w:lineRule="auto"/>
-        <w:jc w:val="both"/>
-        <w:rPr>
-          <w:rFonts w:eastAsiaTheme="minorEastAsia"/>
-          <w:color w:val="000000" w:themeColor="text1"/>
-        </w:rPr>
-      </w:pPr>
-      <w:r>
-        <w:rPr>
-          <w:rFonts w:ascii="Arial" w:hAnsi="Arial" w:cs="Arial"/>
-          <w:color w:val="000000" w:themeColor="text1"/>
-        </w:rPr>
-        <w:t>Datos de entrada</w:t>
-      </w:r>
-    </w:p>
-    <w:p>
-      <w:pPr>
-        <w:pStyle w:val="Prrafodelista"/>
-        <w:numPr>
-          <w:ilvl w:val="0"/>
-          <w:numId w:val="4"/>
-        </w:numPr>
-        <w:spacing w:line="360" w:lineRule="auto"/>
-        <w:jc w:val="both"/>
-        <w:rPr>
-          <w:rFonts w:eastAsiaTheme="minorEastAsia"/>
-          <w:color w:val="000000" w:themeColor="text1"/>
-        </w:rPr>
-      </w:pPr>
-      <w:r>
-        <w:rPr>
-          <w:rFonts w:ascii="Arial" w:hAnsi="Arial" w:cs="Arial"/>
+        <w:spacing w:line="360" w:lineRule="auto"/>
+        <w:jc w:val="both"/>
+        <w:rPr>
+          <w:rFonts w:ascii="Arial" w:hAnsi="Arial" w:cs="Arial"/>
+          <w:color w:val="000000" w:themeColor="text1"/>
+        </w:rPr>
+      </w:pPr>
+      <w:r>
+        <w:rPr>
+          <w:rFonts w:ascii="Arial" w:hAnsi="Arial" w:cs="Arial"/>
+          <w:color w:val="000000" w:themeColor="text1"/>
+        </w:rPr>
+        <w:t>Como ya tengo una pagina creada y en funcionamiento en otro WordPress lo que voy a hacer es exportarla, para ello, debemos entrar en el panel de administración de WordPress y en el menu buscar Herramientas y elegir Exportar</w:t>
+      </w:r>
+    </w:p>
+    <w:p>
+      <w:pPr>
+        <w:spacing w:line="360" w:lineRule="auto"/>
+        <w:jc w:val="center"/>
+        <w:rPr>
+          <w:rFonts w:ascii="Arial" w:hAnsi="Arial" w:cs="Arial"/>
+          <w:color w:val="000000" w:themeColor="text1"/>
+        </w:rPr>
+      </w:pPr>
+    </w:p>
+    <w:p>
+      <w:pPr>
+        <w:spacing w:line="360" w:lineRule="auto"/>
+        <w:jc w:val="center"/>
+        <w:rPr>
+          <w:rFonts w:ascii="Arial" w:hAnsi="Arial" w:cs="Arial"/>
+          <w:color w:val="000000" w:themeColor="text1"/>
+        </w:rPr>
+      </w:pPr>
+      <w:r>
+        <w:rPr>
+          <w:rFonts w:ascii="Arial" w:hAnsi="Arial" w:cs="Arial"/>
+          <w:noProof/>
           <w:color w:val="000000" w:themeColor="text1"/>
         </w:rPr>
         <w:lastRenderedPageBreak/>
-        <w:t>Datos de salida</w:t>
-      </w:r>
-    </w:p>
-    <w:p>
-      <w:pPr>
-        <w:pStyle w:val="Prrafodelista"/>
-        <w:numPr>
-          <w:ilvl w:val="0"/>
-          <w:numId w:val="4"/>
-        </w:numPr>
-        <w:spacing w:line="360" w:lineRule="auto"/>
-        <w:jc w:val="both"/>
-        <w:rPr>
-          <w:rFonts w:eastAsiaTheme="minorEastAsia"/>
-          <w:color w:val="000000" w:themeColor="text1"/>
-        </w:rPr>
-      </w:pPr>
-      <w:r>
-        <w:rPr>
-          <w:rFonts w:ascii="Arial" w:hAnsi="Arial" w:cs="Arial"/>
-          <w:color w:val="000000" w:themeColor="text1"/>
-        </w:rPr>
-        <w:t>Tablas</w:t>
-      </w:r>
-    </w:p>
-    <w:p>
-      <w:pPr>
-        <w:pStyle w:val="Prrafodelista"/>
-        <w:numPr>
-          <w:ilvl w:val="0"/>
-          <w:numId w:val="4"/>
-        </w:numPr>
-        <w:spacing w:line="360" w:lineRule="auto"/>
-        <w:jc w:val="both"/>
-        <w:rPr>
-          <w:rFonts w:eastAsiaTheme="minorEastAsia"/>
-          <w:color w:val="000000" w:themeColor="text1"/>
-        </w:rPr>
-      </w:pPr>
-      <w:r>
-        <w:rPr>
-          <w:rFonts w:ascii="Arial" w:hAnsi="Arial" w:cs="Arial"/>
-          <w:color w:val="000000" w:themeColor="text1"/>
-        </w:rPr>
-        <w:t>Clases</w:t>
-      </w:r>
-    </w:p>
-    <w:p>
-      <w:pPr>
-        <w:pStyle w:val="Prrafodelista"/>
-        <w:numPr>
-          <w:ilvl w:val="0"/>
-          <w:numId w:val="4"/>
-        </w:numPr>
-        <w:spacing w:line="360" w:lineRule="auto"/>
-        <w:jc w:val="both"/>
-        <w:rPr>
-          <w:rFonts w:eastAsiaTheme="minorEastAsia"/>
-          <w:color w:val="000000" w:themeColor="text1"/>
-        </w:rPr>
-      </w:pPr>
-      <w:r>
-        <w:rPr>
-          <w:rFonts w:ascii="Arial" w:hAnsi="Arial" w:cs="Arial"/>
-          <w:color w:val="000000" w:themeColor="text1"/>
-        </w:rPr>
-        <w:t>Interfaces</w:t>
-      </w:r>
-    </w:p>
-    <w:p>
-      <w:pPr>
-        <w:spacing w:line="360" w:lineRule="auto"/>
-        <w:jc w:val="both"/>
-        <w:rPr>
-          <w:rFonts w:ascii="Arial" w:hAnsi="Arial" w:cs="Arial"/>
-          <w:color w:val="000000" w:themeColor="text1"/>
-        </w:rPr>
-      </w:pPr>
-      <w:r>
-        <w:rPr>
-          <w:rFonts w:ascii="Arial" w:hAnsi="Arial" w:cs="Arial"/>
-          <w:color w:val="000000" w:themeColor="text1"/>
-        </w:rPr>
-        <w:t>Ejemplo:</w:t>
-      </w:r>
-    </w:p>
-    <w:p>
-      <w:pPr>
-        <w:spacing w:line="360" w:lineRule="auto"/>
-        <w:jc w:val="both"/>
-        <w:rPr>
-          <w:rFonts w:ascii="Arial" w:hAnsi="Arial" w:cs="Arial"/>
-          <w:i/>
-          <w:iCs/>
-          <w:color w:val="000000" w:themeColor="text1"/>
-        </w:rPr>
-      </w:pPr>
-      <w:r>
-        <w:rPr>
-          <w:rFonts w:ascii="Arial" w:hAnsi="Arial" w:cs="Arial"/>
-          <w:i/>
-          <w:iCs/>
-          <w:color w:val="000000" w:themeColor="text1"/>
-        </w:rPr>
-        <w:t xml:space="preserve">Caso de uso: Pedir ayuda </w:t>
-      </w:r>
-    </w:p>
-    <w:p>
-      <w:pPr>
-        <w:spacing w:line="360" w:lineRule="auto"/>
-        <w:jc w:val="center"/>
-        <w:rPr>
-          <w:color w:val="000000" w:themeColor="text1"/>
-        </w:rPr>
-      </w:pPr>
-      <w:r>
-        <w:rPr>
-          <w:noProof/>
-          <w:lang w:eastAsia="es-ES"/>
-        </w:rPr>
         <w:drawing>
-          <wp:inline distT="0" distB="0" distL="0" distR="0" wp14:anchorId="310A90C8" wp14:editId="27B50602">
-            <wp:extent cx="3541321" cy="2465392"/>
+          <wp:inline distT="0" distB="0" distL="0" distR="0" wp14:anchorId="1325DA06" wp14:editId="453B23EF">
+            <wp:extent cx="4485633" cy="3667125"/>
             <wp:effectExtent l="0" t="0" r="0" b="0"/>
-            <wp:docPr id="1119516970" name="Imagen 1119516970"/>
+            <wp:docPr id="37" name="Imagen 37" descr="Interfaz de usuario gráfica, Texto, Aplicación, Correo electrónico&#10;&#10;El contenido generado por IA puede ser incorrecto."/>
             <wp:cNvGraphicFramePr>
               <a:graphicFrameLocks xmlns:a="http://schemas.openxmlformats.org/drawingml/2006/main" noChangeAspect="1"/>
             </wp:cNvGraphicFramePr>
@@ -4396,806 +4398,11 @@
               <a:graphicData uri="http://schemas.openxmlformats.org/drawingml/2006/picture">
                 <pic:pic xmlns:pic="http://schemas.openxmlformats.org/drawingml/2006/picture">
                   <pic:nvPicPr>
-                    <pic:cNvPr id="0" name=""/>
+                    <pic:cNvPr id="37" name="Imagen 37" descr="Interfaz de usuario gráfica, Texto, Aplicación, Correo electrónico&#10;&#10;El contenido generado por IA puede ser incorrecto."/>
                     <pic:cNvPicPr/>
                   </pic:nvPicPr>
                   <pic:blipFill>
                     <a:blip r:embed="rId25">
-                      <a:extLst>
-                        <a:ext uri="{28A0092B-C50C-407E-A947-70E740481C1C}">
-                          <a14:useLocalDpi xmlns:a14="http://schemas.microsoft.com/office/drawing/2010/main" val="0"/>
-                        </a:ext>
-                      </a:extLst>
-                    </a:blip>
-                    <a:srcRect l="36041" t="30000" r="31041" b="29259"/>
-                    <a:stretch>
-                      <a:fillRect/>
-                    </a:stretch>
-                  </pic:blipFill>
-                  <pic:spPr>
-                    <a:xfrm>
-                      <a:off x="0" y="0"/>
-                      <a:ext cx="3541321" cy="2465392"/>
-                    </a:xfrm>
-                    <a:prstGeom prst="rect">
-                      <a:avLst/>
-                    </a:prstGeom>
-                  </pic:spPr>
-                </pic:pic>
-              </a:graphicData>
-            </a:graphic>
-          </wp:inline>
-        </w:drawing>
-      </w:r>
-    </w:p>
-    <w:p>
-      <w:pPr>
-        <w:spacing w:line="360" w:lineRule="auto"/>
-        <w:jc w:val="center"/>
-        <w:rPr>
-          <w:color w:val="000000" w:themeColor="text1"/>
-        </w:rPr>
-      </w:pPr>
-      <w:r>
-        <w:rPr>
-          <w:color w:val="000000" w:themeColor="text1"/>
-        </w:rPr>
-        <w:t>Ilustración 1: caso de uso Pedir Ayuda</w:t>
-      </w:r>
-    </w:p>
-    <w:tbl>
-      <w:tblPr>
-        <w:tblStyle w:val="Tablaconcuadrcula"/>
-        <w:tblW w:w="0" w:type="auto"/>
-        <w:tblLayout w:type="fixed"/>
-        <w:tblLook w:val="06A0" w:firstRow="1" w:lastRow="0" w:firstColumn="1" w:lastColumn="0" w:noHBand="1" w:noVBand="1"/>
-      </w:tblPr>
-      <w:tblGrid>
-        <w:gridCol w:w="4508"/>
-        <w:gridCol w:w="4508"/>
-      </w:tblGrid>
-      <w:tr>
-        <w:tc>
-          <w:tcPr>
-            <w:tcW w:w="9016" w:type="dxa"/>
-            <w:gridSpan w:val="2"/>
-          </w:tcPr>
-          <w:p>
-            <w:pPr>
-              <w:spacing w:line="480" w:lineRule="auto"/>
-              <w:rPr>
-                <w:rFonts w:ascii="Arial" w:hAnsi="Arial" w:cs="Arial"/>
-                <w:color w:val="000000" w:themeColor="text1"/>
-              </w:rPr>
-            </w:pPr>
-            <w:r>
-              <w:rPr>
-                <w:rFonts w:ascii="Arial" w:hAnsi="Arial" w:cs="Arial"/>
-                <w:b/>
-                <w:bCs/>
-                <w:color w:val="000000" w:themeColor="text1"/>
-              </w:rPr>
-              <w:t>DESCRIPCIÓN</w:t>
-            </w:r>
-            <w:r>
-              <w:rPr>
-                <w:rFonts w:ascii="Arial" w:hAnsi="Arial" w:cs="Arial"/>
-                <w:color w:val="000000" w:themeColor="text1"/>
-              </w:rPr>
-              <w:t>: Solicitar ayuda al especialista</w:t>
-            </w:r>
-          </w:p>
-        </w:tc>
-      </w:tr>
-      <w:tr>
-        <w:tc>
-          <w:tcPr>
-            <w:tcW w:w="4508" w:type="dxa"/>
-          </w:tcPr>
-          <w:p>
-            <w:pPr>
-              <w:spacing w:line="480" w:lineRule="auto"/>
-              <w:rPr>
-                <w:rFonts w:ascii="Arial" w:hAnsi="Arial" w:cs="Arial"/>
-                <w:color w:val="000000" w:themeColor="text1"/>
-              </w:rPr>
-            </w:pPr>
-            <w:r>
-              <w:rPr>
-                <w:rFonts w:ascii="Arial" w:hAnsi="Arial" w:cs="Arial"/>
-                <w:b/>
-                <w:bCs/>
-                <w:color w:val="000000" w:themeColor="text1"/>
-              </w:rPr>
-              <w:t>PRECONDICIONES</w:t>
-            </w:r>
-            <w:r>
-              <w:rPr>
-                <w:rFonts w:ascii="Arial" w:hAnsi="Arial" w:cs="Arial"/>
-                <w:color w:val="000000" w:themeColor="text1"/>
-              </w:rPr>
-              <w:t>:</w:t>
-            </w:r>
-          </w:p>
-          <w:p>
-            <w:pPr>
-              <w:spacing w:line="480" w:lineRule="auto"/>
-              <w:rPr>
-                <w:rFonts w:ascii="Arial" w:hAnsi="Arial" w:cs="Arial"/>
-                <w:color w:val="000000" w:themeColor="text1"/>
-              </w:rPr>
-            </w:pPr>
-            <w:r>
-              <w:rPr>
-                <w:rFonts w:ascii="Arial" w:hAnsi="Arial" w:cs="Arial"/>
-                <w:color w:val="000000" w:themeColor="text1"/>
-              </w:rPr>
-              <w:t>Usuario logado</w:t>
-            </w:r>
-          </w:p>
-        </w:tc>
-        <w:tc>
-          <w:tcPr>
-            <w:tcW w:w="4508" w:type="dxa"/>
-          </w:tcPr>
-          <w:p>
-            <w:pPr>
-              <w:spacing w:line="480" w:lineRule="auto"/>
-              <w:rPr>
-                <w:rFonts w:ascii="Arial" w:hAnsi="Arial" w:cs="Arial"/>
-                <w:color w:val="000000" w:themeColor="text1"/>
-              </w:rPr>
-            </w:pPr>
-            <w:r>
-              <w:rPr>
-                <w:rFonts w:ascii="Arial" w:hAnsi="Arial" w:cs="Arial"/>
-                <w:b/>
-                <w:bCs/>
-                <w:color w:val="000000" w:themeColor="text1"/>
-              </w:rPr>
-              <w:t>POSTCONDICIONES</w:t>
-            </w:r>
-            <w:r>
-              <w:rPr>
-                <w:rFonts w:ascii="Arial" w:hAnsi="Arial" w:cs="Arial"/>
-                <w:color w:val="000000" w:themeColor="text1"/>
-              </w:rPr>
-              <w:t>:</w:t>
-            </w:r>
-          </w:p>
-          <w:p>
-            <w:pPr>
-              <w:spacing w:line="480" w:lineRule="auto"/>
-              <w:rPr>
-                <w:rFonts w:ascii="Arial" w:hAnsi="Arial" w:cs="Arial"/>
-                <w:color w:val="000000" w:themeColor="text1"/>
-              </w:rPr>
-            </w:pPr>
-            <w:r>
-              <w:rPr>
-                <w:rFonts w:ascii="Arial" w:hAnsi="Arial" w:cs="Arial"/>
-                <w:color w:val="000000" w:themeColor="text1"/>
-              </w:rPr>
-              <w:t>Solicitud en espera</w:t>
-            </w:r>
-          </w:p>
-          <w:p>
-            <w:pPr>
-              <w:spacing w:line="480" w:lineRule="auto"/>
-              <w:rPr>
-                <w:rFonts w:ascii="Arial" w:hAnsi="Arial" w:cs="Arial"/>
-                <w:color w:val="000000" w:themeColor="text1"/>
-              </w:rPr>
-            </w:pPr>
-            <w:r>
-              <w:rPr>
-                <w:rFonts w:ascii="Arial" w:hAnsi="Arial" w:cs="Arial"/>
-                <w:color w:val="000000" w:themeColor="text1"/>
-              </w:rPr>
-              <w:t>Se inicia el chat</w:t>
-            </w:r>
-          </w:p>
-        </w:tc>
-      </w:tr>
-      <w:tr>
-        <w:tc>
-          <w:tcPr>
-            <w:tcW w:w="4508" w:type="dxa"/>
-          </w:tcPr>
-          <w:p>
-            <w:pPr>
-              <w:spacing w:line="480" w:lineRule="auto"/>
-              <w:rPr>
-                <w:rFonts w:ascii="Arial" w:hAnsi="Arial" w:cs="Arial"/>
-                <w:color w:val="000000" w:themeColor="text1"/>
-              </w:rPr>
-            </w:pPr>
-            <w:r>
-              <w:rPr>
-                <w:rFonts w:ascii="Arial" w:hAnsi="Arial" w:cs="Arial"/>
-                <w:b/>
-                <w:bCs/>
-                <w:color w:val="000000" w:themeColor="text1"/>
-              </w:rPr>
-              <w:t>DATOS ENTRADA</w:t>
-            </w:r>
-          </w:p>
-          <w:p>
-            <w:pPr>
-              <w:spacing w:line="480" w:lineRule="auto"/>
-              <w:rPr>
-                <w:rFonts w:ascii="Arial" w:hAnsi="Arial" w:cs="Arial"/>
-                <w:color w:val="000000" w:themeColor="text1"/>
-              </w:rPr>
-            </w:pPr>
-            <w:r>
-              <w:rPr>
-                <w:rFonts w:ascii="Arial" w:hAnsi="Arial" w:cs="Arial"/>
-                <w:color w:val="000000" w:themeColor="text1"/>
-              </w:rPr>
-              <w:t>Nombre especialista</w:t>
-            </w:r>
-          </w:p>
-          <w:p>
-            <w:pPr>
-              <w:spacing w:line="480" w:lineRule="auto"/>
-              <w:rPr>
-                <w:rFonts w:ascii="Arial" w:hAnsi="Arial" w:cs="Arial"/>
-                <w:color w:val="000000" w:themeColor="text1"/>
-              </w:rPr>
-            </w:pPr>
-            <w:r>
-              <w:rPr>
-                <w:rFonts w:ascii="Arial" w:hAnsi="Arial" w:cs="Arial"/>
-                <w:color w:val="000000" w:themeColor="text1"/>
-              </w:rPr>
-              <w:t>Id usuario</w:t>
-            </w:r>
-          </w:p>
-          <w:p>
-            <w:pPr>
-              <w:spacing w:line="480" w:lineRule="auto"/>
-              <w:rPr>
-                <w:rFonts w:ascii="Arial" w:hAnsi="Arial" w:cs="Arial"/>
-                <w:color w:val="000000" w:themeColor="text1"/>
-              </w:rPr>
-            </w:pPr>
-            <w:r>
-              <w:rPr>
-                <w:rFonts w:ascii="Arial" w:hAnsi="Arial" w:cs="Arial"/>
-                <w:color w:val="000000" w:themeColor="text1"/>
-              </w:rPr>
-              <w:t>Id especialista</w:t>
-            </w:r>
-          </w:p>
-          <w:p>
-            <w:pPr>
-              <w:spacing w:line="480" w:lineRule="auto"/>
-              <w:rPr>
-                <w:rFonts w:ascii="Arial" w:hAnsi="Arial" w:cs="Arial"/>
-                <w:color w:val="000000" w:themeColor="text1"/>
-              </w:rPr>
-            </w:pPr>
-          </w:p>
-        </w:tc>
-        <w:tc>
-          <w:tcPr>
-            <w:tcW w:w="4508" w:type="dxa"/>
-          </w:tcPr>
-          <w:p>
-            <w:pPr>
-              <w:spacing w:line="480" w:lineRule="auto"/>
-              <w:rPr>
-                <w:rFonts w:ascii="Arial" w:hAnsi="Arial" w:cs="Arial"/>
-                <w:b/>
-                <w:bCs/>
-                <w:color w:val="000000" w:themeColor="text1"/>
-              </w:rPr>
-            </w:pPr>
-            <w:r>
-              <w:rPr>
-                <w:rFonts w:ascii="Arial" w:hAnsi="Arial" w:cs="Arial"/>
-                <w:b/>
-                <w:bCs/>
-                <w:color w:val="000000" w:themeColor="text1"/>
-              </w:rPr>
-              <w:t>DATOS SALIDA</w:t>
-            </w:r>
-          </w:p>
-          <w:p>
-            <w:pPr>
-              <w:spacing w:line="480" w:lineRule="auto"/>
-              <w:rPr>
-                <w:rFonts w:ascii="Arial" w:hAnsi="Arial" w:cs="Arial"/>
-                <w:color w:val="000000" w:themeColor="text1"/>
-              </w:rPr>
-            </w:pPr>
-            <w:r>
-              <w:rPr>
-                <w:rFonts w:ascii="Arial" w:hAnsi="Arial" w:cs="Arial"/>
-                <w:color w:val="000000" w:themeColor="text1"/>
-              </w:rPr>
-              <w:t>Nombre especialista</w:t>
-            </w:r>
-          </w:p>
-          <w:p>
-            <w:pPr>
-              <w:spacing w:line="480" w:lineRule="auto"/>
-              <w:rPr>
-                <w:rFonts w:ascii="Arial" w:hAnsi="Arial" w:cs="Arial"/>
-                <w:color w:val="000000" w:themeColor="text1"/>
-              </w:rPr>
-            </w:pPr>
-            <w:r>
-              <w:rPr>
-                <w:rFonts w:ascii="Arial" w:hAnsi="Arial" w:cs="Arial"/>
-                <w:color w:val="000000" w:themeColor="text1"/>
-              </w:rPr>
-              <w:t>Id usuario</w:t>
-            </w:r>
-          </w:p>
-          <w:p>
-            <w:pPr>
-              <w:spacing w:line="480" w:lineRule="auto"/>
-              <w:rPr>
-                <w:rFonts w:ascii="Arial" w:hAnsi="Arial" w:cs="Arial"/>
-                <w:color w:val="000000" w:themeColor="text1"/>
-              </w:rPr>
-            </w:pPr>
-            <w:r>
-              <w:rPr>
-                <w:rFonts w:ascii="Arial" w:hAnsi="Arial" w:cs="Arial"/>
-                <w:color w:val="000000" w:themeColor="text1"/>
-              </w:rPr>
-              <w:t>Id especialista</w:t>
-            </w:r>
-          </w:p>
-          <w:p>
-            <w:pPr>
-              <w:spacing w:line="480" w:lineRule="auto"/>
-              <w:rPr>
-                <w:rFonts w:ascii="Arial" w:hAnsi="Arial" w:cs="Arial"/>
-                <w:color w:val="000000" w:themeColor="text1"/>
-              </w:rPr>
-            </w:pPr>
-            <w:r>
-              <w:rPr>
-                <w:rFonts w:ascii="Arial" w:hAnsi="Arial" w:cs="Arial"/>
-                <w:color w:val="000000" w:themeColor="text1"/>
-              </w:rPr>
-              <w:t>Idchat</w:t>
-            </w:r>
-          </w:p>
-          <w:p>
-            <w:pPr>
-              <w:spacing w:line="480" w:lineRule="auto"/>
-              <w:rPr>
-                <w:rFonts w:ascii="Arial" w:hAnsi="Arial" w:cs="Arial"/>
-                <w:color w:val="000000" w:themeColor="text1"/>
-              </w:rPr>
-            </w:pPr>
-            <w:r>
-              <w:rPr>
-                <w:rFonts w:ascii="Arial" w:hAnsi="Arial" w:cs="Arial"/>
-                <w:color w:val="000000" w:themeColor="text1"/>
-              </w:rPr>
-              <w:lastRenderedPageBreak/>
-              <w:t>Valoración</w:t>
-            </w:r>
-          </w:p>
-          <w:p>
-            <w:pPr>
-              <w:spacing w:line="480" w:lineRule="auto"/>
-              <w:rPr>
-                <w:rFonts w:ascii="Arial" w:hAnsi="Arial" w:cs="Arial"/>
-                <w:color w:val="000000" w:themeColor="text1"/>
-              </w:rPr>
-            </w:pPr>
-            <w:r>
-              <w:rPr>
-                <w:rFonts w:ascii="Arial" w:hAnsi="Arial" w:cs="Arial"/>
-                <w:color w:val="000000" w:themeColor="text1"/>
-              </w:rPr>
-              <w:t>fecha/hora</w:t>
-            </w:r>
-          </w:p>
-          <w:p>
-            <w:pPr>
-              <w:spacing w:line="480" w:lineRule="auto"/>
-              <w:rPr>
-                <w:rFonts w:ascii="Arial" w:hAnsi="Arial" w:cs="Arial"/>
-                <w:color w:val="000000" w:themeColor="text1"/>
-              </w:rPr>
-            </w:pPr>
-          </w:p>
-        </w:tc>
-      </w:tr>
-      <w:tr>
-        <w:tc>
-          <w:tcPr>
-            <w:tcW w:w="4508" w:type="dxa"/>
-          </w:tcPr>
-          <w:p>
-            <w:pPr>
-              <w:spacing w:line="480" w:lineRule="auto"/>
-              <w:rPr>
-                <w:rFonts w:ascii="Arial" w:hAnsi="Arial" w:cs="Arial"/>
-                <w:color w:val="000000" w:themeColor="text1"/>
-              </w:rPr>
-            </w:pPr>
-            <w:r>
-              <w:rPr>
-                <w:rFonts w:ascii="Arial" w:hAnsi="Arial" w:cs="Arial"/>
-                <w:b/>
-                <w:bCs/>
-                <w:color w:val="000000" w:themeColor="text1"/>
-              </w:rPr>
-              <w:lastRenderedPageBreak/>
-              <w:t>TABLAS</w:t>
-            </w:r>
-            <w:r>
-              <w:rPr>
-                <w:rFonts w:ascii="Arial" w:hAnsi="Arial" w:cs="Arial"/>
-                <w:color w:val="000000" w:themeColor="text1"/>
-              </w:rPr>
-              <w:t>:</w:t>
-            </w:r>
-          </w:p>
-          <w:p>
-            <w:pPr>
-              <w:spacing w:line="480" w:lineRule="auto"/>
-              <w:rPr>
-                <w:rFonts w:ascii="Arial" w:hAnsi="Arial" w:cs="Arial"/>
-                <w:color w:val="000000" w:themeColor="text1"/>
-              </w:rPr>
-            </w:pPr>
-            <w:r>
-              <w:rPr>
-                <w:rFonts w:ascii="Arial" w:hAnsi="Arial" w:cs="Arial"/>
-                <w:color w:val="000000" w:themeColor="text1"/>
-              </w:rPr>
-              <w:t>USUARIOS</w:t>
-            </w:r>
-          </w:p>
-          <w:p>
-            <w:pPr>
-              <w:spacing w:line="480" w:lineRule="auto"/>
-              <w:rPr>
-                <w:rFonts w:ascii="Arial" w:hAnsi="Arial" w:cs="Arial"/>
-                <w:color w:val="000000" w:themeColor="text1"/>
-              </w:rPr>
-            </w:pPr>
-            <w:r>
-              <w:rPr>
-                <w:rFonts w:ascii="Arial" w:hAnsi="Arial" w:cs="Arial"/>
-                <w:color w:val="000000" w:themeColor="text1"/>
-              </w:rPr>
-              <w:t>CHAT</w:t>
-            </w:r>
-          </w:p>
-          <w:p>
-            <w:pPr>
-              <w:spacing w:line="480" w:lineRule="auto"/>
-              <w:rPr>
-                <w:rFonts w:ascii="Arial" w:hAnsi="Arial" w:cs="Arial"/>
-                <w:color w:val="000000" w:themeColor="text1"/>
-              </w:rPr>
-            </w:pPr>
-          </w:p>
-          <w:p>
-            <w:pPr>
-              <w:spacing w:line="480" w:lineRule="auto"/>
-              <w:rPr>
-                <w:rFonts w:ascii="Arial" w:hAnsi="Arial" w:cs="Arial"/>
-                <w:color w:val="000000" w:themeColor="text1"/>
-              </w:rPr>
-            </w:pPr>
-          </w:p>
-        </w:tc>
-        <w:tc>
-          <w:tcPr>
-            <w:tcW w:w="4508" w:type="dxa"/>
-          </w:tcPr>
-          <w:p>
-            <w:pPr>
-              <w:spacing w:line="480" w:lineRule="auto"/>
-              <w:rPr>
-                <w:rFonts w:ascii="Arial" w:hAnsi="Arial" w:cs="Arial"/>
-                <w:color w:val="000000" w:themeColor="text1"/>
-              </w:rPr>
-            </w:pPr>
-            <w:r>
-              <w:rPr>
-                <w:rFonts w:ascii="Arial" w:hAnsi="Arial" w:cs="Arial"/>
-                <w:b/>
-                <w:bCs/>
-                <w:color w:val="000000" w:themeColor="text1"/>
-              </w:rPr>
-              <w:t>CLASES</w:t>
-            </w:r>
-            <w:r>
-              <w:rPr>
-                <w:rFonts w:ascii="Arial" w:hAnsi="Arial" w:cs="Arial"/>
-                <w:color w:val="000000" w:themeColor="text1"/>
-              </w:rPr>
-              <w:t>:</w:t>
-            </w:r>
-          </w:p>
-          <w:p>
-            <w:pPr>
-              <w:spacing w:line="480" w:lineRule="auto"/>
-              <w:rPr>
-                <w:rFonts w:ascii="Arial" w:hAnsi="Arial" w:cs="Arial"/>
-                <w:color w:val="000000" w:themeColor="text1"/>
-              </w:rPr>
-            </w:pPr>
-            <w:r>
-              <w:rPr>
-                <w:rFonts w:ascii="Arial" w:hAnsi="Arial" w:cs="Arial"/>
-                <w:color w:val="000000" w:themeColor="text1"/>
-              </w:rPr>
-              <w:t>ESPECIALISTA.PHP</w:t>
-            </w:r>
-          </w:p>
-          <w:p>
-            <w:pPr>
-              <w:spacing w:line="480" w:lineRule="auto"/>
-              <w:rPr>
-                <w:rFonts w:ascii="Arial" w:hAnsi="Arial" w:cs="Arial"/>
-                <w:color w:val="000000" w:themeColor="text1"/>
-              </w:rPr>
-            </w:pPr>
-            <w:r>
-              <w:rPr>
-                <w:rFonts w:ascii="Arial" w:hAnsi="Arial" w:cs="Arial"/>
-                <w:color w:val="000000" w:themeColor="text1"/>
-              </w:rPr>
-              <w:t>USUARIO NORMAL.PHP</w:t>
-            </w:r>
-          </w:p>
-          <w:p>
-            <w:pPr>
-              <w:spacing w:line="480" w:lineRule="auto"/>
-              <w:rPr>
-                <w:rFonts w:ascii="Arial" w:hAnsi="Arial" w:cs="Arial"/>
-                <w:color w:val="000000" w:themeColor="text1"/>
-              </w:rPr>
-            </w:pPr>
-            <w:r>
-              <w:rPr>
-                <w:rFonts w:ascii="Arial" w:hAnsi="Arial" w:cs="Arial"/>
-                <w:color w:val="000000" w:themeColor="text1"/>
-              </w:rPr>
-              <w:t>CHAT.PHP</w:t>
-            </w:r>
-          </w:p>
-          <w:p>
-            <w:pPr>
-              <w:spacing w:line="480" w:lineRule="auto"/>
-              <w:rPr>
-                <w:rFonts w:ascii="Arial" w:hAnsi="Arial" w:cs="Arial"/>
-                <w:color w:val="000000" w:themeColor="text1"/>
-              </w:rPr>
-            </w:pPr>
-          </w:p>
-        </w:tc>
-      </w:tr>
-      <w:tr>
-        <w:tc>
-          <w:tcPr>
-            <w:tcW w:w="9016" w:type="dxa"/>
-            <w:gridSpan w:val="2"/>
-          </w:tcPr>
-          <w:p>
-            <w:pPr>
-              <w:spacing w:line="480" w:lineRule="auto"/>
-              <w:rPr>
-                <w:rFonts w:ascii="Arial" w:hAnsi="Arial" w:cs="Arial"/>
-                <w:color w:val="000000" w:themeColor="text1"/>
-              </w:rPr>
-            </w:pPr>
-            <w:r>
-              <w:rPr>
-                <w:rFonts w:ascii="Arial" w:hAnsi="Arial" w:cs="Arial"/>
-                <w:b/>
-                <w:bCs/>
-                <w:color w:val="000000" w:themeColor="text1"/>
-              </w:rPr>
-              <w:t>INTERFACES</w:t>
-            </w:r>
-            <w:r>
-              <w:rPr>
-                <w:rFonts w:ascii="Arial" w:hAnsi="Arial" w:cs="Arial"/>
-                <w:color w:val="000000" w:themeColor="text1"/>
-              </w:rPr>
-              <w:t>:</w:t>
-            </w:r>
-          </w:p>
-          <w:p>
-            <w:pPr>
-              <w:spacing w:line="480" w:lineRule="auto"/>
-              <w:rPr>
-                <w:rFonts w:ascii="Arial" w:hAnsi="Arial" w:cs="Arial"/>
-                <w:color w:val="000000" w:themeColor="text1"/>
-              </w:rPr>
-            </w:pPr>
-            <w:r>
-              <w:rPr>
-                <w:rFonts w:ascii="Arial" w:hAnsi="Arial" w:cs="Arial"/>
-                <w:color w:val="000000" w:themeColor="text1"/>
-              </w:rPr>
-              <w:t>PERFILUSUARIO.HTML</w:t>
-            </w:r>
-          </w:p>
-          <w:p>
-            <w:pPr>
-              <w:spacing w:line="480" w:lineRule="auto"/>
-              <w:rPr>
-                <w:rFonts w:ascii="Arial" w:hAnsi="Arial" w:cs="Arial"/>
-                <w:color w:val="000000" w:themeColor="text1"/>
-              </w:rPr>
-            </w:pPr>
-            <w:r>
-              <w:rPr>
-                <w:rFonts w:ascii="Arial" w:hAnsi="Arial" w:cs="Arial"/>
-                <w:color w:val="000000" w:themeColor="text1"/>
-              </w:rPr>
-              <w:t>CHAT.HTML</w:t>
-            </w:r>
-          </w:p>
-          <w:p>
-            <w:pPr>
-              <w:spacing w:line="480" w:lineRule="auto"/>
-              <w:rPr>
-                <w:rFonts w:ascii="Arial" w:hAnsi="Arial" w:cs="Arial"/>
-                <w:color w:val="000000" w:themeColor="text1"/>
-              </w:rPr>
-            </w:pPr>
-          </w:p>
-        </w:tc>
-      </w:tr>
-    </w:tbl>
-    <w:p>
-      <w:pPr>
-        <w:spacing w:line="360" w:lineRule="auto"/>
-        <w:jc w:val="center"/>
-        <w:rPr>
-          <w:color w:val="000000" w:themeColor="text1"/>
-        </w:rPr>
-      </w:pPr>
-      <w:r>
-        <w:rPr>
-          <w:color w:val="000000" w:themeColor="text1"/>
-        </w:rPr>
-        <w:t>Tabla 1: caso de uso Pedir Ayuda</w:t>
-      </w:r>
-    </w:p>
-    <w:p>
-      <w:pPr>
-        <w:spacing w:line="360" w:lineRule="auto"/>
-        <w:jc w:val="both"/>
-        <w:rPr>
-          <w:rFonts w:ascii="Arial" w:hAnsi="Arial" w:cs="Arial"/>
-          <w:color w:val="000000" w:themeColor="text1"/>
-        </w:rPr>
-      </w:pPr>
-    </w:p>
-    <w:p>
-      <w:pPr>
-        <w:spacing w:line="360" w:lineRule="auto"/>
-        <w:jc w:val="both"/>
-        <w:rPr>
-          <w:rFonts w:ascii="Arial" w:hAnsi="Arial" w:cs="Arial"/>
-          <w:color w:val="000000" w:themeColor="text1"/>
-        </w:rPr>
-      </w:pPr>
-    </w:p>
-    <w:p>
-      <w:pPr>
-        <w:spacing w:line="360" w:lineRule="auto"/>
-        <w:jc w:val="both"/>
-        <w:rPr>
-          <w:rFonts w:ascii="Arial" w:hAnsi="Arial" w:cs="Arial"/>
-          <w:color w:val="000000" w:themeColor="text1"/>
-        </w:rPr>
-      </w:pPr>
-    </w:p>
-    <w:p>
-      <w:pPr>
-        <w:spacing w:line="360" w:lineRule="auto"/>
-        <w:jc w:val="both"/>
-        <w:rPr>
-          <w:rFonts w:ascii="Arial" w:hAnsi="Arial" w:cs="Arial"/>
-          <w:color w:val="000000" w:themeColor="text1"/>
-          <w:sz w:val="32"/>
-          <w:szCs w:val="32"/>
-        </w:rPr>
-      </w:pPr>
-      <w:r>
-        <w:rPr>
-          <w:rFonts w:ascii="Arial" w:hAnsi="Arial" w:cs="Arial"/>
-          <w:color w:val="000000" w:themeColor="text1"/>
-          <w:sz w:val="32"/>
-          <w:szCs w:val="32"/>
-        </w:rPr>
-        <w:t>DISEÑO</w:t>
-      </w:r>
-      <w:r>
-        <w:rPr>
-          <w:rFonts w:ascii="Arial" w:hAnsi="Arial" w:cs="Arial"/>
-          <w:color w:val="000000" w:themeColor="text1"/>
-          <w:sz w:val="32"/>
-          <w:szCs w:val="32"/>
-        </w:rPr>
-        <w:t>S</w:t>
-      </w:r>
-      <w:r>
-        <w:rPr>
-          <w:rFonts w:ascii="Arial" w:hAnsi="Arial" w:cs="Arial"/>
-          <w:color w:val="000000" w:themeColor="text1"/>
-          <w:sz w:val="32"/>
-          <w:szCs w:val="32"/>
-        </w:rPr>
-        <w:t xml:space="preserve"> (Los que procedan según el tipo de proyecto)</w:t>
-      </w:r>
-    </w:p>
-    <w:p>
-      <w:pPr>
-        <w:spacing w:line="360" w:lineRule="auto"/>
-        <w:jc w:val="both"/>
-        <w:rPr>
-          <w:rFonts w:ascii="Arial" w:hAnsi="Arial" w:cs="Arial"/>
-          <w:color w:val="000000" w:themeColor="text1"/>
-        </w:rPr>
-      </w:pPr>
-      <w:r>
-        <w:rPr>
-          <w:rFonts w:ascii="Arial" w:hAnsi="Arial" w:cs="Arial"/>
-          <w:b/>
-          <w:bCs/>
-          <w:color w:val="000000" w:themeColor="text1"/>
-        </w:rPr>
-        <w:t>Diagrama de clases</w:t>
-      </w:r>
-      <w:r>
-        <w:rPr>
-          <w:rFonts w:ascii="Arial" w:hAnsi="Arial" w:cs="Arial"/>
-          <w:color w:val="000000" w:themeColor="text1"/>
-        </w:rPr>
-        <w:t>.</w:t>
-      </w:r>
-    </w:p>
-    <w:p>
-      <w:pPr>
-        <w:spacing w:line="360" w:lineRule="auto"/>
-        <w:jc w:val="center"/>
-        <w:rPr>
-          <w:color w:val="000000" w:themeColor="text1"/>
-        </w:rPr>
-      </w:pPr>
-      <w:r>
-        <w:rPr>
-          <w:noProof/>
-          <w:lang w:eastAsia="es-ES"/>
-        </w:rPr>
-        <w:lastRenderedPageBreak/>
-        <w:drawing>
-          <wp:inline distT="0" distB="0" distL="0" distR="0" wp14:anchorId="2553B363" wp14:editId="52941D2E">
-            <wp:extent cx="2762907" cy="2003108"/>
-            <wp:effectExtent l="0" t="0" r="0" b="0"/>
-            <wp:docPr id="1095691568" name="Imagen 1095691568"/>
-            <wp:cNvGraphicFramePr>
-              <a:graphicFrameLocks xmlns:a="http://schemas.openxmlformats.org/drawingml/2006/main" noChangeAspect="1"/>
-            </wp:cNvGraphicFramePr>
-            <a:graphic xmlns:a="http://schemas.openxmlformats.org/drawingml/2006/main">
-              <a:graphicData uri="http://schemas.openxmlformats.org/drawingml/2006/picture">
-                <pic:pic xmlns:pic="http://schemas.openxmlformats.org/drawingml/2006/picture">
-                  <pic:nvPicPr>
-                    <pic:cNvPr id="0" name=""/>
-                    <pic:cNvPicPr/>
-                  </pic:nvPicPr>
-                  <pic:blipFill>
-                    <a:blip r:embed="rId26" cstate="print">
                       <a:extLst>
                         <a:ext uri="{28A0092B-C50C-407E-A947-70E740481C1C}">
                           <a14:useLocalDpi xmlns:a14="http://schemas.microsoft.com/office/drawing/2010/main" val="0"/>
@@ -5209,7 +4416,7 @@
                   <pic:spPr>
                     <a:xfrm>
                       <a:off x="0" y="0"/>
-                      <a:ext cx="2762907" cy="2003108"/>
+                      <a:ext cx="4538806" cy="3710596"/>
                     </a:xfrm>
                     <a:prstGeom prst="rect">
                       <a:avLst/>
@@ -5234,38 +4441,41 @@
       <w:r>
         <w:rPr>
           <w:rFonts w:ascii="Arial" w:hAnsi="Arial" w:cs="Arial"/>
-          <w:b/>
-          <w:bCs/>
-          <w:color w:val="000000" w:themeColor="text1"/>
-        </w:rPr>
-        <w:t>Diagrama E/R</w:t>
-      </w:r>
-      <w:r>
-        <w:rPr>
-          <w:rFonts w:ascii="Arial" w:hAnsi="Arial" w:cs="Arial"/>
-          <w:color w:val="000000" w:themeColor="text1"/>
-        </w:rPr>
-        <w:t xml:space="preserve"> (Entidad - Relación)</w:t>
-      </w:r>
+          <w:color w:val="000000" w:themeColor="text1"/>
+        </w:rPr>
+        <w:t>Una vez dentro, podemos elegir que es lo que queremos exportar. En este caso, vamos a exportar toda la página, por eso esta seleccionada la opción de exportar todo. Esta opción suele venir marcada por defecto. Después pinchamos en descargar el archivo</w:t>
+      </w:r>
+    </w:p>
+    <w:p>
+      <w:pPr>
+        <w:spacing w:line="360" w:lineRule="auto"/>
+        <w:jc w:val="both"/>
+        <w:rPr>
+          <w:rFonts w:ascii="Arial" w:hAnsi="Arial" w:cs="Arial"/>
+          <w:color w:val="000000" w:themeColor="text1"/>
+        </w:rPr>
+      </w:pPr>
     </w:p>
     <w:p>
       <w:pPr>
         <w:spacing w:line="360" w:lineRule="auto"/>
         <w:jc w:val="center"/>
         <w:rPr>
-          <w:color w:val="000000" w:themeColor="text1"/>
-        </w:rPr>
-      </w:pPr>
-      <w:r>
-        <w:rPr>
+          <w:rFonts w:ascii="Arial" w:hAnsi="Arial" w:cs="Arial"/>
+          <w:color w:val="000000" w:themeColor="text1"/>
+        </w:rPr>
+      </w:pPr>
+      <w:r>
+        <w:rPr>
+          <w:rFonts w:ascii="Arial" w:hAnsi="Arial" w:cs="Arial"/>
           <w:noProof/>
-          <w:lang w:eastAsia="es-ES"/>
+          <w:color w:val="000000" w:themeColor="text1"/>
         </w:rPr>
         <w:drawing>
-          <wp:inline distT="0" distB="0" distL="0" distR="0" wp14:anchorId="01B7AECA" wp14:editId="654A23C1">
-            <wp:extent cx="3777476" cy="2581275"/>
+          <wp:inline distT="0" distB="0" distL="0" distR="0" wp14:anchorId="01BE7C34" wp14:editId="03AF9529">
+            <wp:extent cx="2428875" cy="2047677"/>
             <wp:effectExtent l="0" t="0" r="0" b="0"/>
-            <wp:docPr id="866307840" name="Imagen 866307840"/>
+            <wp:docPr id="13" name="Imagen 13"/>
             <wp:cNvGraphicFramePr>
               <a:graphicFrameLocks xmlns:a="http://schemas.openxmlformats.org/drawingml/2006/main" noChangeAspect="1"/>
             </wp:cNvGraphicFramePr>
@@ -5273,17 +4483,11 @@
               <a:graphicData uri="http://schemas.openxmlformats.org/drawingml/2006/picture">
                 <pic:pic xmlns:pic="http://schemas.openxmlformats.org/drawingml/2006/picture">
                   <pic:nvPicPr>
-                    <pic:cNvPr id="0" name=""/>
+                    <pic:cNvPr id="1" name=""/>
                     <pic:cNvPicPr/>
                   </pic:nvPicPr>
                   <pic:blipFill>
-                    <a:blip r:embed="rId27">
-                      <a:extLst>
-                        <a:ext uri="{28A0092B-C50C-407E-A947-70E740481C1C}">
-                          <a14:useLocalDpi xmlns:a14="http://schemas.microsoft.com/office/drawing/2010/main" val="0"/>
-                        </a:ext>
-                      </a:extLst>
-                    </a:blip>
+                    <a:blip r:embed="rId26"/>
                     <a:stretch>
                       <a:fillRect/>
                     </a:stretch>
@@ -5291,7 +4495,7 @@
                   <pic:spPr>
                     <a:xfrm>
                       <a:off x="0" y="0"/>
-                      <a:ext cx="3777476" cy="2581275"/>
+                      <a:ext cx="2437360" cy="2054831"/>
                     </a:xfrm>
                     <a:prstGeom prst="rect">
                       <a:avLst/>
@@ -5310,36 +4514,15 @@
         <w:jc w:val="both"/>
         <w:rPr>
           <w:rFonts w:ascii="Arial" w:hAnsi="Arial" w:cs="Arial"/>
-          <w:b/>
-          <w:bCs/>
-          <w:color w:val="000000" w:themeColor="text1"/>
-        </w:rPr>
-      </w:pPr>
-    </w:p>
-    <w:p>
-      <w:pPr>
-        <w:spacing w:line="360" w:lineRule="auto"/>
-        <w:jc w:val="both"/>
-        <w:rPr>
-          <w:rFonts w:ascii="Arial" w:hAnsi="Arial" w:cs="Arial"/>
-          <w:color w:val="000000" w:themeColor="text1"/>
-        </w:rPr>
-      </w:pPr>
-      <w:r>
-        <w:rPr>
-          <w:rFonts w:ascii="Arial" w:hAnsi="Arial" w:cs="Arial"/>
-          <w:b/>
-          <w:bCs/>
-          <w:color w:val="000000" w:themeColor="text1"/>
-        </w:rPr>
-        <w:t>Diagrama de la base de datos</w:t>
-      </w:r>
-      <w:r>
-        <w:rPr>
-          <w:rFonts w:ascii="Arial" w:hAnsi="Arial" w:cs="Arial"/>
-          <w:color w:val="000000" w:themeColor="text1"/>
-        </w:rPr>
-        <w:t>. Con detalle de campos.</w:t>
+          <w:color w:val="000000" w:themeColor="text1"/>
+        </w:rPr>
+      </w:pPr>
+      <w:r>
+        <w:rPr>
+          <w:rFonts w:ascii="Arial" w:hAnsi="Arial" w:cs="Arial"/>
+          <w:color w:val="000000" w:themeColor="text1"/>
+        </w:rPr>
+        <w:t>Ahora estamos en la herramienta de Importar. Para ello debemos ir donde pone WordPress y pinchar en Instalar ahora pero nos pide acceso ftp pero es incompatible con la versión actual de WordPress por lo que debemos decirle a WordPress que no nos lo pida</w:t>
       </w:r>
     </w:p>
     <w:p>
@@ -5347,20 +4530,31 @@
         <w:spacing w:line="360" w:lineRule="auto"/>
         <w:jc w:val="center"/>
         <w:rPr>
-          <w:color w:val="000000" w:themeColor="text1"/>
-        </w:rPr>
-      </w:pPr>
-      <w:r>
-        <w:rPr>
+          <w:rFonts w:ascii="Arial" w:hAnsi="Arial" w:cs="Arial"/>
+          <w:color w:val="000000" w:themeColor="text1"/>
+        </w:rPr>
+      </w:pPr>
+    </w:p>
+    <w:p>
+      <w:pPr>
+        <w:spacing w:line="360" w:lineRule="auto"/>
+        <w:jc w:val="center"/>
+        <w:rPr>
+          <w:rFonts w:ascii="Arial" w:hAnsi="Arial" w:cs="Arial"/>
+          <w:color w:val="000000" w:themeColor="text1"/>
+        </w:rPr>
+      </w:pPr>
+      <w:r>
+        <w:rPr>
+          <w:rFonts w:ascii="Arial" w:hAnsi="Arial" w:cs="Arial"/>
           <w:noProof/>
-          <w:lang w:eastAsia="es-ES"/>
-        </w:rPr>
-        <w:lastRenderedPageBreak/>
+          <w:color w:val="000000" w:themeColor="text1"/>
+        </w:rPr>
         <w:drawing>
-          <wp:inline distT="0" distB="0" distL="0" distR="0" wp14:anchorId="30AA5F2C" wp14:editId="1C88AD07">
-            <wp:extent cx="4533900" cy="4572000"/>
-            <wp:effectExtent l="0" t="0" r="0" b="0"/>
-            <wp:docPr id="370783095" name="Imagen 370783095"/>
+          <wp:inline distT="0" distB="0" distL="0" distR="0" wp14:anchorId="329AB523" wp14:editId="2D4A801D">
+            <wp:extent cx="2450123" cy="1738263"/>
+            <wp:effectExtent l="0" t="0" r="7620" b="0"/>
+            <wp:docPr id="10" name="Imagen 10"/>
             <wp:cNvGraphicFramePr>
               <a:graphicFrameLocks xmlns:a="http://schemas.openxmlformats.org/drawingml/2006/main" noChangeAspect="1"/>
             </wp:cNvGraphicFramePr>
@@ -5368,17 +4562,11 @@
               <a:graphicData uri="http://schemas.openxmlformats.org/drawingml/2006/picture">
                 <pic:pic xmlns:pic="http://schemas.openxmlformats.org/drawingml/2006/picture">
                   <pic:nvPicPr>
-                    <pic:cNvPr id="0" name=""/>
+                    <pic:cNvPr id="1" name=""/>
                     <pic:cNvPicPr/>
                   </pic:nvPicPr>
                   <pic:blipFill>
-                    <a:blip r:embed="rId28">
-                      <a:extLst>
-                        <a:ext uri="{28A0092B-C50C-407E-A947-70E740481C1C}">
-                          <a14:useLocalDpi xmlns:a14="http://schemas.microsoft.com/office/drawing/2010/main" val="0"/>
-                        </a:ext>
-                      </a:extLst>
-                    </a:blip>
+                    <a:blip r:embed="rId27"/>
                     <a:stretch>
                       <a:fillRect/>
                     </a:stretch>
@@ -5386,7 +4574,7 @@
                   <pic:spPr>
                     <a:xfrm>
                       <a:off x="0" y="0"/>
-                      <a:ext cx="4533900" cy="4572000"/>
+                      <a:ext cx="2458232" cy="1744016"/>
                     </a:xfrm>
                     <a:prstGeom prst="rect">
                       <a:avLst/>
@@ -5402,47 +4590,87 @@
     <w:p>
       <w:pPr>
         <w:spacing w:line="360" w:lineRule="auto"/>
-        <w:jc w:val="both"/>
-        <w:rPr>
-          <w:rFonts w:ascii="Arial" w:hAnsi="Arial" w:cs="Arial"/>
-          <w:color w:val="000000" w:themeColor="text1"/>
-        </w:rPr>
-      </w:pPr>
-      <w:r>
-        <w:rPr>
-          <w:rFonts w:ascii="Arial" w:hAnsi="Arial" w:cs="Arial"/>
-          <w:b/>
-          <w:bCs/>
-          <w:color w:val="000000" w:themeColor="text1"/>
-        </w:rPr>
-        <w:t>Diagrama de flujo de navegación</w:t>
-      </w:r>
-      <w:r>
-        <w:rPr>
-          <w:rFonts w:ascii="Arial" w:hAnsi="Arial" w:cs="Arial"/>
-          <w:color w:val="000000" w:themeColor="text1"/>
-        </w:rPr>
-        <w:t>. Esquemático. Debe incluirse en la propuesta.</w:t>
-      </w:r>
-    </w:p>
-    <w:p>
-      <w:pPr>
-        <w:spacing w:line="360" w:lineRule="auto"/>
         <w:jc w:val="center"/>
         <w:rPr>
-          <w:color w:val="000000" w:themeColor="text1"/>
-        </w:rPr>
-      </w:pPr>
-      <w:r>
-        <w:rPr>
+          <w:rFonts w:ascii="Arial" w:hAnsi="Arial" w:cs="Arial"/>
+          <w:color w:val="000000" w:themeColor="text1"/>
+        </w:rPr>
+      </w:pPr>
+    </w:p>
+    <w:p>
+      <w:pPr>
+        <w:spacing w:line="360" w:lineRule="auto"/>
+        <w:jc w:val="both"/>
+        <w:rPr>
+          <w:rFonts w:ascii="Arial" w:hAnsi="Arial" w:cs="Arial"/>
+          <w:color w:val="000000" w:themeColor="text1"/>
+        </w:rPr>
+      </w:pPr>
+      <w:r>
+        <w:rPr>
+          <w:rFonts w:ascii="Arial" w:hAnsi="Arial" w:cs="Arial"/>
+          <w:color w:val="000000" w:themeColor="text1"/>
+        </w:rPr>
+        <w:t xml:space="preserve">Para que </w:t>
+      </w:r>
+      <w:r>
+        <w:rPr>
+          <w:rFonts w:ascii="Arial" w:hAnsi="Arial" w:cs="Arial"/>
+          <w:color w:val="000000" w:themeColor="text1"/>
+        </w:rPr>
+        <w:t>WordPress</w:t>
+      </w:r>
+      <w:r>
+        <w:rPr>
+          <w:rFonts w:ascii="Arial" w:hAnsi="Arial" w:cs="Arial"/>
+          <w:color w:val="000000" w:themeColor="text1"/>
+        </w:rPr>
+        <w:t xml:space="preserve"> no solicite el acceso ftp debemos ir al archivo de configuración de </w:t>
+      </w:r>
+      <w:r>
+        <w:rPr>
+          <w:rFonts w:ascii="Arial" w:hAnsi="Arial" w:cs="Arial"/>
+          <w:color w:val="000000" w:themeColor="text1"/>
+        </w:rPr>
+        <w:t>WordPress</w:t>
+      </w:r>
+      <w:r>
+        <w:rPr>
+          <w:rFonts w:ascii="Arial" w:hAnsi="Arial" w:cs="Arial"/>
+          <w:color w:val="000000" w:themeColor="text1"/>
+        </w:rPr>
+        <w:t xml:space="preserve"> bajar hasta la línea que se ve en la imagen y poner debajo estas dos líneas. Esto solo se puede hacer como administrador</w:t>
+      </w:r>
+    </w:p>
+    <w:p>
+      <w:pPr>
+        <w:spacing w:line="360" w:lineRule="auto"/>
+        <w:rPr>
+          <w:rFonts w:ascii="Arial" w:hAnsi="Arial" w:cs="Arial"/>
+          <w:color w:val="000000" w:themeColor="text1"/>
+        </w:rPr>
+      </w:pPr>
+    </w:p>
+    <w:p>
+      <w:pPr>
+        <w:spacing w:line="360" w:lineRule="auto"/>
+        <w:jc w:val="center"/>
+        <w:rPr>
+          <w:rFonts w:ascii="Arial" w:hAnsi="Arial" w:cs="Arial"/>
+          <w:color w:val="000000" w:themeColor="text1"/>
+        </w:rPr>
+      </w:pPr>
+      <w:r>
+        <w:rPr>
+          <w:rFonts w:ascii="Arial" w:hAnsi="Arial" w:cs="Arial"/>
           <w:noProof/>
-          <w:lang w:eastAsia="es-ES"/>
+          <w:color w:val="000000" w:themeColor="text1"/>
         </w:rPr>
         <w:drawing>
-          <wp:inline distT="0" distB="0" distL="0" distR="0" wp14:anchorId="4AB03804" wp14:editId="7EC9D016">
-            <wp:extent cx="4572000" cy="2133600"/>
-            <wp:effectExtent l="0" t="0" r="0" b="0"/>
-            <wp:docPr id="578934238" name="Imagen 578934238"/>
+          <wp:inline distT="0" distB="0" distL="0" distR="0" wp14:anchorId="5ED73145" wp14:editId="36288AEF">
+            <wp:extent cx="2280138" cy="2655880"/>
+            <wp:effectExtent l="0" t="0" r="6350" b="0"/>
+            <wp:docPr id="39" name="Imagen 39"/>
             <wp:cNvGraphicFramePr>
               <a:graphicFrameLocks xmlns:a="http://schemas.openxmlformats.org/drawingml/2006/main" noChangeAspect="1"/>
             </wp:cNvGraphicFramePr>
@@ -5450,17 +4678,11 @@
               <a:graphicData uri="http://schemas.openxmlformats.org/drawingml/2006/picture">
                 <pic:pic xmlns:pic="http://schemas.openxmlformats.org/drawingml/2006/picture">
                   <pic:nvPicPr>
-                    <pic:cNvPr id="0" name=""/>
+                    <pic:cNvPr id="1" name=""/>
                     <pic:cNvPicPr/>
                   </pic:nvPicPr>
                   <pic:blipFill>
-                    <a:blip r:embed="rId29" cstate="print">
-                      <a:extLst>
-                        <a:ext uri="{28A0092B-C50C-407E-A947-70E740481C1C}">
-                          <a14:useLocalDpi xmlns:a14="http://schemas.microsoft.com/office/drawing/2010/main" val="0"/>
-                        </a:ext>
-                      </a:extLst>
-                    </a:blip>
+                    <a:blip r:embed="rId28"/>
                     <a:stretch>
                       <a:fillRect/>
                     </a:stretch>
@@ -5468,7 +4690,7 @@
                   <pic:spPr>
                     <a:xfrm>
                       <a:off x="0" y="0"/>
-                      <a:ext cx="4572000" cy="2133600"/>
+                      <a:ext cx="2294840" cy="2673005"/>
                     </a:xfrm>
                     <a:prstGeom prst="rect">
                       <a:avLst/>
@@ -5487,67 +4709,15 @@
         <w:jc w:val="both"/>
         <w:rPr>
           <w:rFonts w:ascii="Arial" w:hAnsi="Arial" w:cs="Arial"/>
-          <w:b/>
-          <w:bCs/>
-          <w:color w:val="000000" w:themeColor="text1"/>
-        </w:rPr>
-      </w:pPr>
-    </w:p>
-    <w:p>
-      <w:pPr>
-        <w:spacing w:line="360" w:lineRule="auto"/>
-        <w:jc w:val="both"/>
-        <w:rPr>
-          <w:rFonts w:ascii="Arial" w:hAnsi="Arial" w:cs="Arial"/>
-          <w:b/>
-          <w:bCs/>
-          <w:color w:val="000000" w:themeColor="text1"/>
-        </w:rPr>
-      </w:pPr>
-    </w:p>
-    <w:p>
-      <w:pPr>
-        <w:spacing w:line="360" w:lineRule="auto"/>
-        <w:jc w:val="both"/>
-        <w:rPr>
-          <w:rFonts w:ascii="Arial" w:hAnsi="Arial" w:cs="Arial"/>
-          <w:b/>
-          <w:bCs/>
-          <w:color w:val="000000" w:themeColor="text1"/>
-        </w:rPr>
-      </w:pPr>
-    </w:p>
-    <w:p>
-      <w:pPr>
-        <w:spacing w:line="360" w:lineRule="auto"/>
-        <w:jc w:val="both"/>
-        <w:rPr>
-          <w:rFonts w:ascii="Arial" w:hAnsi="Arial" w:cs="Arial"/>
-          <w:color w:val="000000" w:themeColor="text1"/>
-        </w:rPr>
-      </w:pPr>
-      <w:r>
-        <w:rPr>
-          <w:rFonts w:ascii="Arial" w:hAnsi="Arial" w:cs="Arial"/>
-          <w:b/>
-          <w:bCs/>
-          <w:color w:val="000000" w:themeColor="text1"/>
-        </w:rPr>
-        <w:t>Interfaces</w:t>
-      </w:r>
-      <w:r>
-        <w:rPr>
-          <w:rFonts w:ascii="Arial" w:hAnsi="Arial" w:cs="Arial"/>
-          <w:color w:val="000000" w:themeColor="text1"/>
-        </w:rPr>
-        <w:t>.</w:t>
-      </w:r>
-      <w:r>
-        <w:rPr>
-          <w:rFonts w:ascii="Arial" w:hAnsi="Arial" w:cs="Arial"/>
-          <w:color w:val="000000" w:themeColor="text1"/>
-        </w:rPr>
-        <w:t xml:space="preserve"> Interesa ver la solución en diferentes tamaños o dispositivos.</w:t>
+          <w:color w:val="000000" w:themeColor="text1"/>
+        </w:rPr>
+      </w:pPr>
+      <w:r>
+        <w:rPr>
+          <w:rFonts w:ascii="Arial" w:hAnsi="Arial" w:cs="Arial"/>
+          <w:color w:val="000000" w:themeColor="text1"/>
+        </w:rPr>
+        <w:t>Una vez hecho ese cambio en el archivo debemos ir a la carpeta wwwroot e ir al apartado de seguridad para agregar un usuario</w:t>
       </w:r>
     </w:p>
     <w:p>
@@ -5555,19 +4725,22 @@
         <w:spacing w:line="360" w:lineRule="auto"/>
         <w:jc w:val="center"/>
         <w:rPr>
-          <w:color w:val="000000" w:themeColor="text1"/>
-        </w:rPr>
-      </w:pPr>
-      <w:r>
-        <w:rPr>
+          <w:rFonts w:ascii="Arial" w:hAnsi="Arial" w:cs="Arial"/>
+          <w:color w:val="000000" w:themeColor="text1"/>
+        </w:rPr>
+      </w:pPr>
+      <w:r>
+        <w:rPr>
+          <w:rFonts w:ascii="Arial" w:hAnsi="Arial" w:cs="Arial"/>
           <w:noProof/>
-          <w:lang w:eastAsia="es-ES"/>
-        </w:rPr>
+          <w:color w:val="000000" w:themeColor="text1"/>
+        </w:rPr>
+        <w:lastRenderedPageBreak/>
         <w:drawing>
-          <wp:inline distT="0" distB="0" distL="0" distR="0" wp14:anchorId="4D144631" wp14:editId="4DBB0B51">
-            <wp:extent cx="4572000" cy="3257550"/>
-            <wp:effectExtent l="0" t="0" r="0" b="0"/>
-            <wp:docPr id="1869668355" name="Imagen 1869668355"/>
+          <wp:inline distT="0" distB="0" distL="0" distR="0" wp14:anchorId="5637B53C" wp14:editId="33235B66">
+            <wp:extent cx="2368062" cy="1597688"/>
+            <wp:effectExtent l="0" t="0" r="0" b="2540"/>
+            <wp:docPr id="40" name="Imagen 40"/>
             <wp:cNvGraphicFramePr>
               <a:graphicFrameLocks xmlns:a="http://schemas.openxmlformats.org/drawingml/2006/main" noChangeAspect="1"/>
             </wp:cNvGraphicFramePr>
@@ -5575,17 +4748,11 @@
               <a:graphicData uri="http://schemas.openxmlformats.org/drawingml/2006/picture">
                 <pic:pic xmlns:pic="http://schemas.openxmlformats.org/drawingml/2006/picture">
                   <pic:nvPicPr>
-                    <pic:cNvPr id="0" name=""/>
+                    <pic:cNvPr id="1" name=""/>
                     <pic:cNvPicPr/>
                   </pic:nvPicPr>
                   <pic:blipFill>
-                    <a:blip r:embed="rId30">
-                      <a:extLst>
-                        <a:ext uri="{28A0092B-C50C-407E-A947-70E740481C1C}">
-                          <a14:useLocalDpi xmlns:a14="http://schemas.microsoft.com/office/drawing/2010/main" val="0"/>
-                        </a:ext>
-                      </a:extLst>
-                    </a:blip>
+                    <a:blip r:embed="rId29"/>
                     <a:stretch>
                       <a:fillRect/>
                     </a:stretch>
@@ -5593,7 +4760,7 @@
                   <pic:spPr>
                     <a:xfrm>
                       <a:off x="0" y="0"/>
-                      <a:ext cx="4572000" cy="3257550"/>
+                      <a:ext cx="2387942" cy="1611101"/>
                     </a:xfrm>
                     <a:prstGeom prst="rect">
                       <a:avLst/>
@@ -5608,14 +4775,370 @@
     </w:p>
     <w:p>
       <w:pPr>
+        <w:spacing w:line="360" w:lineRule="auto"/>
+        <w:jc w:val="both"/>
+        <w:rPr>
+          <w:rFonts w:ascii="Arial" w:hAnsi="Arial" w:cs="Arial"/>
+          <w:color w:val="000000" w:themeColor="text1"/>
+        </w:rPr>
+      </w:pPr>
+      <w:r>
+        <w:rPr>
+          <w:rFonts w:ascii="Arial" w:hAnsi="Arial" w:cs="Arial"/>
+          <w:color w:val="000000" w:themeColor="text1"/>
+        </w:rPr>
+        <w:t>Al añadir este usuario, lo que estamos haciendo es incluir a todos los usuarios que hay en el IIS</w:t>
+      </w:r>
+    </w:p>
+    <w:p>
+      <w:pPr>
+        <w:spacing w:line="360" w:lineRule="auto"/>
+        <w:jc w:val="center"/>
+        <w:rPr>
+          <w:rFonts w:ascii="Arial" w:hAnsi="Arial" w:cs="Arial"/>
+          <w:b/>
+          <w:bCs/>
+          <w:color w:val="000000" w:themeColor="text1"/>
+        </w:rPr>
+      </w:pPr>
+      <w:r>
+        <w:rPr>
+          <w:rFonts w:ascii="Arial" w:hAnsi="Arial" w:cs="Arial"/>
+          <w:b/>
+          <w:bCs/>
+          <w:noProof/>
+          <w:color w:val="000000" w:themeColor="text1"/>
+        </w:rPr>
+        <w:drawing>
+          <wp:inline distT="0" distB="0" distL="0" distR="0" wp14:anchorId="3CB1106D" wp14:editId="16997736">
+            <wp:extent cx="2256692" cy="2323439"/>
+            <wp:effectExtent l="0" t="0" r="0" b="1270"/>
+            <wp:docPr id="41" name="Imagen 41"/>
+            <wp:cNvGraphicFramePr>
+              <a:graphicFrameLocks xmlns:a="http://schemas.openxmlformats.org/drawingml/2006/main" noChangeAspect="1"/>
+            </wp:cNvGraphicFramePr>
+            <a:graphic xmlns:a="http://schemas.openxmlformats.org/drawingml/2006/main">
+              <a:graphicData uri="http://schemas.openxmlformats.org/drawingml/2006/picture">
+                <pic:pic xmlns:pic="http://schemas.openxmlformats.org/drawingml/2006/picture">
+                  <pic:nvPicPr>
+                    <pic:cNvPr id="1" name=""/>
+                    <pic:cNvPicPr/>
+                  </pic:nvPicPr>
+                  <pic:blipFill>
+                    <a:blip r:embed="rId30"/>
+                    <a:stretch>
+                      <a:fillRect/>
+                    </a:stretch>
+                  </pic:blipFill>
+                  <pic:spPr>
+                    <a:xfrm>
+                      <a:off x="0" y="0"/>
+                      <a:ext cx="2264800" cy="2331787"/>
+                    </a:xfrm>
+                    <a:prstGeom prst="rect">
+                      <a:avLst/>
+                    </a:prstGeom>
+                  </pic:spPr>
+                </pic:pic>
+              </a:graphicData>
+            </a:graphic>
+          </wp:inline>
+        </w:drawing>
+      </w:r>
+    </w:p>
+    <w:p>
+      <w:pPr>
+        <w:spacing w:line="360" w:lineRule="auto"/>
+        <w:jc w:val="both"/>
+        <w:rPr>
+          <w:rFonts w:ascii="Arial" w:hAnsi="Arial" w:cs="Arial"/>
+          <w:color w:val="000000" w:themeColor="text1"/>
+        </w:rPr>
+      </w:pPr>
+      <w:r>
+        <w:rPr>
+          <w:rFonts w:ascii="Arial" w:hAnsi="Arial" w:cs="Arial"/>
+          <w:color w:val="000000" w:themeColor="text1"/>
+        </w:rPr>
+        <w:t>Una vez agregado, lo seleccionamos y en los permisos simplemente marcamos modificar. Eso marcara automáticamente los permisos de lectura y escritura. Para asegurarnos de ese cambio pinchamos en Aplicar y después Aceptar</w:t>
+      </w:r>
+    </w:p>
+    <w:p>
+      <w:pPr>
+        <w:spacing w:line="360" w:lineRule="auto"/>
+        <w:jc w:val="center"/>
+        <w:rPr>
+          <w:rFonts w:ascii="Arial" w:hAnsi="Arial" w:cs="Arial"/>
+          <w:color w:val="000000" w:themeColor="text1"/>
+        </w:rPr>
+      </w:pPr>
+      <w:r>
+        <w:rPr>
+          <w:rFonts w:ascii="Arial" w:hAnsi="Arial" w:cs="Arial"/>
+          <w:noProof/>
+          <w:color w:val="000000" w:themeColor="text1"/>
+        </w:rPr>
+        <w:lastRenderedPageBreak/>
+        <w:drawing>
+          <wp:inline distT="0" distB="0" distL="0" distR="0" wp14:anchorId="216DE8F6" wp14:editId="049F9CCB">
+            <wp:extent cx="2286000" cy="2446365"/>
+            <wp:effectExtent l="0" t="0" r="0" b="0"/>
+            <wp:docPr id="11" name="Imagen 11"/>
+            <wp:cNvGraphicFramePr>
+              <a:graphicFrameLocks xmlns:a="http://schemas.openxmlformats.org/drawingml/2006/main" noChangeAspect="1"/>
+            </wp:cNvGraphicFramePr>
+            <a:graphic xmlns:a="http://schemas.openxmlformats.org/drawingml/2006/main">
+              <a:graphicData uri="http://schemas.openxmlformats.org/drawingml/2006/picture">
+                <pic:pic xmlns:pic="http://schemas.openxmlformats.org/drawingml/2006/picture">
+                  <pic:nvPicPr>
+                    <pic:cNvPr id="1" name=""/>
+                    <pic:cNvPicPr/>
+                  </pic:nvPicPr>
+                  <pic:blipFill>
+                    <a:blip r:embed="rId31"/>
+                    <a:stretch>
+                      <a:fillRect/>
+                    </a:stretch>
+                  </pic:blipFill>
+                  <pic:spPr>
+                    <a:xfrm>
+                      <a:off x="0" y="0"/>
+                      <a:ext cx="2293718" cy="2454624"/>
+                    </a:xfrm>
+                    <a:prstGeom prst="rect">
+                      <a:avLst/>
+                    </a:prstGeom>
+                  </pic:spPr>
+                </pic:pic>
+              </a:graphicData>
+            </a:graphic>
+          </wp:inline>
+        </w:drawing>
+      </w:r>
+    </w:p>
+    <w:p>
+      <w:pPr>
+        <w:spacing w:line="360" w:lineRule="auto"/>
+        <w:jc w:val="both"/>
+        <w:rPr>
+          <w:rFonts w:ascii="Arial" w:hAnsi="Arial" w:cs="Arial"/>
+          <w:color w:val="000000" w:themeColor="text1"/>
+        </w:rPr>
+      </w:pPr>
+      <w:r>
+        <w:rPr>
+          <w:rFonts w:ascii="Arial" w:hAnsi="Arial" w:cs="Arial"/>
+          <w:color w:val="000000" w:themeColor="text1"/>
+        </w:rPr>
+        <w:t>Hacemos los mismos pasos en la carpeta temp, el único que ya esta hecho de antemano es el de los permisos, ya que esta carpeta esta dentro de wwwroot y por tanto, sus permisos se heredan</w:t>
+      </w:r>
+    </w:p>
+    <w:p>
+      <w:pPr>
+        <w:spacing w:line="360" w:lineRule="auto"/>
+        <w:jc w:val="center"/>
+        <w:rPr>
+          <w:rFonts w:ascii="Arial" w:hAnsi="Arial" w:cs="Arial"/>
+          <w:color w:val="000000" w:themeColor="text1"/>
+        </w:rPr>
+      </w:pPr>
+    </w:p>
+    <w:p>
+      <w:pPr>
+        <w:spacing w:line="360" w:lineRule="auto"/>
+        <w:jc w:val="center"/>
+        <w:rPr>
+          <w:rFonts w:ascii="Arial" w:hAnsi="Arial" w:cs="Arial"/>
+          <w:color w:val="000000" w:themeColor="text1"/>
+        </w:rPr>
+      </w:pPr>
+    </w:p>
+    <w:p>
+      <w:pPr>
+        <w:spacing w:line="360" w:lineRule="auto"/>
+        <w:jc w:val="center"/>
+        <w:rPr>
+          <w:color w:val="000000" w:themeColor="text1"/>
+        </w:rPr>
+      </w:pPr>
+    </w:p>
+    <w:p>
+      <w:pPr>
+        <w:rPr>
+          <w:rFonts w:ascii="Arial" w:hAnsi="Arial" w:cs="Arial"/>
+          <w:b/>
+          <w:bCs/>
+          <w:color w:val="000000" w:themeColor="text1"/>
+        </w:rPr>
+      </w:pPr>
+    </w:p>
+    <w:p>
+      <w:pPr>
+        <w:spacing w:line="360" w:lineRule="auto"/>
+        <w:jc w:val="both"/>
+        <w:rPr>
+          <w:rFonts w:ascii="Arial" w:hAnsi="Arial" w:cs="Arial"/>
+          <w:color w:val="000000" w:themeColor="text1"/>
+        </w:rPr>
+      </w:pPr>
+    </w:p>
+    <w:p>
+      <w:pPr>
+        <w:spacing w:line="360" w:lineRule="auto"/>
+        <w:jc w:val="both"/>
+        <w:rPr>
+          <w:rFonts w:ascii="Arial" w:hAnsi="Arial" w:cs="Arial"/>
+          <w:color w:val="000000" w:themeColor="text1"/>
+        </w:rPr>
+      </w:pPr>
+    </w:p>
+    <w:p>
+      <w:pPr>
+        <w:spacing w:line="360" w:lineRule="auto"/>
+        <w:jc w:val="both"/>
+        <w:rPr>
+          <w:rFonts w:ascii="Arial" w:hAnsi="Arial" w:cs="Arial"/>
+          <w:color w:val="000000" w:themeColor="text1"/>
+        </w:rPr>
+      </w:pPr>
+    </w:p>
+    <w:p>
+      <w:pPr>
+        <w:spacing w:line="360" w:lineRule="auto"/>
+        <w:jc w:val="both"/>
+        <w:rPr>
+          <w:rFonts w:ascii="Arial" w:hAnsi="Arial" w:cs="Arial"/>
+          <w:color w:val="000000" w:themeColor="text1"/>
+          <w:sz w:val="32"/>
+          <w:szCs w:val="32"/>
+        </w:rPr>
+      </w:pPr>
+      <w:r>
+        <w:rPr>
+          <w:rFonts w:ascii="Arial" w:hAnsi="Arial" w:cs="Arial"/>
+          <w:color w:val="000000" w:themeColor="text1"/>
+          <w:sz w:val="32"/>
+          <w:szCs w:val="32"/>
+        </w:rPr>
+        <w:t>DISEÑO</w:t>
+      </w:r>
+      <w:r>
+        <w:rPr>
+          <w:rFonts w:ascii="Arial" w:hAnsi="Arial" w:cs="Arial"/>
+          <w:color w:val="000000" w:themeColor="text1"/>
+          <w:sz w:val="32"/>
+          <w:szCs w:val="32"/>
+        </w:rPr>
+        <w:t>S</w:t>
+      </w:r>
+      <w:r>
+        <w:rPr>
+          <w:rFonts w:ascii="Arial" w:hAnsi="Arial" w:cs="Arial"/>
+          <w:color w:val="000000" w:themeColor="text1"/>
+          <w:sz w:val="32"/>
+          <w:szCs w:val="32"/>
+        </w:rPr>
+        <w:t xml:space="preserve"> (Los que procedan según el tipo de proyecto)</w:t>
+      </w:r>
+    </w:p>
+    <w:p>
+      <w:pPr>
+        <w:spacing w:line="360" w:lineRule="auto"/>
+        <w:jc w:val="center"/>
+        <w:rPr>
+          <w:color w:val="000000" w:themeColor="text1"/>
+        </w:rPr>
+      </w:pPr>
+    </w:p>
+    <w:p>
+      <w:pPr>
+        <w:spacing w:line="360" w:lineRule="auto"/>
+        <w:jc w:val="center"/>
+        <w:rPr>
+          <w:color w:val="000000" w:themeColor="text1"/>
+        </w:rPr>
+      </w:pPr>
+    </w:p>
+    <w:p>
+      <w:pPr>
+        <w:spacing w:line="360" w:lineRule="auto"/>
+        <w:jc w:val="both"/>
+        <w:rPr>
+          <w:rFonts w:ascii="Arial" w:hAnsi="Arial" w:cs="Arial"/>
+          <w:b/>
+          <w:bCs/>
+          <w:color w:val="000000" w:themeColor="text1"/>
+        </w:rPr>
+      </w:pPr>
+    </w:p>
+    <w:p>
+      <w:pPr>
+        <w:spacing w:line="360" w:lineRule="auto"/>
+        <w:jc w:val="center"/>
+        <w:rPr>
+          <w:color w:val="000000" w:themeColor="text1"/>
+        </w:rPr>
+      </w:pPr>
+    </w:p>
+    <w:p>
+      <w:pPr>
+        <w:spacing w:line="360" w:lineRule="auto"/>
+        <w:jc w:val="both"/>
+        <w:rPr>
+          <w:rFonts w:ascii="Arial" w:hAnsi="Arial" w:cs="Arial"/>
+          <w:color w:val="000000" w:themeColor="text1"/>
+        </w:rPr>
+      </w:pPr>
+    </w:p>
+    <w:p>
+      <w:pPr>
+        <w:spacing w:line="360" w:lineRule="auto"/>
+        <w:jc w:val="center"/>
+        <w:rPr>
+          <w:color w:val="000000" w:themeColor="text1"/>
+        </w:rPr>
+      </w:pPr>
+    </w:p>
+    <w:p>
+      <w:pPr>
+        <w:spacing w:line="360" w:lineRule="auto"/>
+        <w:jc w:val="both"/>
+        <w:rPr>
+          <w:rFonts w:ascii="Arial" w:hAnsi="Arial" w:cs="Arial"/>
+          <w:b/>
+          <w:bCs/>
+          <w:color w:val="000000" w:themeColor="text1"/>
+        </w:rPr>
+      </w:pPr>
+    </w:p>
+    <w:p>
+      <w:pPr>
+        <w:spacing w:line="360" w:lineRule="auto"/>
+        <w:jc w:val="both"/>
+        <w:rPr>
+          <w:rFonts w:ascii="Arial" w:hAnsi="Arial" w:cs="Arial"/>
+          <w:b/>
+          <w:bCs/>
+          <w:color w:val="000000" w:themeColor="text1"/>
+        </w:rPr>
+      </w:pPr>
+    </w:p>
+    <w:p>
+      <w:pPr>
+        <w:spacing w:line="360" w:lineRule="auto"/>
+        <w:jc w:val="both"/>
+        <w:rPr>
+          <w:rFonts w:ascii="Arial" w:hAnsi="Arial" w:cs="Arial"/>
+          <w:b/>
+          <w:bCs/>
+          <w:color w:val="000000" w:themeColor="text1"/>
+        </w:rPr>
+      </w:pPr>
+    </w:p>
+    <w:p>
+      <w:pPr>
         <w:pStyle w:val="Descripcin"/>
       </w:pPr>
-      <w:r>
-        <w:rPr>
-          <w:color w:val="000000" w:themeColor="text1"/>
-        </w:rPr>
-        <w:br w:type="page"/>
-      </w:r>
       <w:r>
         <w:rPr>
           <w:rFonts w:ascii="Arial" w:hAnsi="Arial" w:cs="Arial"/>
@@ -5623,7 +5146,6 @@
           <w:sz w:val="28"/>
           <w:szCs w:val="28"/>
         </w:rPr>
-        <w:lastRenderedPageBreak/>
         <w:drawing>
           <wp:anchor distT="0" distB="0" distL="114300" distR="114300" simplePos="0" relativeHeight="251662336" behindDoc="0" locked="0" layoutInCell="1" allowOverlap="1" wp14:anchorId="39EE08F0" wp14:editId="61048F66">
             <wp:simplePos x="0" y="0"/>
@@ -5648,7 +5170,7 @@
                     <pic:cNvPicPr/>
                   </pic:nvPicPr>
                   <pic:blipFill>
-                    <a:blip r:embed="rId31">
+                    <a:blip r:embed="rId32">
                       <a:extLst>
                         <a:ext uri="{28A0092B-C50C-407E-A947-70E740481C1C}">
                           <a14:useLocalDpi xmlns:a14="http://schemas.microsoft.com/office/drawing/2010/main" val="0"/>
@@ -5838,16 +5360,28 @@
           <w:szCs w:val="32"/>
         </w:rPr>
       </w:pPr>
-      <w:r>
-        <w:rPr>
-          <w:rFonts w:ascii="Arial" w:hAnsi="Arial" w:cs="Arial"/>
-          <w:noProof/>
+    </w:p>
+    <w:p>
+      <w:pPr>
+        <w:spacing w:line="360" w:lineRule="auto"/>
+        <w:jc w:val="both"/>
+        <w:rPr>
+          <w:rFonts w:ascii="Arial" w:hAnsi="Arial" w:cs="Arial"/>
           <w:color w:val="000000" w:themeColor="text1"/>
           <w:sz w:val="32"/>
           <w:szCs w:val="32"/>
         </w:rPr>
+      </w:pPr>
+      <w:r>
+        <w:rPr>
+          <w:rFonts w:ascii="Arial" w:hAnsi="Arial" w:cs="Arial"/>
+          <w:noProof/>
+          <w:color w:val="000000" w:themeColor="text1"/>
+          <w:sz w:val="32"/>
+          <w:szCs w:val="32"/>
+        </w:rPr>
         <w:drawing>
-          <wp:anchor distT="0" distB="0" distL="114300" distR="114300" simplePos="0" relativeHeight="251658240" behindDoc="0" locked="0" layoutInCell="1" allowOverlap="1" wp14:anchorId="4D60C611" wp14:editId="233FBC93">
+          <wp:anchor distT="0" distB="0" distL="114300" distR="114300" simplePos="0" relativeHeight="251658240" behindDoc="0" locked="0" layoutInCell="1" allowOverlap="1" wp14:anchorId="4D60C611" wp14:editId="72D54AF8">
             <wp:simplePos x="0" y="0"/>
             <wp:positionH relativeFrom="column">
               <wp:posOffset>1916264</wp:posOffset>
@@ -5878,7 +5412,7 @@
                     <pic:cNvPicPr/>
                   </pic:nvPicPr>
                   <pic:blipFill>
-                    <a:blip r:embed="rId32" cstate="print">
+                    <a:blip r:embed="rId33" cstate="print">
                       <a:extLst>
                         <a:ext uri="{28A0092B-C50C-407E-A947-70E740481C1C}">
                           <a14:useLocalDpi xmlns:a14="http://schemas.microsoft.com/office/drawing/2010/main" val="0"/>
@@ -6013,19 +5547,54 @@
       </w:r>
     </w:p>
     <w:p/>
-    <w:p>
+    <w:p/>
+    <w:p>
+      <w:pPr>
+        <w:spacing w:line="360" w:lineRule="auto"/>
+        <w:jc w:val="both"/>
+        <w:rPr>
+          <w:rFonts w:ascii="Arial" w:hAnsi="Arial" w:cs="Arial"/>
+          <w:color w:val="000000" w:themeColor="text1"/>
+          <w:sz w:val="32"/>
+          <w:szCs w:val="32"/>
+        </w:rPr>
+      </w:pPr>
+    </w:p>
+    <w:p>
+      <w:pPr>
+        <w:spacing w:line="360" w:lineRule="auto"/>
+        <w:jc w:val="both"/>
+        <w:rPr>
+          <w:rFonts w:ascii="Arial" w:hAnsi="Arial" w:cs="Arial"/>
+          <w:color w:val="000000" w:themeColor="text1"/>
+          <w:sz w:val="32"/>
+          <w:szCs w:val="32"/>
+        </w:rPr>
+      </w:pPr>
+    </w:p>
+    <w:p>
+      <w:pPr>
+        <w:spacing w:line="360" w:lineRule="auto"/>
+        <w:jc w:val="both"/>
+        <w:rPr>
+          <w:rFonts w:ascii="Arial" w:hAnsi="Arial" w:cs="Arial"/>
+          <w:color w:val="000000" w:themeColor="text1"/>
+          <w:sz w:val="32"/>
+          <w:szCs w:val="32"/>
+        </w:rPr>
+      </w:pPr>
       <w:r>
         <w:rPr>
           <w:noProof/>
         </w:rPr>
         <w:drawing>
-          <wp:anchor distT="0" distB="0" distL="114300" distR="114300" simplePos="0" relativeHeight="251659264" behindDoc="0" locked="0" layoutInCell="1" allowOverlap="1" wp14:anchorId="1BDF8B5C" wp14:editId="6DAF4ADE">
-            <wp:simplePos x="914400" y="4818490"/>
+          <wp:anchor distT="0" distB="0" distL="114300" distR="114300" simplePos="0" relativeHeight="251659264" behindDoc="0" locked="0" layoutInCell="1" allowOverlap="1" wp14:anchorId="1BDF8B5C" wp14:editId="57566102">
+            <wp:simplePos x="0" y="0"/>
             <wp:positionH relativeFrom="margin">
-              <wp:align>center</wp:align>
+              <wp:posOffset>1761186</wp:posOffset>
             </wp:positionH>
             <wp:positionV relativeFrom="margin">
-              <wp:align>center</wp:align>
+              <wp:posOffset>-1159814</wp:posOffset>
             </wp:positionV>
             <wp:extent cx="1419225" cy="1409700"/>
             <wp:effectExtent l="0" t="0" r="9525" b="0"/>
@@ -6042,7 +5611,7 @@
                     <pic:cNvPicPr/>
                   </pic:nvPicPr>
                   <pic:blipFill>
-                    <a:blip r:embed="rId33">
+                    <a:blip r:embed="rId34">
                       <a:extLst>
                         <a:ext uri="{28A0092B-C50C-407E-A947-70E740481C1C}">
                           <a14:useLocalDpi xmlns:a14="http://schemas.microsoft.com/office/drawing/2010/main" val="0"/>
@@ -6072,42 +5641,6 @@
     <w:p>
       <w:pPr>
         <w:spacing w:line="360" w:lineRule="auto"/>
-        <w:jc w:val="both"/>
-        <w:rPr>
-          <w:rFonts w:ascii="Arial" w:hAnsi="Arial" w:cs="Arial"/>
-          <w:color w:val="000000" w:themeColor="text1"/>
-          <w:sz w:val="32"/>
-          <w:szCs w:val="32"/>
-        </w:rPr>
-      </w:pPr>
-    </w:p>
-    <w:p>
-      <w:pPr>
-        <w:spacing w:line="360" w:lineRule="auto"/>
-        <w:jc w:val="both"/>
-        <w:rPr>
-          <w:rFonts w:ascii="Arial" w:hAnsi="Arial" w:cs="Arial"/>
-          <w:color w:val="000000" w:themeColor="text1"/>
-          <w:sz w:val="32"/>
-          <w:szCs w:val="32"/>
-        </w:rPr>
-      </w:pPr>
-    </w:p>
-    <w:p>
-      <w:pPr>
-        <w:spacing w:line="360" w:lineRule="auto"/>
-        <w:jc w:val="both"/>
-        <w:rPr>
-          <w:rFonts w:ascii="Arial" w:hAnsi="Arial" w:cs="Arial"/>
-          <w:color w:val="000000" w:themeColor="text1"/>
-          <w:sz w:val="32"/>
-          <w:szCs w:val="32"/>
-        </w:rPr>
-      </w:pPr>
-    </w:p>
-    <w:p>
-      <w:pPr>
-        <w:spacing w:line="360" w:lineRule="auto"/>
         <w:jc w:val="center"/>
         <w:rPr>
           <w:rFonts w:ascii="Arial" w:hAnsi="Arial" w:cs="Arial"/>
@@ -6237,47 +5770,22 @@
           <w:szCs w:val="32"/>
         </w:rPr>
       </w:pPr>
-    </w:p>
-    <w:p>
-      <w:pPr>
-        <w:spacing w:line="360" w:lineRule="auto"/>
-        <w:jc w:val="both"/>
-        <w:rPr>
-          <w:rFonts w:ascii="Arial" w:hAnsi="Arial" w:cs="Arial"/>
+      <w:r>
+        <w:rPr>
+          <w:rFonts w:ascii="Arial" w:hAnsi="Arial" w:cs="Arial"/>
+          <w:noProof/>
           <w:color w:val="000000" w:themeColor="text1"/>
           <w:sz w:val="32"/>
           <w:szCs w:val="32"/>
         </w:rPr>
-      </w:pPr>
-    </w:p>
-    <w:p>
-      <w:pPr>
-        <w:spacing w:line="360" w:lineRule="auto"/>
-        <w:jc w:val="both"/>
-        <w:rPr>
-          <w:rFonts w:ascii="Arial" w:hAnsi="Arial" w:cs="Arial"/>
-          <w:color w:val="000000" w:themeColor="text1"/>
-          <w:sz w:val="32"/>
-          <w:szCs w:val="32"/>
-        </w:rPr>
-      </w:pPr>
-      <w:r>
-        <w:rPr>
-          <w:rFonts w:ascii="Arial" w:hAnsi="Arial" w:cs="Arial"/>
-          <w:noProof/>
-          <w:color w:val="000000" w:themeColor="text1"/>
-          <w:sz w:val="32"/>
-          <w:szCs w:val="32"/>
-        </w:rPr>
-        <w:lastRenderedPageBreak/>
         <w:drawing>
-          <wp:anchor distT="0" distB="0" distL="114300" distR="114300" simplePos="0" relativeHeight="251660288" behindDoc="0" locked="0" layoutInCell="1" allowOverlap="1" wp14:anchorId="6963D6B2" wp14:editId="73DF3DC1">
-            <wp:simplePos x="914400" y="1854200"/>
+          <wp:anchor distT="0" distB="0" distL="114300" distR="114300" simplePos="0" relativeHeight="251660288" behindDoc="0" locked="0" layoutInCell="1" allowOverlap="1" wp14:anchorId="6963D6B2" wp14:editId="554363CB">
+            <wp:simplePos x="0" y="0"/>
             <wp:positionH relativeFrom="margin">
-              <wp:align>center</wp:align>
+              <wp:posOffset>817300</wp:posOffset>
             </wp:positionH>
             <wp:positionV relativeFrom="margin">
-              <wp:align>top</wp:align>
+              <wp:posOffset>2782957</wp:posOffset>
             </wp:positionV>
             <wp:extent cx="3422650" cy="2012950"/>
             <wp:effectExtent l="0" t="0" r="6350" b="6350"/>
@@ -6294,7 +5802,7 @@
                     <pic:cNvPicPr/>
                   </pic:nvPicPr>
                   <pic:blipFill rotWithShape="1">
-                    <a:blip r:embed="rId34">
+                    <a:blip r:embed="rId35">
                       <a:extLst>
                         <a:ext uri="{28A0092B-C50C-407E-A947-70E740481C1C}">
                           <a14:useLocalDpi xmlns:a14="http://schemas.microsoft.com/office/drawing/2010/main" val="0"/>
@@ -6371,6 +5879,30 @@
         <w:rPr>
           <w:rFonts w:ascii="Arial" w:hAnsi="Arial" w:cs="Arial"/>
           <w:color w:val="000000" w:themeColor="text1"/>
+          <w:sz w:val="32"/>
+          <w:szCs w:val="32"/>
+        </w:rPr>
+      </w:pPr>
+    </w:p>
+    <w:p>
+      <w:pPr>
+        <w:spacing w:line="360" w:lineRule="auto"/>
+        <w:jc w:val="both"/>
+        <w:rPr>
+          <w:rFonts w:ascii="Arial" w:hAnsi="Arial" w:cs="Arial"/>
+          <w:color w:val="000000" w:themeColor="text1"/>
+          <w:sz w:val="32"/>
+          <w:szCs w:val="32"/>
+        </w:rPr>
+      </w:pPr>
+    </w:p>
+    <w:p>
+      <w:pPr>
+        <w:spacing w:line="360" w:lineRule="auto"/>
+        <w:jc w:val="both"/>
+        <w:rPr>
+          <w:rFonts w:ascii="Arial" w:hAnsi="Arial" w:cs="Arial"/>
+          <w:color w:val="000000" w:themeColor="text1"/>
           <w:sz w:val="24"/>
           <w:szCs w:val="24"/>
         </w:rPr>
@@ -6474,26 +6006,19 @@
           <w:rFonts w:ascii="Arial" w:hAnsi="Arial" w:cs="Arial"/>
         </w:rPr>
       </w:pPr>
-    </w:p>
-    <w:p>
-      <w:pPr>
-        <w:rPr>
-          <w:rFonts w:ascii="Arial" w:hAnsi="Arial" w:cs="Arial"/>
-        </w:rPr>
-      </w:pPr>
       <w:r>
         <w:rPr>
           <w:rFonts w:ascii="Arial" w:hAnsi="Arial" w:cs="Arial"/>
           <w:noProof/>
         </w:rPr>
         <w:drawing>
-          <wp:anchor distT="0" distB="0" distL="114300" distR="114300" simplePos="0" relativeHeight="251661312" behindDoc="0" locked="0" layoutInCell="1" allowOverlap="1" wp14:anchorId="133A7B8B" wp14:editId="159D4B53">
-            <wp:simplePos x="914400" y="4876800"/>
+          <wp:anchor distT="0" distB="0" distL="114300" distR="114300" simplePos="0" relativeHeight="251661312" behindDoc="0" locked="0" layoutInCell="1" allowOverlap="1" wp14:anchorId="133A7B8B" wp14:editId="74D39A84">
+            <wp:simplePos x="0" y="0"/>
             <wp:positionH relativeFrom="margin">
-              <wp:align>center</wp:align>
+              <wp:posOffset>1678222</wp:posOffset>
             </wp:positionH>
             <wp:positionV relativeFrom="margin">
-              <wp:align>center</wp:align>
+              <wp:posOffset>6433655</wp:posOffset>
             </wp:positionV>
             <wp:extent cx="1547948" cy="1447800"/>
             <wp:effectExtent l="0" t="0" r="0" b="0"/>
@@ -6510,7 +6035,7 @@
                     <pic:cNvPicPr/>
                   </pic:nvPicPr>
                   <pic:blipFill rotWithShape="1">
-                    <a:blip r:embed="rId35" cstate="print">
+                    <a:blip r:embed="rId36" cstate="print">
                       <a:extLst>
                         <a:ext uri="{28A0092B-C50C-407E-A947-70E740481C1C}">
                           <a14:useLocalDpi xmlns:a14="http://schemas.microsoft.com/office/drawing/2010/main" val="0"/>
@@ -6546,6 +6071,13 @@
     </w:p>
     <w:p>
       <w:pPr>
+        <w:rPr>
+          <w:rFonts w:ascii="Arial" w:hAnsi="Arial" w:cs="Arial"/>
+        </w:rPr>
+      </w:pPr>
+    </w:p>
+    <w:p>
+      <w:pPr>
         <w:spacing w:line="360" w:lineRule="auto"/>
         <w:jc w:val="both"/>
         <w:rPr>
@@ -6709,7 +6241,6 @@
           <w:rFonts w:ascii="Arial" w:hAnsi="Arial" w:cs="Arial"/>
           <w:noProof/>
         </w:rPr>
-        <w:lastRenderedPageBreak/>
         <w:drawing>
           <wp:inline distT="0" distB="0" distL="0" distR="0" wp14:anchorId="72C07F7F" wp14:editId="6D59B84A">
             <wp:extent cx="1653540" cy="1539775"/>
@@ -6726,7 +6257,7 @@
                     <pic:cNvPicPr/>
                   </pic:nvPicPr>
                   <pic:blipFill>
-                    <a:blip r:embed="rId36" cstate="print">
+                    <a:blip r:embed="rId37" cstate="print">
                       <a:extLst>
                         <a:ext uri="{28A0092B-C50C-407E-A947-70E740481C1C}">
                           <a14:useLocalDpi xmlns:a14="http://schemas.microsoft.com/office/drawing/2010/main" val="0"/>
@@ -6856,7 +6387,7 @@
           <w:noProof/>
         </w:rPr>
         <w:drawing>
-          <wp:inline distT="0" distB="0" distL="0" distR="0" wp14:anchorId="51BAC7C9" wp14:editId="107E2668">
+          <wp:inline distT="0" distB="0" distL="0" distR="0" wp14:anchorId="51BAC7C9" wp14:editId="1D698BD5">
             <wp:extent cx="1783407" cy="1935480"/>
             <wp:effectExtent l="0" t="0" r="7620" b="7620"/>
             <wp:docPr id="6" name="Imagen 6" descr="Icono&#10;&#10;El contenido generado por IA puede ser incorrecto."/>
@@ -6871,7 +6402,7 @@
                     <pic:cNvPicPr/>
                   </pic:nvPicPr>
                   <pic:blipFill>
-                    <a:blip r:embed="rId37" cstate="print">
+                    <a:blip r:embed="rId38" cstate="print">
                       <a:extLst>
                         <a:ext uri="{28A0092B-C50C-407E-A947-70E740481C1C}">
                           <a14:useLocalDpi xmlns:a14="http://schemas.microsoft.com/office/drawing/2010/main" val="0"/>
@@ -7000,13 +6531,13 @@
           <w:noProof/>
         </w:rPr>
         <w:drawing>
-          <wp:anchor distT="0" distB="0" distL="114300" distR="114300" simplePos="0" relativeHeight="251670528" behindDoc="0" locked="0" layoutInCell="1" allowOverlap="1" wp14:anchorId="58EF1327" wp14:editId="08424062">
+          <wp:anchor distT="0" distB="0" distL="114300" distR="114300" simplePos="0" relativeHeight="251670528" behindDoc="0" locked="0" layoutInCell="1" allowOverlap="1" wp14:anchorId="58EF1327" wp14:editId="4DC0F152">
             <wp:simplePos x="0" y="0"/>
             <wp:positionH relativeFrom="margin">
-              <wp:posOffset>1440180</wp:posOffset>
+              <wp:align>center</wp:align>
             </wp:positionH>
             <wp:positionV relativeFrom="margin">
-              <wp:posOffset>5483225</wp:posOffset>
+              <wp:posOffset>-195097</wp:posOffset>
             </wp:positionV>
             <wp:extent cx="2065020" cy="1764030"/>
             <wp:effectExtent l="0" t="0" r="0" b="7620"/>
@@ -7023,7 +6554,7 @@
                     <pic:cNvPicPr/>
                   </pic:nvPicPr>
                   <pic:blipFill>
-                    <a:blip r:embed="rId38" cstate="print">
+                    <a:blip r:embed="rId39" cstate="print">
                       <a:extLst>
                         <a:ext uri="{28A0092B-C50C-407E-A947-70E740481C1C}">
                           <a14:useLocalDpi xmlns:a14="http://schemas.microsoft.com/office/drawing/2010/main" val="0"/>
@@ -7203,7 +6734,6 @@
           <w:sz w:val="32"/>
           <w:szCs w:val="32"/>
         </w:rPr>
-        <w:lastRenderedPageBreak/>
         <w:t>METODOLOGÍA</w:t>
       </w:r>
     </w:p>
@@ -7636,7 +7166,7 @@
         </w:rPr>
         <w:t xml:space="preserve">Smith, J. (2023). La importancia del reciclaje en la conservación del medio ambiente. Recuperado de </w:t>
       </w:r>
-      <w:hyperlink r:id="rId39">
+      <w:hyperlink r:id="rId40">
         <w:r>
           <w:rPr>
             <w:rStyle w:val="Hipervnculo"/>
@@ -7760,12 +7290,12 @@
       </w:pPr>
     </w:p>
     <w:sectPr>
-      <w:headerReference w:type="even" r:id="rId40"/>
-      <w:headerReference w:type="default" r:id="rId41"/>
-      <w:footerReference w:type="even" r:id="rId42"/>
-      <w:footerReference w:type="default" r:id="rId43"/>
-      <w:headerReference w:type="first" r:id="rId44"/>
-      <w:footerReference w:type="first" r:id="rId45"/>
+      <w:headerReference w:type="even" r:id="rId41"/>
+      <w:headerReference w:type="default" r:id="rId42"/>
+      <w:footerReference w:type="even" r:id="rId43"/>
+      <w:footerReference w:type="default" r:id="rId44"/>
+      <w:headerReference w:type="first" r:id="rId45"/>
+      <w:footerReference w:type="first" r:id="rId46"/>
       <w:pgSz w:w="11906" w:h="16838"/>
       <w:pgMar w:top="1440" w:right="1440" w:bottom="1440" w:left="1440" w:header="720" w:footer="720" w:gutter="0"/>
       <w:cols w:space="720"/>
@@ -9321,6 +8851,26 @@
 </file>
 
 <file path=customXml/item1.xml><?xml version="1.0" encoding="utf-8"?>
+<p:properties xmlns:p="http://schemas.microsoft.com/office/2006/metadata/properties" xmlns:xsi="http://www.w3.org/2001/XMLSchema-instance" xmlns:pc="http://schemas.microsoft.com/office/infopath/2007/PartnerControls">
+  <documentManagement>
+    <TaxCatchAll xmlns="59390006-c430-45d0-b76a-cc9d620cdd55" xsi:nil="true"/>
+    <lcf76f155ced4ddcb4097134ff3c332f xmlns="439adc47-72d5-4f73-991c-913beebc2c9a">
+      <Terms xmlns="http://schemas.microsoft.com/office/infopath/2007/PartnerControls"/>
+    </lcf76f155ced4ddcb4097134ff3c332f>
+  </documentManagement>
+</p:properties>
+</file>
+
+<file path=customXml/item2.xml><?xml version="1.0" encoding="utf-8"?>
+<?mso-contentType ?>
+<FormTemplates xmlns="http://schemas.microsoft.com/sharepoint/v3/contenttype/forms">
+  <Display>DocumentLibraryForm</Display>
+  <Edit>DocumentLibraryForm</Edit>
+  <New>DocumentLibraryForm</New>
+</FormTemplates>
+</file>
+
+<file path=customXml/item3.xml><?xml version="1.0" encoding="utf-8"?>
 <ct:contentTypeSchema xmlns:ct="http://schemas.microsoft.com/office/2006/metadata/contentType" xmlns:ma="http://schemas.microsoft.com/office/2006/metadata/properties/metaAttributes" ct:_="" ma:_="" ma:contentTypeName="Documento" ma:contentTypeID="0x0101008CD8C293B1B33442A2596F7F4EB4F7DA" ma:contentTypeVersion="13" ma:contentTypeDescription="Crear nuevo documento." ma:contentTypeScope="" ma:versionID="3fff2a8d346b842f093bb3701a245707">
   <xsd:schema xmlns:xsd="http://www.w3.org/2001/XMLSchema" xmlns:xs="http://www.w3.org/2001/XMLSchema" xmlns:p="http://schemas.microsoft.com/office/2006/metadata/properties" xmlns:ns2="439adc47-72d5-4f73-991c-913beebc2c9a" xmlns:ns3="59390006-c430-45d0-b76a-cc9d620cdd55" targetNamespace="http://schemas.microsoft.com/office/2006/metadata/properties" ma:root="true" ma:fieldsID="1598023d093cbc92eb58db4e954047a9" ns2:_="" ns3:_="">
     <xsd:import namespace="439adc47-72d5-4f73-991c-913beebc2c9a"/>
@@ -9543,31 +9093,30 @@
 </ct:contentTypeSchema>
 </file>
 
-<file path=customXml/item2.xml><?xml version="1.0" encoding="utf-8"?>
-<?mso-contentType ?>
-<FormTemplates xmlns="http://schemas.microsoft.com/sharepoint/v3/contenttype/forms">
-  <Display>DocumentLibraryForm</Display>
-  <Edit>DocumentLibraryForm</Edit>
-  <New>DocumentLibraryForm</New>
-</FormTemplates>
-</file>
-
-<file path=customXml/item3.xml><?xml version="1.0" encoding="utf-8"?>
+<file path=customXml/item4.xml><?xml version="1.0" encoding="utf-8"?>
 <b:Sources xmlns:b="http://schemas.openxmlformats.org/officeDocument/2006/bibliography" xmlns="http://schemas.openxmlformats.org/officeDocument/2006/bibliography" SelectedStyle="\APASixthEditionOfficeOnline.xsl" StyleName="APA" Version="6"/>
 </file>
 
-<file path=customXml/item4.xml><?xml version="1.0" encoding="utf-8"?>
-<p:properties xmlns:p="http://schemas.microsoft.com/office/2006/metadata/properties" xmlns:xsi="http://www.w3.org/2001/XMLSchema-instance" xmlns:pc="http://schemas.microsoft.com/office/infopath/2007/PartnerControls">
-  <documentManagement>
-    <TaxCatchAll xmlns="59390006-c430-45d0-b76a-cc9d620cdd55" xsi:nil="true"/>
-    <lcf76f155ced4ddcb4097134ff3c332f xmlns="439adc47-72d5-4f73-991c-913beebc2c9a">
-      <Terms xmlns="http://schemas.microsoft.com/office/infopath/2007/PartnerControls"/>
-    </lcf76f155ced4ddcb4097134ff3c332f>
-  </documentManagement>
-</p:properties>
+<file path=customXml/itemProps1.xml><?xml version="1.0" encoding="utf-8"?>
+<ds:datastoreItem xmlns:ds="http://schemas.openxmlformats.org/officeDocument/2006/customXml" ds:itemID="{BCDA797D-315A-42FB-BB9A-CCFA3A760578}">
+  <ds:schemaRefs>
+    <ds:schemaRef ds:uri="http://schemas.microsoft.com/office/2006/metadata/properties"/>
+    <ds:schemaRef ds:uri="http://schemas.microsoft.com/office/infopath/2007/PartnerControls"/>
+    <ds:schemaRef ds:uri="59390006-c430-45d0-b76a-cc9d620cdd55"/>
+    <ds:schemaRef ds:uri="439adc47-72d5-4f73-991c-913beebc2c9a"/>
+  </ds:schemaRefs>
+</ds:datastoreItem>
 </file>
 
-<file path=customXml/itemProps1.xml><?xml version="1.0" encoding="utf-8"?>
+<file path=customXml/itemProps2.xml><?xml version="1.0" encoding="utf-8"?>
+<ds:datastoreItem xmlns:ds="http://schemas.openxmlformats.org/officeDocument/2006/customXml" ds:itemID="{42E3C8EC-5B10-45B3-8E97-FBD6324B8BB9}">
+  <ds:schemaRefs>
+    <ds:schemaRef ds:uri="http://schemas.microsoft.com/sharepoint/v3/contenttype/forms"/>
+  </ds:schemaRefs>
+</ds:datastoreItem>
+</file>
+
+<file path=customXml/itemProps3.xml><?xml version="1.0" encoding="utf-8"?>
 <ds:datastoreItem xmlns:ds="http://schemas.openxmlformats.org/officeDocument/2006/customXml" ds:itemID="{B56C9B97-3894-4B38-A6AD-295A7F0C1DBC}">
   <ds:schemaRefs>
     <ds:schemaRef ds:uri="http://schemas.microsoft.com/office/2006/metadata/contentType"/>
@@ -9586,29 +9135,10 @@
 </ds:datastoreItem>
 </file>
 
-<file path=customXml/itemProps2.xml><?xml version="1.0" encoding="utf-8"?>
-<ds:datastoreItem xmlns:ds="http://schemas.openxmlformats.org/officeDocument/2006/customXml" ds:itemID="{42E3C8EC-5B10-45B3-8E97-FBD6324B8BB9}">
-  <ds:schemaRefs>
-    <ds:schemaRef ds:uri="http://schemas.microsoft.com/sharepoint/v3/contenttype/forms"/>
-  </ds:schemaRefs>
-</ds:datastoreItem>
-</file>
-
-<file path=customXml/itemProps3.xml><?xml version="1.0" encoding="utf-8"?>
+<file path=customXml/itemProps4.xml><?xml version="1.0" encoding="utf-8"?>
 <ds:datastoreItem xmlns:ds="http://schemas.openxmlformats.org/officeDocument/2006/customXml" ds:itemID="{4DCDDEEF-4063-457A-9E32-4CEA8C90D2ED}">
   <ds:schemaRefs>
     <ds:schemaRef ds:uri="http://schemas.openxmlformats.org/officeDocument/2006/bibliography"/>
   </ds:schemaRefs>
 </ds:datastoreItem>
-</file>
-
-<file path=customXml/itemProps4.xml><?xml version="1.0" encoding="utf-8"?>
-<ds:datastoreItem xmlns:ds="http://schemas.openxmlformats.org/officeDocument/2006/customXml" ds:itemID="{BCDA797D-315A-42FB-BB9A-CCFA3A760578}">
-  <ds:schemaRefs>
-    <ds:schemaRef ds:uri="http://schemas.microsoft.com/office/2006/metadata/properties"/>
-    <ds:schemaRef ds:uri="http://schemas.microsoft.com/office/infopath/2007/PartnerControls"/>
-    <ds:schemaRef ds:uri="59390006-c430-45d0-b76a-cc9d620cdd55"/>
-    <ds:schemaRef ds:uri="439adc47-72d5-4f73-991c-913beebc2c9a"/>
-  </ds:schemaRefs>
-</ds:datastoreItem>
 </file>